--- a/FinalReportcis384.docx
+++ b/FinalReportcis384.docx
@@ -147,21 +147,7 @@
           <w:rFonts w:asciiTheme="majorBidi" w:hAnsiTheme="majorBidi" w:cstheme="majorBidi"/>
           <w:lang w:val="en-US"/>
         </w:rPr>
-        <w:t xml:space="preserve">an essential component of modern security systems, especially in </w:t>
-      </w:r>
-      <w:r>
-        <w:rPr>
-          <w:rFonts w:asciiTheme="majorBidi" w:hAnsiTheme="majorBidi" w:cstheme="majorBidi"/>
-          <w:lang w:val="en-US"/>
-        </w:rPr>
-        <w:t xml:space="preserve">certain types of </w:t>
-      </w:r>
-      <w:r>
-        <w:rPr>
-          <w:rFonts w:asciiTheme="majorBidi" w:hAnsiTheme="majorBidi" w:cstheme="majorBidi"/>
-          <w:lang w:val="en-US"/>
-        </w:rPr>
-        <w:t>environments where identification of authorized individuals is necessary. This project develops a deep-learning–based facial recognition system designed to identify known users while detecting and flagging unknown or intruder faces. Three datasets are used to support this objective: Labeled Faces in the Wild (LFW), the Yale Face Database, and a small custom dataset consisting of team-collected images for</w:t>
+        <w:t>an essential component of modern security systems, especially in certain types of environments where identification of authorized individuals is necessary. This project develops a deep-learning–based facial recognition system designed to identify known users while detecting and flagging unknown or intruder faces. Three datasets are used to support this objective: Labeled Faces in the Wild (LFW), the Yale Face Database, and a small custom dataset consisting of team-collected images for</w:t>
       </w:r>
       <w:r>
         <w:rPr>
@@ -1447,13 +1433,1320 @@
     </w:p>
     <w:p>
       <w:pPr>
+        <w:pStyle w:val="Heading1"/>
+        <w:rPr>
+          <w:b/>
+          <w:bCs/>
+        </w:rPr>
+      </w:pPr>
+      <w:r>
+        <w:rPr>
+          <w:b/>
+          <w:bCs/>
+        </w:rPr>
+        <w:t>MethoDOLOGY</w:t>
+      </w:r>
+    </w:p>
+    <w:p/>
+    <w:p>
+      <w:pPr>
         <w:jc w:val="both"/>
       </w:pPr>
+      <w:r>
+        <w:t xml:space="preserve">In this project we opted for transfer learning using a pretrained </w:t>
+      </w:r>
+      <w:proofErr w:type="spellStart"/>
+      <w:r>
+        <w:t>FaceNet</w:t>
+      </w:r>
+      <w:proofErr w:type="spellEnd"/>
+      <w:r>
+        <w:t xml:space="preserve"> model for better face representation and verification. We trained a baseline CNN model from scratch which gave around 47% accuracy. To train any model from scratch we need a large dataset and extensive computational resources. Based on the dataset we have we </w:t>
+      </w:r>
+      <w:r>
+        <w:t>can</w:t>
+      </w:r>
+      <w:r>
+        <w:t xml:space="preserve"> achieve very low accuracy model. Using a pretrained model will skip the overhead of training and extract features more </w:t>
+      </w:r>
+      <w:r>
+        <w:t>efficiently</w:t>
+      </w:r>
+      <w:r>
+        <w:t>.</w:t>
+      </w:r>
     </w:p>
     <w:p>
       <w:pPr>
         <w:jc w:val="both"/>
       </w:pPr>
+    </w:p>
+    <w:p>
+      <w:pPr>
+        <w:jc w:val="both"/>
+        <w:rPr>
+          <w:b/>
+          <w:bCs/>
+        </w:rPr>
+      </w:pPr>
+      <w:proofErr w:type="gramStart"/>
+      <w:r>
+        <w:rPr>
+          <w:b/>
+          <w:bCs/>
+        </w:rPr>
+        <w:t>A. Baseline</w:t>
+      </w:r>
+      <w:proofErr w:type="gramEnd"/>
+      <w:r>
+        <w:rPr>
+          <w:b/>
+          <w:bCs/>
+        </w:rPr>
+        <w:t xml:space="preserve"> Model:</w:t>
+      </w:r>
+    </w:p>
+    <w:p>
+      <w:pPr>
+        <w:jc w:val="both"/>
+      </w:pPr>
+      <w:r>
+        <w:t>-----about CNN</w:t>
+      </w:r>
+    </w:p>
+    <w:p>
+      <w:pPr>
+        <w:jc w:val="both"/>
+      </w:pPr>
+    </w:p>
+    <w:p>
+      <w:pPr>
+        <w:jc w:val="both"/>
+        <w:rPr>
+          <w:b/>
+          <w:bCs/>
+        </w:rPr>
+      </w:pPr>
+      <w:r>
+        <w:rPr>
+          <w:b/>
+          <w:bCs/>
+        </w:rPr>
+        <w:t>B. Transfer Learning Model:</w:t>
+      </w:r>
+    </w:p>
+    <w:p>
+      <w:pPr>
+        <w:jc w:val="both"/>
+        <w:rPr>
+          <w:b/>
+          <w:bCs/>
+        </w:rPr>
+      </w:pPr>
+    </w:p>
+    <w:p>
+      <w:pPr>
+        <w:jc w:val="both"/>
+      </w:pPr>
+      <w:r>
+        <w:t xml:space="preserve">We are using </w:t>
+      </w:r>
+      <w:proofErr w:type="spellStart"/>
+      <w:r>
+        <w:t>FaceNet</w:t>
+      </w:r>
+      <w:proofErr w:type="spellEnd"/>
+      <w:r>
+        <w:t xml:space="preserve">, a model pretrained on VGGFace2 dataset, is a deep CNN designed to map facial images into a </w:t>
+      </w:r>
+      <w:proofErr w:type="gramStart"/>
+      <w:r>
+        <w:t>512 dimensional</w:t>
+      </w:r>
+      <w:proofErr w:type="gramEnd"/>
+      <w:r>
+        <w:t xml:space="preserve"> vector. It uses distance metric to identify the similarities between faces. This model is trained </w:t>
+      </w:r>
+      <w:proofErr w:type="gramStart"/>
+      <w:r>
+        <w:t>on</w:t>
+      </w:r>
+      <w:proofErr w:type="gramEnd"/>
+      <w:r>
+        <w:t xml:space="preserve"> millions of face images that </w:t>
+      </w:r>
+      <w:proofErr w:type="gramStart"/>
+      <w:r>
+        <w:t>allows</w:t>
+      </w:r>
+      <w:proofErr w:type="gramEnd"/>
+      <w:r>
+        <w:t xml:space="preserve"> it to learn highly discriminative facial features and generalize well.</w:t>
+      </w:r>
+    </w:p>
+    <w:p>
+      <w:pPr>
+        <w:jc w:val="both"/>
+      </w:pPr>
+    </w:p>
+    <w:p>
+      <w:pPr>
+        <w:jc w:val="both"/>
+      </w:pPr>
+      <w:r>
+        <w:t xml:space="preserve">This model is trained in such a way that the embeddings of same identity or same person will be close in terms of distance while the embeddings of different people will be far apart. This </w:t>
+      </w:r>
+      <w:proofErr w:type="gramStart"/>
+      <w:r>
+        <w:t>enables</w:t>
+      </w:r>
+      <w:proofErr w:type="gramEnd"/>
+      <w:r>
+        <w:t xml:space="preserve"> to use distance as a way verify rather than classifying based on the classes. Class-based classification is not recommended as the number of people grows.</w:t>
+      </w:r>
+    </w:p>
+    <w:p>
+      <w:pPr>
+        <w:jc w:val="both"/>
+      </w:pPr>
+    </w:p>
+    <w:p>
+      <w:pPr>
+        <w:jc w:val="both"/>
+      </w:pPr>
+      <w:r>
+        <w:t xml:space="preserve">We are using </w:t>
+      </w:r>
+      <w:proofErr w:type="spellStart"/>
+      <w:r>
+        <w:t>FaceNet</w:t>
+      </w:r>
+      <w:proofErr w:type="spellEnd"/>
+      <w:r>
+        <w:t xml:space="preserve"> as it is without changing or training its internal weights. One of the reasons for this is that the dataset we have is small to train a model like this one. </w:t>
+      </w:r>
+      <w:proofErr w:type="gramStart"/>
+      <w:r>
+        <w:t>Other</w:t>
+      </w:r>
+      <w:proofErr w:type="gramEnd"/>
+      <w:r>
+        <w:t xml:space="preserve"> reason is </w:t>
+      </w:r>
+      <w:proofErr w:type="gramStart"/>
+      <w:r>
+        <w:t>that,</w:t>
+      </w:r>
+      <w:proofErr w:type="gramEnd"/>
+      <w:r>
+        <w:t xml:space="preserve"> this model performs better without training. So, when new people are added to the organization we don’t have to worry about the training anymore.</w:t>
+      </w:r>
+    </w:p>
+    <w:p>
+      <w:pPr>
+        <w:jc w:val="both"/>
+      </w:pPr>
+    </w:p>
+    <w:p>
+      <w:pPr>
+        <w:jc w:val="both"/>
+        <w:rPr>
+          <w:b/>
+          <w:bCs/>
+        </w:rPr>
+      </w:pPr>
+      <w:r>
+        <w:rPr>
+          <w:b/>
+          <w:bCs/>
+        </w:rPr>
+        <w:t>Face detection and preprocessing:</w:t>
+      </w:r>
+    </w:p>
+    <w:p>
+      <w:pPr>
+        <w:jc w:val="both"/>
+      </w:pPr>
+      <w:proofErr w:type="spellStart"/>
+      <w:r>
+        <w:t>FaceNet</w:t>
+      </w:r>
+      <w:proofErr w:type="spellEnd"/>
+      <w:r>
+        <w:t xml:space="preserve"> does a great job in extracting the facial features but before </w:t>
+      </w:r>
+      <w:proofErr w:type="spellStart"/>
+      <w:r>
+        <w:t>fedding</w:t>
+      </w:r>
+      <w:proofErr w:type="spellEnd"/>
+      <w:r>
+        <w:t xml:space="preserve"> the data into </w:t>
+      </w:r>
+      <w:proofErr w:type="spellStart"/>
+      <w:r>
+        <w:t>FaceNet</w:t>
+      </w:r>
+      <w:proofErr w:type="spellEnd"/>
+      <w:r>
+        <w:t xml:space="preserve"> we first need to identify </w:t>
+      </w:r>
+      <w:r>
+        <w:lastRenderedPageBreak/>
+        <w:t xml:space="preserve">the face in the given image. To do this we use MTCNN. MTCNN stands for Multi-task Cascaded Convolutional Network, this performs three </w:t>
+      </w:r>
+      <w:proofErr w:type="gramStart"/>
+      <w:r>
+        <w:t>step</w:t>
+      </w:r>
+      <w:proofErr w:type="gramEnd"/>
+      <w:r>
+        <w:t xml:space="preserve"> to identify faces correctly in given image. First it will detect the face then facial landmark localization and finally face alignment. Each detected face is cropped from the original images and resized to 160 x 160 pixels before sending it to </w:t>
+      </w:r>
+      <w:proofErr w:type="spellStart"/>
+      <w:r>
+        <w:t>FaceNet</w:t>
+      </w:r>
+      <w:proofErr w:type="spellEnd"/>
+      <w:r>
+        <w:t>.</w:t>
+      </w:r>
+    </w:p>
+    <w:p>
+      <w:pPr>
+        <w:jc w:val="both"/>
+      </w:pPr>
+    </w:p>
+    <w:p>
+      <w:pPr>
+        <w:jc w:val="both"/>
+        <w:rPr>
+          <w:b/>
+          <w:bCs/>
+        </w:rPr>
+      </w:pPr>
+      <w:r>
+        <w:rPr>
+          <w:b/>
+          <w:bCs/>
+        </w:rPr>
+        <w:t>Authorized or enrolled user data storage:</w:t>
+      </w:r>
+    </w:p>
+    <w:p>
+      <w:pPr>
+        <w:jc w:val="both"/>
+      </w:pPr>
+      <w:r>
+        <w:t xml:space="preserve"> We consider multiple images for each individual and for each image the following pipeline is used.</w:t>
+      </w:r>
+    </w:p>
+    <w:p>
+      <w:pPr>
+        <w:jc w:val="both"/>
+      </w:pPr>
+    </w:p>
+    <w:p>
+      <w:pPr>
+        <w:jc w:val="both"/>
+      </w:pPr>
+      <w:r>
+        <w:rPr>
+          <w:noProof/>
+        </w:rPr>
+        <w:drawing>
+          <wp:inline distT="0" distB="0" distL="0" distR="0" wp14:anchorId="5C8FAB78" wp14:editId="1DFE9EFE">
+            <wp:extent cx="3089910" cy="1802448"/>
+            <wp:effectExtent l="38100" t="0" r="15240" b="45720"/>
+            <wp:docPr id="1472152305" name="Diagram 1"/>
+            <wp:cNvGraphicFramePr/>
+            <a:graphic xmlns:a="http://schemas.openxmlformats.org/drawingml/2006/main">
+              <a:graphicData uri="http://schemas.openxmlformats.org/drawingml/2006/diagram">
+                <dgm:relIds xmlns:dgm="http://schemas.openxmlformats.org/drawingml/2006/diagram" xmlns:r="http://schemas.openxmlformats.org/officeDocument/2006/relationships" r:dm="rId12" r:lo="rId13" r:qs="rId14" r:cs="rId15"/>
+              </a:graphicData>
+            </a:graphic>
+          </wp:inline>
+        </w:drawing>
+      </w:r>
+    </w:p>
+    <w:p>
+      <w:pPr>
+        <w:jc w:val="both"/>
+      </w:pPr>
+    </w:p>
+    <w:p>
+      <w:pPr>
+        <w:jc w:val="both"/>
+      </w:pPr>
+      <w:r>
+        <w:t>This pipeline is used to create embeddings for all the authorized users, and these values are stored in a pickle file. This file can be used in the future without recomputing all the embeddings every time we need to verify a person’s identity. This avoids unnecessary computation and improves runtime performance. When new people need to be added then we simply create embeddings and append them to the pickle file.</w:t>
+      </w:r>
+    </w:p>
+    <w:p>
+      <w:pPr>
+        <w:jc w:val="both"/>
+      </w:pPr>
+    </w:p>
+    <w:p>
+      <w:pPr>
+        <w:jc w:val="both"/>
+        <w:rPr>
+          <w:b/>
+          <w:bCs/>
+        </w:rPr>
+      </w:pPr>
+      <w:r>
+        <w:rPr>
+          <w:b/>
+          <w:bCs/>
+        </w:rPr>
+        <w:t>Identify verification:</w:t>
+      </w:r>
+    </w:p>
+    <w:p>
+      <w:pPr>
+        <w:jc w:val="both"/>
+      </w:pPr>
+      <w:r>
+        <w:t xml:space="preserve">Every time someone tries to access a door, first we’ll create embeddings using </w:t>
+      </w:r>
+      <w:proofErr w:type="spellStart"/>
+      <w:r>
+        <w:t>FaceNet</w:t>
+      </w:r>
+      <w:proofErr w:type="spellEnd"/>
+      <w:r>
+        <w:t xml:space="preserve"> and then compare them with the embeddings we already have. This comparison is done by calculating Euclidean distance with the newly created embeddings and the known embeddings. When this distance crosses a decision threshold then this new person is an intruder. We will consider the minimum distance we got after all the comparisons as the identity match score. The decision threshold is fixed at the start, or it can be computed dynamically when the embeddings are created. This type of verification will avoid the overhead of training when new people need access. </w:t>
+      </w:r>
+    </w:p>
+    <w:p>
+      <w:pPr>
+        <w:jc w:val="both"/>
+      </w:pPr>
+    </w:p>
+    <w:p>
+      <w:pPr>
+        <w:jc w:val="both"/>
+        <w:rPr>
+          <w:b/>
+          <w:bCs/>
+        </w:rPr>
+      </w:pPr>
+      <w:r>
+        <w:rPr>
+          <w:b/>
+          <w:bCs/>
+        </w:rPr>
+        <w:t>Summary:</w:t>
+      </w:r>
+    </w:p>
+    <w:p>
+      <w:pPr>
+        <w:jc w:val="both"/>
+      </w:pPr>
+      <w:r>
+        <w:t>The whole transfer learning implemented in this project can be summarized as follows</w:t>
+      </w:r>
+    </w:p>
+    <w:p>
+      <w:pPr>
+        <w:pStyle w:val="ListParagraph"/>
+        <w:numPr>
+          <w:ilvl w:val="0"/>
+          <w:numId w:val="25"/>
+        </w:numPr>
+        <w:jc w:val="both"/>
+        <w:rPr>
+          <w:rFonts w:ascii="Times New Roman" w:hAnsi="Times New Roman" w:cs="Times New Roman"/>
+          <w:sz w:val="20"/>
+          <w:szCs w:val="20"/>
+        </w:rPr>
+      </w:pPr>
+      <w:r>
+        <w:rPr>
+          <w:rFonts w:ascii="Times New Roman" w:hAnsi="Times New Roman" w:cs="Times New Roman"/>
+          <w:sz w:val="20"/>
+          <w:szCs w:val="20"/>
+        </w:rPr>
+        <w:t xml:space="preserve">We are using </w:t>
+      </w:r>
+      <w:proofErr w:type="gramStart"/>
+      <w:r>
+        <w:rPr>
+          <w:rFonts w:ascii="Times New Roman" w:hAnsi="Times New Roman" w:cs="Times New Roman"/>
+          <w:sz w:val="20"/>
+          <w:szCs w:val="20"/>
+        </w:rPr>
+        <w:t>MTCNN to</w:t>
+      </w:r>
+      <w:proofErr w:type="gramEnd"/>
+      <w:r>
+        <w:rPr>
+          <w:rFonts w:ascii="Times New Roman" w:hAnsi="Times New Roman" w:cs="Times New Roman"/>
+          <w:sz w:val="20"/>
+          <w:szCs w:val="20"/>
+        </w:rPr>
+        <w:t xml:space="preserve"> for face detection in the input image.</w:t>
+      </w:r>
+    </w:p>
+    <w:p>
+      <w:pPr>
+        <w:pStyle w:val="ListParagraph"/>
+        <w:numPr>
+          <w:ilvl w:val="0"/>
+          <w:numId w:val="25"/>
+        </w:numPr>
+        <w:jc w:val="both"/>
+        <w:rPr>
+          <w:rFonts w:ascii="Times New Roman" w:hAnsi="Times New Roman" w:cs="Times New Roman"/>
+          <w:sz w:val="20"/>
+          <w:szCs w:val="20"/>
+        </w:rPr>
+      </w:pPr>
+      <w:r>
+        <w:rPr>
+          <w:rFonts w:ascii="Times New Roman" w:hAnsi="Times New Roman" w:cs="Times New Roman"/>
+          <w:sz w:val="20"/>
+          <w:szCs w:val="20"/>
+        </w:rPr>
+        <w:t xml:space="preserve">A pretrained </w:t>
+      </w:r>
+      <w:proofErr w:type="spellStart"/>
+      <w:r>
+        <w:rPr>
+          <w:rFonts w:ascii="Times New Roman" w:hAnsi="Times New Roman" w:cs="Times New Roman"/>
+          <w:sz w:val="20"/>
+          <w:szCs w:val="20"/>
+        </w:rPr>
+        <w:t>FaceNet</w:t>
+      </w:r>
+      <w:proofErr w:type="spellEnd"/>
+      <w:r>
+        <w:rPr>
+          <w:rFonts w:ascii="Times New Roman" w:hAnsi="Times New Roman" w:cs="Times New Roman"/>
+          <w:sz w:val="20"/>
+          <w:szCs w:val="20"/>
+        </w:rPr>
+        <w:t xml:space="preserve"> model to generate embeddings for authorized people.</w:t>
+      </w:r>
+    </w:p>
+    <w:p>
+      <w:pPr>
+        <w:pStyle w:val="ListParagraph"/>
+        <w:numPr>
+          <w:ilvl w:val="0"/>
+          <w:numId w:val="25"/>
+        </w:numPr>
+        <w:jc w:val="both"/>
+        <w:rPr>
+          <w:rFonts w:ascii="Times New Roman" w:hAnsi="Times New Roman" w:cs="Times New Roman"/>
+          <w:sz w:val="20"/>
+          <w:szCs w:val="20"/>
+        </w:rPr>
+      </w:pPr>
+      <w:r>
+        <w:rPr>
+          <w:rFonts w:ascii="Times New Roman" w:hAnsi="Times New Roman" w:cs="Times New Roman"/>
+          <w:sz w:val="20"/>
+          <w:szCs w:val="20"/>
+        </w:rPr>
+        <w:t xml:space="preserve">Averaged facial embeddings for each user </w:t>
+      </w:r>
+      <w:proofErr w:type="gramStart"/>
+      <w:r>
+        <w:rPr>
+          <w:rFonts w:ascii="Times New Roman" w:hAnsi="Times New Roman" w:cs="Times New Roman"/>
+          <w:sz w:val="20"/>
+          <w:szCs w:val="20"/>
+        </w:rPr>
+        <w:t>is</w:t>
+      </w:r>
+      <w:proofErr w:type="gramEnd"/>
+      <w:r>
+        <w:rPr>
+          <w:rFonts w:ascii="Times New Roman" w:hAnsi="Times New Roman" w:cs="Times New Roman"/>
+          <w:sz w:val="20"/>
+          <w:szCs w:val="20"/>
+        </w:rPr>
+        <w:t xml:space="preserve"> stored for future </w:t>
+      </w:r>
+    </w:p>
+    <w:p>
+      <w:pPr>
+        <w:pStyle w:val="ListParagraph"/>
+        <w:numPr>
+          <w:ilvl w:val="0"/>
+          <w:numId w:val="25"/>
+        </w:numPr>
+        <w:jc w:val="both"/>
+        <w:rPr>
+          <w:rFonts w:ascii="Times New Roman" w:hAnsi="Times New Roman" w:cs="Times New Roman"/>
+          <w:sz w:val="20"/>
+          <w:szCs w:val="20"/>
+        </w:rPr>
+      </w:pPr>
+      <w:r>
+        <w:rPr>
+          <w:rFonts w:ascii="Times New Roman" w:hAnsi="Times New Roman" w:cs="Times New Roman"/>
+          <w:sz w:val="20"/>
+          <w:szCs w:val="20"/>
+        </w:rPr>
+        <w:t xml:space="preserve">Identity verification using </w:t>
+      </w:r>
+      <w:proofErr w:type="spellStart"/>
+      <w:r>
+        <w:rPr>
+          <w:rFonts w:ascii="Times New Roman" w:hAnsi="Times New Roman" w:cs="Times New Roman"/>
+          <w:sz w:val="20"/>
+          <w:szCs w:val="20"/>
+        </w:rPr>
+        <w:t>Eculidean</w:t>
+      </w:r>
+      <w:proofErr w:type="spellEnd"/>
+      <w:r>
+        <w:rPr>
+          <w:rFonts w:ascii="Times New Roman" w:hAnsi="Times New Roman" w:cs="Times New Roman"/>
+          <w:sz w:val="20"/>
+          <w:szCs w:val="20"/>
+        </w:rPr>
+        <w:t xml:space="preserve"> distance matching</w:t>
+      </w:r>
+    </w:p>
+    <w:p>
+      <w:pPr>
+        <w:pStyle w:val="ListParagraph"/>
+        <w:numPr>
+          <w:ilvl w:val="0"/>
+          <w:numId w:val="25"/>
+        </w:numPr>
+        <w:jc w:val="both"/>
+        <w:rPr>
+          <w:rFonts w:ascii="Times New Roman" w:hAnsi="Times New Roman" w:cs="Times New Roman"/>
+          <w:sz w:val="20"/>
+          <w:szCs w:val="20"/>
+        </w:rPr>
+      </w:pPr>
+      <w:r>
+        <w:rPr>
+          <w:rFonts w:ascii="Times New Roman" w:hAnsi="Times New Roman" w:cs="Times New Roman"/>
+          <w:sz w:val="20"/>
+          <w:szCs w:val="20"/>
+        </w:rPr>
+        <w:t>A prefixed threshold is used as a decision boundary to identify intruders</w:t>
+      </w:r>
+    </w:p>
+    <w:p>
+      <w:pPr>
+        <w:jc w:val="both"/>
+      </w:pPr>
+      <w:proofErr w:type="spellStart"/>
+      <w:r>
+        <w:t>FaceNet</w:t>
+      </w:r>
+      <w:proofErr w:type="spellEnd"/>
+      <w:r>
+        <w:t xml:space="preserve"> is not trained or fine-tuned with the custom dataset, because the dataset is </w:t>
+      </w:r>
+      <w:proofErr w:type="gramStart"/>
+      <w:r>
+        <w:t>really small</w:t>
+      </w:r>
+      <w:proofErr w:type="gramEnd"/>
+      <w:r>
+        <w:t xml:space="preserve">. The </w:t>
+      </w:r>
+      <w:proofErr w:type="gramStart"/>
+      <w:r>
+        <w:t>models</w:t>
+      </w:r>
+      <w:proofErr w:type="gramEnd"/>
+      <w:r>
+        <w:t xml:space="preserve"> generalization ability is used directly so that we don’t have to worry too much about retraining when new people need access. This way we can</w:t>
+      </w:r>
+    </w:p>
+    <w:p>
+      <w:pPr>
+        <w:pStyle w:val="ListParagraph"/>
+        <w:numPr>
+          <w:ilvl w:val="0"/>
+          <w:numId w:val="26"/>
+        </w:numPr>
+        <w:jc w:val="both"/>
+        <w:rPr>
+          <w:rFonts w:ascii="Times New Roman" w:hAnsi="Times New Roman" w:cs="Times New Roman"/>
+          <w:sz w:val="20"/>
+          <w:szCs w:val="20"/>
+        </w:rPr>
+      </w:pPr>
+      <w:r>
+        <w:rPr>
+          <w:rFonts w:ascii="Times New Roman" w:hAnsi="Times New Roman" w:cs="Times New Roman"/>
+          <w:sz w:val="20"/>
+          <w:szCs w:val="20"/>
+        </w:rPr>
+        <w:t xml:space="preserve">Eliminate the need for training </w:t>
+      </w:r>
+    </w:p>
+    <w:p>
+      <w:pPr>
+        <w:pStyle w:val="ListParagraph"/>
+        <w:numPr>
+          <w:ilvl w:val="0"/>
+          <w:numId w:val="26"/>
+        </w:numPr>
+        <w:jc w:val="both"/>
+        <w:rPr>
+          <w:rFonts w:ascii="Times New Roman" w:hAnsi="Times New Roman" w:cs="Times New Roman"/>
+          <w:sz w:val="20"/>
+          <w:szCs w:val="20"/>
+        </w:rPr>
+      </w:pPr>
+      <w:r>
+        <w:rPr>
+          <w:rFonts w:ascii="Times New Roman" w:hAnsi="Times New Roman" w:cs="Times New Roman"/>
+          <w:sz w:val="20"/>
+          <w:szCs w:val="20"/>
+        </w:rPr>
+        <w:t>Reduces computational cost</w:t>
+      </w:r>
+    </w:p>
+    <w:p>
+      <w:pPr>
+        <w:pStyle w:val="ListParagraph"/>
+        <w:numPr>
+          <w:ilvl w:val="0"/>
+          <w:numId w:val="26"/>
+        </w:numPr>
+        <w:jc w:val="both"/>
+        <w:rPr>
+          <w:rFonts w:ascii="Times New Roman" w:hAnsi="Times New Roman" w:cs="Times New Roman"/>
+          <w:sz w:val="20"/>
+          <w:szCs w:val="20"/>
+        </w:rPr>
+      </w:pPr>
+      <w:r>
+        <w:rPr>
+          <w:rFonts w:ascii="Times New Roman" w:hAnsi="Times New Roman" w:cs="Times New Roman"/>
+          <w:sz w:val="20"/>
+          <w:szCs w:val="20"/>
+        </w:rPr>
+        <w:t>Increases run time performance</w:t>
+      </w:r>
+    </w:p>
+    <w:p>
+      <w:pPr>
+        <w:pStyle w:val="ListParagraph"/>
+        <w:numPr>
+          <w:ilvl w:val="0"/>
+          <w:numId w:val="26"/>
+        </w:numPr>
+        <w:jc w:val="both"/>
+        <w:rPr>
+          <w:rFonts w:ascii="Times New Roman" w:hAnsi="Times New Roman" w:cs="Times New Roman"/>
+        </w:rPr>
+      </w:pPr>
+      <w:r>
+        <w:rPr>
+          <w:rFonts w:ascii="Times New Roman" w:hAnsi="Times New Roman" w:cs="Times New Roman"/>
+          <w:sz w:val="20"/>
+          <w:szCs w:val="20"/>
+        </w:rPr>
+        <w:t>Fast enrollment of new people.</w:t>
+      </w:r>
+    </w:p>
+    <w:p>
+      <w:pPr>
+        <w:jc w:val="both"/>
+      </w:pPr>
+      <w:r>
+        <w:t>This implementation is more scalable and deployment ready facial recognition security system.</w:t>
+      </w:r>
+    </w:p>
+    <w:p>
+      <w:pPr>
+        <w:jc w:val="both"/>
+      </w:pPr>
+    </w:p>
+    <w:p>
+      <w:pPr>
+        <w:pStyle w:val="Heading1"/>
+        <w:rPr>
+          <w:b/>
+          <w:bCs/>
+        </w:rPr>
+      </w:pPr>
+      <w:r>
+        <w:rPr>
+          <w:b/>
+          <w:bCs/>
+        </w:rPr>
+        <w:t>TRANSFER LEARNING ARCHITECTURE</w:t>
+      </w:r>
+    </w:p>
+    <w:p/>
+    <w:p>
+      <w:pPr>
+        <w:jc w:val="both"/>
+      </w:pPr>
+      <w:r>
+        <w:t xml:space="preserve">The transfer learning model uses two separate sets of operations. First, to generate and store the authorized people’s embeddings. Second, to verify the new input image and classify it as authorized person or intruder. </w:t>
+      </w:r>
+    </w:p>
+    <w:p>
+      <w:pPr>
+        <w:jc w:val="both"/>
+      </w:pPr>
+      <w:r>
+        <w:t xml:space="preserve">During the enrollment stage, the first set of operations to store the authorized people’s embeddings, single or multiple images of each person are sent to a deep neural network and a 512-dimensional vector representing the facial features of the person are generated. These vectors are called embeddings for that person. If there are multiple images of a single person, then averaging is done to get a single vector for each identity. All embeddings for </w:t>
+      </w:r>
+      <w:proofErr w:type="gramStart"/>
+      <w:r>
+        <w:t>authorizes</w:t>
+      </w:r>
+      <w:proofErr w:type="gramEnd"/>
+      <w:r>
+        <w:t xml:space="preserve"> people are stored to a pickle file and this file will be used while verifying the people entering the building or the areas that require access.</w:t>
+      </w:r>
+    </w:p>
+    <w:p>
+      <w:pPr>
+        <w:jc w:val="both"/>
+      </w:pPr>
+      <w:r>
+        <w:t xml:space="preserve">During verification, the pretrained model is used to create embedding for the input image. Then this embedding </w:t>
+      </w:r>
+      <w:proofErr w:type="gramStart"/>
+      <w:r>
+        <w:t>are</w:t>
+      </w:r>
+      <w:proofErr w:type="gramEnd"/>
+      <w:r>
+        <w:t xml:space="preserve"> compared against all known embeddings using a </w:t>
+      </w:r>
+      <w:proofErr w:type="gramStart"/>
+      <w:r>
+        <w:t>distance based</w:t>
+      </w:r>
+      <w:proofErr w:type="gramEnd"/>
+      <w:r>
+        <w:t xml:space="preserve"> similarity metric. Based on a defined threshold, we’ll decide whether the individual is authorized or unauthorized.</w:t>
+      </w:r>
+    </w:p>
+    <w:p>
+      <w:pPr>
+        <w:jc w:val="both"/>
+      </w:pPr>
+    </w:p>
+    <w:p>
+      <w:r>
+        <w:lastRenderedPageBreak/>
+        <w:drawing>
+          <wp:inline distT="0" distB="0" distL="0" distR="0" wp14:anchorId="34B0E715" wp14:editId="6B71B74D">
+            <wp:extent cx="3061335" cy="4395715"/>
+            <wp:effectExtent l="0" t="0" r="5715" b="5080"/>
+            <wp:docPr id="547702455" name="Picture 1" descr="A diagram of a face detection process&#10;&#10;AI-generated content may be incorrect."/>
+            <wp:cNvGraphicFramePr>
+              <a:graphicFrameLocks xmlns:a="http://schemas.openxmlformats.org/drawingml/2006/main" noChangeAspect="1"/>
+            </wp:cNvGraphicFramePr>
+            <a:graphic xmlns:a="http://schemas.openxmlformats.org/drawingml/2006/main">
+              <a:graphicData uri="http://schemas.openxmlformats.org/drawingml/2006/picture">
+                <pic:pic xmlns:pic="http://schemas.openxmlformats.org/drawingml/2006/picture">
+                  <pic:nvPicPr>
+                    <pic:cNvPr id="547702455" name="Picture 1" descr="A diagram of a face detection process&#10;&#10;AI-generated content may be incorrect."/>
+                    <pic:cNvPicPr/>
+                  </pic:nvPicPr>
+                  <pic:blipFill>
+                    <a:blip r:embed="rId17"/>
+                    <a:stretch>
+                      <a:fillRect/>
+                    </a:stretch>
+                  </pic:blipFill>
+                  <pic:spPr>
+                    <a:xfrm>
+                      <a:off x="0" y="0"/>
+                      <a:ext cx="3061741" cy="4396298"/>
+                    </a:xfrm>
+                    <a:prstGeom prst="rect">
+                      <a:avLst/>
+                    </a:prstGeom>
+                  </pic:spPr>
+                </pic:pic>
+              </a:graphicData>
+            </a:graphic>
+          </wp:inline>
+        </w:drawing>
+      </w:r>
+    </w:p>
+    <w:p>
+      <w:pPr>
+        <w:pStyle w:val="Heading1"/>
+        <w:rPr>
+          <w:b/>
+          <w:bCs/>
+        </w:rPr>
+      </w:pPr>
+      <w:r>
+        <w:rPr>
+          <w:b/>
+          <w:bCs/>
+        </w:rPr>
+        <w:t>eXPERIMENTAL SETUP</w:t>
+      </w:r>
+    </w:p>
+    <w:p>
+      <w:pPr>
+        <w:pStyle w:val="Heading1"/>
+        <w:rPr>
+          <w:b/>
+          <w:bCs/>
+        </w:rPr>
+      </w:pPr>
+      <w:r>
+        <w:rPr>
+          <w:b/>
+          <w:bCs/>
+        </w:rPr>
+        <w:t>RESULTS</w:t>
+      </w:r>
+    </w:p>
+    <w:p>
+      <w:pPr>
+        <w:pStyle w:val="Heading1"/>
+        <w:rPr>
+          <w:b/>
+          <w:bCs/>
+        </w:rPr>
+      </w:pPr>
+      <w:r>
+        <w:rPr>
+          <w:b/>
+          <w:bCs/>
+        </w:rPr>
+        <w:t>cONCLUSION &amp; FUTURE WORK</w:t>
+      </w:r>
+    </w:p>
+    <w:p>
+      <w:pPr>
+        <w:pStyle w:val="Heading1"/>
+        <w:rPr>
+          <w:b/>
+          <w:bCs/>
+        </w:rPr>
+      </w:pPr>
+      <w:r>
+        <w:rPr>
+          <w:b/>
+          <w:bCs/>
+        </w:rPr>
+        <w:t>REFERENCES</w:t>
+      </w:r>
+    </w:p>
+    <w:p>
+      <w:pPr>
+        <w:jc w:val="both"/>
+      </w:pPr>
+      <w:r>
+        <w:t xml:space="preserve">[1] </w:t>
+      </w:r>
+      <w:proofErr w:type="spellStart"/>
+      <w:proofErr w:type="gramStart"/>
+      <w:r>
+        <w:t>F.Schroff</w:t>
+      </w:r>
+      <w:proofErr w:type="spellEnd"/>
+      <w:proofErr w:type="gramEnd"/>
+      <w:r>
+        <w:t>, D. Kalenichenko, J. Philbin, “</w:t>
+      </w:r>
+      <w:proofErr w:type="spellStart"/>
+      <w:r>
+        <w:t>FaceNet</w:t>
+      </w:r>
+      <w:proofErr w:type="spellEnd"/>
+      <w:r>
+        <w:t xml:space="preserve">: A Unified Embedding for Face Recognition and Clustering,” </w:t>
+      </w:r>
+      <w:r>
+        <w:t>Proceedings of the IEEE Conference on Computer Vision and Pattern Recognition (CVPR), pp. 815–823, 2015.</w:t>
+      </w:r>
+    </w:p>
+    <w:p>
+      <w:pPr>
+        <w:jc w:val="both"/>
+      </w:pPr>
+    </w:p>
+    <w:p>
+      <w:pPr>
+        <w:jc w:val="both"/>
+      </w:pPr>
+      <w:r>
+        <w:t xml:space="preserve">[2] </w:t>
+      </w:r>
+      <w:r>
+        <w:t>K. Zhang, Z. Zhang, Z. Li, and Y. Qiao,</w:t>
+      </w:r>
+      <w:r>
+        <w:t xml:space="preserve"> </w:t>
+      </w:r>
+      <w:r>
+        <w:t>“Joint Face Detection and Alignment Using Multi-</w:t>
+      </w:r>
+      <w:proofErr w:type="gramStart"/>
+      <w:r>
+        <w:t>task</w:t>
+      </w:r>
+      <w:proofErr w:type="gramEnd"/>
+      <w:r>
+        <w:t xml:space="preserve"> Cascaded Convolutional Networks,”</w:t>
+      </w:r>
+      <w:r>
+        <w:t xml:space="preserve"> </w:t>
+      </w:r>
+      <w:r>
+        <w:t>IEEE Signal Processing Letters, vol. 23, no. 10, pp. 1499–1503, 2016.</w:t>
+      </w:r>
+    </w:p>
+    <w:p>
+      <w:pPr>
+        <w:jc w:val="both"/>
+      </w:pPr>
+    </w:p>
+    <w:p>
+      <w:pPr>
+        <w:jc w:val="both"/>
+      </w:pPr>
+      <w:r>
+        <w:t xml:space="preserve">[3] </w:t>
+      </w:r>
+      <w:r>
+        <w:t>J. Deng, J. Guo, N. Xue, and S. Zafeiriou,</w:t>
+      </w:r>
+      <w:r>
+        <w:t xml:space="preserve"> </w:t>
+      </w:r>
+      <w:r>
+        <w:t>“</w:t>
+      </w:r>
+      <w:proofErr w:type="spellStart"/>
+      <w:r>
+        <w:t>ArcFace</w:t>
+      </w:r>
+      <w:proofErr w:type="spellEnd"/>
+      <w:r>
+        <w:t>: Additive Angular Margin Loss for Deep Face Recognition,”</w:t>
+      </w:r>
+      <w:r>
+        <w:t xml:space="preserve"> </w:t>
+      </w:r>
+      <w:r>
+        <w:t>Proceedings of the IEEE Conference on Computer Vision and Pattern Recognition (CVPR), 2019.</w:t>
+      </w:r>
+    </w:p>
+    <w:p>
+      <w:pPr>
+        <w:jc w:val="both"/>
+      </w:pPr>
+    </w:p>
+    <w:p>
+      <w:pPr>
+        <w:jc w:val="both"/>
+      </w:pPr>
+      <w:r>
+        <w:t xml:space="preserve">[4] </w:t>
+      </w:r>
+      <w:r>
+        <w:t>S. J. Pan and Q. Yang,</w:t>
+      </w:r>
+      <w:r>
+        <w:t xml:space="preserve"> </w:t>
+      </w:r>
+      <w:r>
+        <w:t>“A Survey on Transfer Learning,”</w:t>
+      </w:r>
+      <w:r>
+        <w:t xml:space="preserve"> </w:t>
+      </w:r>
+      <w:r>
+        <w:t>IEEE Transactions on Knowledge and Data Engineering, vol. 22, no. 10, pp. 1345–1359, 2010.</w:t>
+      </w:r>
+    </w:p>
+    <w:p>
+      <w:pPr>
+        <w:jc w:val="both"/>
+      </w:pPr>
+    </w:p>
+    <w:p>
+      <w:pPr>
+        <w:jc w:val="both"/>
+      </w:pPr>
+      <w:r>
+        <w:t xml:space="preserve">[5] </w:t>
+      </w:r>
+      <w:r>
+        <w:t>L. Best-Rowden and A. K. Jain,</w:t>
+      </w:r>
+      <w:r>
+        <w:t xml:space="preserve"> </w:t>
+      </w:r>
+      <w:r>
+        <w:t>“Longitudinal Study of Automatic Face Recognition,”</w:t>
+      </w:r>
+      <w:r>
+        <w:t xml:space="preserve"> </w:t>
+      </w:r>
+      <w:r>
+        <w:t>IEEE Transactions on Pattern Analysis and Machine Intelligence (TPAMI), vol. 40, no. 1, pp. 148–162, 2018.</w:t>
+      </w:r>
+    </w:p>
+    <w:p>
+      <w:pPr>
+        <w:jc w:val="both"/>
+      </w:pPr>
+    </w:p>
+    <w:p>
+      <w:pPr>
+        <w:jc w:val="both"/>
+      </w:pPr>
+      <w:r>
+        <w:t xml:space="preserve">[6] </w:t>
+      </w:r>
+      <w:r>
+        <w:t>Q. Cao, L. Shen, W. Xie, O. M. Parkhi, and A. Zisserman,</w:t>
+      </w:r>
+      <w:r>
+        <w:t xml:space="preserve"> </w:t>
+      </w:r>
+      <w:r>
+        <w:t xml:space="preserve">“VGGFace2: A Dataset for </w:t>
+      </w:r>
+      <w:proofErr w:type="spellStart"/>
+      <w:r>
+        <w:t>Recognising</w:t>
+      </w:r>
+      <w:proofErr w:type="spellEnd"/>
+      <w:r>
+        <w:t xml:space="preserve"> Faces Across Pose and</w:t>
+      </w:r>
+      <w:r>
+        <w:t xml:space="preserve"> </w:t>
+      </w:r>
+      <w:r>
+        <w:t>Age,”</w:t>
+      </w:r>
+      <w:r>
+        <w:t xml:space="preserve"> </w:t>
+      </w:r>
+      <w:r>
+        <w:t>13th IEEE International Conference on Automatic Face &amp; Gesture Recognition (FG 2018), pp. 67–74, 2018.</w:t>
+      </w:r>
+    </w:p>
+    <w:p>
+      <w:pPr>
+        <w:jc w:val="both"/>
+      </w:pPr>
+    </w:p>
+    <w:p>
+      <w:pPr>
+        <w:jc w:val="both"/>
+      </w:pPr>
+      <w:r>
+        <w:t xml:space="preserve">[7] </w:t>
+      </w:r>
+      <w:r>
+        <w:t xml:space="preserve">Y. </w:t>
+      </w:r>
+      <w:proofErr w:type="spellStart"/>
+      <w:r>
+        <w:t>Taigman</w:t>
+      </w:r>
+      <w:proofErr w:type="spellEnd"/>
+      <w:r>
+        <w:t xml:space="preserve">, M. Yang, M. </w:t>
+      </w:r>
+      <w:proofErr w:type="spellStart"/>
+      <w:r>
+        <w:t>Ranzato</w:t>
+      </w:r>
+      <w:proofErr w:type="spellEnd"/>
+      <w:r>
+        <w:t>, and L. Wolf,</w:t>
+      </w:r>
+      <w:r>
+        <w:t xml:space="preserve"> </w:t>
+      </w:r>
+      <w:r>
+        <w:t>“</w:t>
+      </w:r>
+      <w:proofErr w:type="spellStart"/>
+      <w:r>
+        <w:t>DeepFace</w:t>
+      </w:r>
+      <w:proofErr w:type="spellEnd"/>
+      <w:r>
+        <w:t>: Closing the Gap to Human-Level Performance in Face Verification,”</w:t>
+      </w:r>
+      <w:r>
+        <w:t xml:space="preserve"> </w:t>
+      </w:r>
+      <w:r>
+        <w:t>Proceedings of the IEEE Conference on Computer Vision and Pattern Recognition (CVPR), 2014.</w:t>
+      </w:r>
+    </w:p>
+    <w:p>
+      <w:pPr>
+        <w:jc w:val="both"/>
+      </w:pPr>
+    </w:p>
+    <w:p>
+      <w:pPr>
+        <w:jc w:val="both"/>
+      </w:pPr>
+      <w:r>
+        <w:t xml:space="preserve">[8] </w:t>
+      </w:r>
+      <w:r>
+        <w:t>A. K. Jain, A. Ross, and S. Prabhakar,</w:t>
+      </w:r>
+      <w:r>
+        <w:t xml:space="preserve"> </w:t>
+      </w:r>
+      <w:r>
+        <w:t>“An Introduction to Biometric Recognition,”</w:t>
+      </w:r>
+      <w:r>
+        <w:t xml:space="preserve"> </w:t>
+      </w:r>
+      <w:r>
+        <w:t>IEEE Transactions on Circuits and Systems for Video Technology, vol. 14, no. 1, pp. 4–20, 2004.</w:t>
+      </w:r>
+    </w:p>
+    <w:p>
+      <w:pPr>
+        <w:jc w:val="both"/>
+      </w:pPr>
+    </w:p>
+    <w:p>
+      <w:pPr>
+        <w:jc w:val="both"/>
+      </w:pPr>
+      <w:r>
+        <w:t xml:space="preserve">[9] </w:t>
+      </w:r>
+      <w:r>
+        <w:t>O. M. Parkhi, A. Vedaldi, and A. Zisserman,</w:t>
+      </w:r>
+      <w:r>
+        <w:t xml:space="preserve"> </w:t>
+      </w:r>
+      <w:r>
+        <w:t>“Deep Face Recognition,”</w:t>
+      </w:r>
+      <w:r>
+        <w:t xml:space="preserve"> </w:t>
+      </w:r>
+      <w:r>
+        <w:t>British Machine Vision Conference (BMVC), 2015.</w:t>
+      </w:r>
+    </w:p>
+    <w:p>
+      <w:pPr>
+        <w:jc w:val="both"/>
+      </w:pPr>
+    </w:p>
+    <w:p>
+      <w:pPr>
+        <w:jc w:val="both"/>
+      </w:pPr>
+      <w:r>
+        <w:t xml:space="preserve">[10] </w:t>
+      </w:r>
+      <w:r>
+        <w:t>J. Deng, J. Guo, T. Liu, M. Gong, and S. Zafeiriou,</w:t>
+      </w:r>
+      <w:r>
+        <w:t xml:space="preserve"> </w:t>
+      </w:r>
+      <w:r>
+        <w:t xml:space="preserve">“Sub-center </w:t>
+      </w:r>
+      <w:proofErr w:type="spellStart"/>
+      <w:r>
+        <w:t>ArcFace</w:t>
+      </w:r>
+      <w:proofErr w:type="spellEnd"/>
+      <w:r>
+        <w:t>: Boosting Face Recognition by Large-Scale Noisy Web Faces,”</w:t>
+      </w:r>
+      <w:r>
+        <w:t xml:space="preserve"> </w:t>
+      </w:r>
+      <w:r>
+        <w:t>European Conference on Computer Vision (ECCV), 2020.</w:t>
+      </w:r>
+    </w:p>
+    <w:p>
+      <w:pPr>
+        <w:jc w:val="both"/>
+      </w:pPr>
+    </w:p>
+    <w:p>
+      <w:pPr>
+        <w:jc w:val="both"/>
+      </w:pPr>
+      <w:r>
+        <w:t xml:space="preserve">[11] </w:t>
+      </w:r>
+      <w:r>
+        <w:t>S. Bhattacharjee, R. Das, and S. Mukhopadhyay,</w:t>
+      </w:r>
+      <w:r>
+        <w:t xml:space="preserve"> </w:t>
+      </w:r>
+      <w:r>
+        <w:t>“Face Recognition in Surveillance Systems: A Survey,”</w:t>
+      </w:r>
+      <w:r>
+        <w:t xml:space="preserve"> </w:t>
+      </w:r>
+      <w:r>
+        <w:t>IEEE Access, vol. 8, pp. 21975–22002, 2020.</w:t>
+      </w:r>
+    </w:p>
+    <w:p>
+      <w:pPr>
+        <w:jc w:val="both"/>
+      </w:pPr>
+    </w:p>
+    <w:p>
+      <w:pPr>
+        <w:jc w:val="both"/>
+      </w:pPr>
+      <w:r>
+        <w:t xml:space="preserve">[12] </w:t>
+      </w:r>
+      <w:r>
+        <w:t>T. de Freitas Pereira, A. Anjos, J. De Martino, and S. Marcel,</w:t>
+      </w:r>
+      <w:r>
+        <w:t xml:space="preserve"> </w:t>
+      </w:r>
+      <w:r>
+        <w:t xml:space="preserve">“Can Face Anti-Spoofing Countermeasures Work in a </w:t>
+      </w:r>
+      <w:proofErr w:type="gramStart"/>
+      <w:r>
+        <w:t>Real World</w:t>
+      </w:r>
+      <w:proofErr w:type="gramEnd"/>
+      <w:r>
+        <w:t xml:space="preserve"> Scenario?”</w:t>
+      </w:r>
+      <w:r>
+        <w:t xml:space="preserve"> </w:t>
+      </w:r>
+      <w:r>
+        <w:t>IEEE International Conference on Biometrics, 2012.</w:t>
+      </w:r>
     </w:p>
     <w:sectPr>
       <w:type w:val="continuous"/>
@@ -1854,6 +3147,95 @@
     </w:lvl>
   </w:abstractNum>
   <w:abstractNum w:abstractNumId="11" w15:restartNumberingAfterBreak="0">
+    <w:nsid w:val="068A0085"/>
+    <w:multiLevelType w:val="hybridMultilevel"/>
+    <w:tmpl w:val="73DAF1BC"/>
+    <w:lvl w:ilvl="0" w:tplc="0409000F">
+      <w:start w:val="1"/>
+      <w:numFmt w:val="decimal"/>
+      <w:lvlText w:val="%1."/>
+      <w:lvlJc w:val="left"/>
+      <w:pPr>
+        <w:ind w:left="720" w:hanging="360"/>
+      </w:pPr>
+      <w:rPr>
+        <w:rFonts w:hint="default"/>
+      </w:rPr>
+    </w:lvl>
+    <w:lvl w:ilvl="1" w:tplc="04090019" w:tentative="1">
+      <w:start w:val="1"/>
+      <w:numFmt w:val="lowerLetter"/>
+      <w:lvlText w:val="%2."/>
+      <w:lvlJc w:val="left"/>
+      <w:pPr>
+        <w:ind w:left="1440" w:hanging="360"/>
+      </w:pPr>
+    </w:lvl>
+    <w:lvl w:ilvl="2" w:tplc="0409001B" w:tentative="1">
+      <w:start w:val="1"/>
+      <w:numFmt w:val="lowerRoman"/>
+      <w:lvlText w:val="%3."/>
+      <w:lvlJc w:val="right"/>
+      <w:pPr>
+        <w:ind w:left="2160" w:hanging="180"/>
+      </w:pPr>
+    </w:lvl>
+    <w:lvl w:ilvl="3" w:tplc="0409000F" w:tentative="1">
+      <w:start w:val="1"/>
+      <w:numFmt w:val="decimal"/>
+      <w:lvlText w:val="%4."/>
+      <w:lvlJc w:val="left"/>
+      <w:pPr>
+        <w:ind w:left="2880" w:hanging="360"/>
+      </w:pPr>
+    </w:lvl>
+    <w:lvl w:ilvl="4" w:tplc="04090019" w:tentative="1">
+      <w:start w:val="1"/>
+      <w:numFmt w:val="lowerLetter"/>
+      <w:lvlText w:val="%5."/>
+      <w:lvlJc w:val="left"/>
+      <w:pPr>
+        <w:ind w:left="3600" w:hanging="360"/>
+      </w:pPr>
+    </w:lvl>
+    <w:lvl w:ilvl="5" w:tplc="0409001B" w:tentative="1">
+      <w:start w:val="1"/>
+      <w:numFmt w:val="lowerRoman"/>
+      <w:lvlText w:val="%6."/>
+      <w:lvlJc w:val="right"/>
+      <w:pPr>
+        <w:ind w:left="4320" w:hanging="180"/>
+      </w:pPr>
+    </w:lvl>
+    <w:lvl w:ilvl="6" w:tplc="0409000F" w:tentative="1">
+      <w:start w:val="1"/>
+      <w:numFmt w:val="decimal"/>
+      <w:lvlText w:val="%7."/>
+      <w:lvlJc w:val="left"/>
+      <w:pPr>
+        <w:ind w:left="5040" w:hanging="360"/>
+      </w:pPr>
+    </w:lvl>
+    <w:lvl w:ilvl="7" w:tplc="04090019" w:tentative="1">
+      <w:start w:val="1"/>
+      <w:numFmt w:val="lowerLetter"/>
+      <w:lvlText w:val="%8."/>
+      <w:lvlJc w:val="left"/>
+      <w:pPr>
+        <w:ind w:left="5760" w:hanging="360"/>
+      </w:pPr>
+    </w:lvl>
+    <w:lvl w:ilvl="8" w:tplc="0409001B" w:tentative="1">
+      <w:start w:val="1"/>
+      <w:numFmt w:val="lowerRoman"/>
+      <w:lvlText w:val="%9."/>
+      <w:lvlJc w:val="right"/>
+      <w:pPr>
+        <w:ind w:left="6480" w:hanging="180"/>
+      </w:pPr>
+    </w:lvl>
+  </w:abstractNum>
+  <w:abstractNum w:abstractNumId="12" w15:restartNumberingAfterBreak="0">
     <w:nsid w:val="1E177E97"/>
     <w:multiLevelType w:val="hybridMultilevel"/>
     <w:tmpl w:val="A6463BCE"/>
@@ -1939,7 +3321,96 @@
       </w:pPr>
     </w:lvl>
   </w:abstractNum>
-  <w:abstractNum w:abstractNumId="12" w15:restartNumberingAfterBreak="0">
+  <w:abstractNum w:abstractNumId="13" w15:restartNumberingAfterBreak="0">
+    <w:nsid w:val="1F801C09"/>
+    <w:multiLevelType w:val="hybridMultilevel"/>
+    <w:tmpl w:val="003C5B5A"/>
+    <w:lvl w:ilvl="0" w:tplc="0409000F">
+      <w:start w:val="1"/>
+      <w:numFmt w:val="decimal"/>
+      <w:lvlText w:val="%1."/>
+      <w:lvlJc w:val="left"/>
+      <w:pPr>
+        <w:ind w:left="720" w:hanging="360"/>
+      </w:pPr>
+      <w:rPr>
+        <w:rFonts w:hint="default"/>
+      </w:rPr>
+    </w:lvl>
+    <w:lvl w:ilvl="1" w:tplc="04090019" w:tentative="1">
+      <w:start w:val="1"/>
+      <w:numFmt w:val="lowerLetter"/>
+      <w:lvlText w:val="%2."/>
+      <w:lvlJc w:val="left"/>
+      <w:pPr>
+        <w:ind w:left="1440" w:hanging="360"/>
+      </w:pPr>
+    </w:lvl>
+    <w:lvl w:ilvl="2" w:tplc="0409001B" w:tentative="1">
+      <w:start w:val="1"/>
+      <w:numFmt w:val="lowerRoman"/>
+      <w:lvlText w:val="%3."/>
+      <w:lvlJc w:val="right"/>
+      <w:pPr>
+        <w:ind w:left="2160" w:hanging="180"/>
+      </w:pPr>
+    </w:lvl>
+    <w:lvl w:ilvl="3" w:tplc="0409000F" w:tentative="1">
+      <w:start w:val="1"/>
+      <w:numFmt w:val="decimal"/>
+      <w:lvlText w:val="%4."/>
+      <w:lvlJc w:val="left"/>
+      <w:pPr>
+        <w:ind w:left="2880" w:hanging="360"/>
+      </w:pPr>
+    </w:lvl>
+    <w:lvl w:ilvl="4" w:tplc="04090019" w:tentative="1">
+      <w:start w:val="1"/>
+      <w:numFmt w:val="lowerLetter"/>
+      <w:lvlText w:val="%5."/>
+      <w:lvlJc w:val="left"/>
+      <w:pPr>
+        <w:ind w:left="3600" w:hanging="360"/>
+      </w:pPr>
+    </w:lvl>
+    <w:lvl w:ilvl="5" w:tplc="0409001B" w:tentative="1">
+      <w:start w:val="1"/>
+      <w:numFmt w:val="lowerRoman"/>
+      <w:lvlText w:val="%6."/>
+      <w:lvlJc w:val="right"/>
+      <w:pPr>
+        <w:ind w:left="4320" w:hanging="180"/>
+      </w:pPr>
+    </w:lvl>
+    <w:lvl w:ilvl="6" w:tplc="0409000F" w:tentative="1">
+      <w:start w:val="1"/>
+      <w:numFmt w:val="decimal"/>
+      <w:lvlText w:val="%7."/>
+      <w:lvlJc w:val="left"/>
+      <w:pPr>
+        <w:ind w:left="5040" w:hanging="360"/>
+      </w:pPr>
+    </w:lvl>
+    <w:lvl w:ilvl="7" w:tplc="04090019" w:tentative="1">
+      <w:start w:val="1"/>
+      <w:numFmt w:val="lowerLetter"/>
+      <w:lvlText w:val="%8."/>
+      <w:lvlJc w:val="left"/>
+      <w:pPr>
+        <w:ind w:left="5760" w:hanging="360"/>
+      </w:pPr>
+    </w:lvl>
+    <w:lvl w:ilvl="8" w:tplc="0409001B" w:tentative="1">
+      <w:start w:val="1"/>
+      <w:numFmt w:val="lowerRoman"/>
+      <w:lvlText w:val="%9."/>
+      <w:lvlJc w:val="right"/>
+      <w:pPr>
+        <w:ind w:left="6480" w:hanging="180"/>
+      </w:pPr>
+    </w:lvl>
+  </w:abstractNum>
+  <w:abstractNum w:abstractNumId="14" w15:restartNumberingAfterBreak="0">
     <w:nsid w:val="20AF0333"/>
     <w:multiLevelType w:val="hybridMultilevel"/>
     <w:tmpl w:val="CB0E7F4E"/>
@@ -2081,7 +3552,7 @@
       </w:rPr>
     </w:lvl>
   </w:abstractNum>
-  <w:abstractNum w:abstractNumId="13" w15:restartNumberingAfterBreak="0">
+  <w:abstractNum w:abstractNumId="15" w15:restartNumberingAfterBreak="0">
     <w:nsid w:val="26FE1FCF"/>
     <w:multiLevelType w:val="hybridMultilevel"/>
     <w:tmpl w:val="33826962"/>
@@ -2242,7 +3713,7 @@
       </w:rPr>
     </w:lvl>
   </w:abstractNum>
-  <w:abstractNum w:abstractNumId="14" w15:restartNumberingAfterBreak="0">
+  <w:abstractNum w:abstractNumId="16" w15:restartNumberingAfterBreak="0">
     <w:nsid w:val="37660336"/>
     <w:multiLevelType w:val="hybridMultilevel"/>
     <w:tmpl w:val="754EAC84"/>
@@ -2383,7 +3854,7 @@
       </w:rPr>
     </w:lvl>
   </w:abstractNum>
-  <w:abstractNum w:abstractNumId="15" w15:restartNumberingAfterBreak="0">
+  <w:abstractNum w:abstractNumId="17" w15:restartNumberingAfterBreak="0">
     <w:nsid w:val="39E54FC6"/>
     <w:multiLevelType w:val="singleLevel"/>
     <w:tmpl w:val="5B7288D4"/>
@@ -2403,7 +3874,7 @@
       </w:rPr>
     </w:lvl>
   </w:abstractNum>
-  <w:abstractNum w:abstractNumId="16" w15:restartNumberingAfterBreak="0">
+  <w:abstractNum w:abstractNumId="18" w15:restartNumberingAfterBreak="0">
     <w:nsid w:val="4189603E"/>
     <w:multiLevelType w:val="multilevel"/>
     <w:tmpl w:val="0AB06E12"/>
@@ -2610,7 +4081,7 @@
       </w:rPr>
     </w:lvl>
   </w:abstractNum>
-  <w:abstractNum w:abstractNumId="17" w15:restartNumberingAfterBreak="0">
+  <w:abstractNum w:abstractNumId="19" w15:restartNumberingAfterBreak="0">
     <w:nsid w:val="493C3F76"/>
     <w:multiLevelType w:val="hybridMultilevel"/>
     <w:tmpl w:val="9A9E418C"/>
@@ -2721,7 +4192,7 @@
       </w:pPr>
     </w:lvl>
   </w:abstractNum>
-  <w:abstractNum w:abstractNumId="18" w15:restartNumberingAfterBreak="0">
+  <w:abstractNum w:abstractNumId="20" w15:restartNumberingAfterBreak="0">
     <w:nsid w:val="52CA544A"/>
     <w:multiLevelType w:val="singleLevel"/>
     <w:tmpl w:val="AED6D67E"/>
@@ -2748,7 +4219,7 @@
       </w:rPr>
     </w:lvl>
   </w:abstractNum>
-  <w:abstractNum w:abstractNumId="19" w15:restartNumberingAfterBreak="0">
+  <w:abstractNum w:abstractNumId="21" w15:restartNumberingAfterBreak="0">
     <w:nsid w:val="6C402C58"/>
     <w:multiLevelType w:val="hybridMultilevel"/>
     <w:tmpl w:val="9A1CA078"/>
@@ -2893,7 +4364,7 @@
       </w:rPr>
     </w:lvl>
   </w:abstractNum>
-  <w:abstractNum w:abstractNumId="20" w15:restartNumberingAfterBreak="0">
+  <w:abstractNum w:abstractNumId="22" w15:restartNumberingAfterBreak="0">
     <w:nsid w:val="6CD32DA8"/>
     <w:multiLevelType w:val="singleLevel"/>
     <w:tmpl w:val="166470C2"/>
@@ -2920,40 +4391,40 @@
     </w:lvl>
   </w:abstractNum>
   <w:num w:numId="1" w16cid:durableId="1369909383">
+    <w:abstractNumId w:val="16"/>
+  </w:num>
+  <w:num w:numId="2" w16cid:durableId="568543031">
+    <w:abstractNumId w:val="21"/>
+  </w:num>
+  <w:num w:numId="3" w16cid:durableId="1207790780">
+    <w:abstractNumId w:val="15"/>
+  </w:num>
+  <w:num w:numId="4" w16cid:durableId="629168631">
+    <w:abstractNumId w:val="18"/>
+  </w:num>
+  <w:num w:numId="5" w16cid:durableId="1032806882">
+    <w:abstractNumId w:val="18"/>
+  </w:num>
+  <w:num w:numId="6" w16cid:durableId="1614826021">
+    <w:abstractNumId w:val="18"/>
+  </w:num>
+  <w:num w:numId="7" w16cid:durableId="1871990542">
+    <w:abstractNumId w:val="18"/>
+  </w:num>
+  <w:num w:numId="8" w16cid:durableId="2088458160">
+    <w:abstractNumId w:val="20"/>
+  </w:num>
+  <w:num w:numId="9" w16cid:durableId="231694775">
+    <w:abstractNumId w:val="22"/>
+  </w:num>
+  <w:num w:numId="10" w16cid:durableId="2126189682">
+    <w:abstractNumId w:val="17"/>
+  </w:num>
+  <w:num w:numId="11" w16cid:durableId="771515552">
     <w:abstractNumId w:val="14"/>
   </w:num>
-  <w:num w:numId="2" w16cid:durableId="568543031">
-    <w:abstractNumId w:val="19"/>
-  </w:num>
-  <w:num w:numId="3" w16cid:durableId="1207790780">
-    <w:abstractNumId w:val="13"/>
-  </w:num>
-  <w:num w:numId="4" w16cid:durableId="629168631">
-    <w:abstractNumId w:val="16"/>
-  </w:num>
-  <w:num w:numId="5" w16cid:durableId="1032806882">
-    <w:abstractNumId w:val="16"/>
-  </w:num>
-  <w:num w:numId="6" w16cid:durableId="1614826021">
-    <w:abstractNumId w:val="16"/>
-  </w:num>
-  <w:num w:numId="7" w16cid:durableId="1871990542">
-    <w:abstractNumId w:val="16"/>
-  </w:num>
-  <w:num w:numId="8" w16cid:durableId="2088458160">
-    <w:abstractNumId w:val="18"/>
-  </w:num>
-  <w:num w:numId="9" w16cid:durableId="231694775">
-    <w:abstractNumId w:val="20"/>
-  </w:num>
-  <w:num w:numId="10" w16cid:durableId="2126189682">
-    <w:abstractNumId w:val="15"/>
-  </w:num>
-  <w:num w:numId="11" w16cid:durableId="771515552">
+  <w:num w:numId="12" w16cid:durableId="1603688421">
     <w:abstractNumId w:val="12"/>
-  </w:num>
-  <w:num w:numId="12" w16cid:durableId="1603688421">
-    <w:abstractNumId w:val="11"/>
   </w:num>
   <w:num w:numId="13" w16cid:durableId="308025467">
     <w:abstractNumId w:val="0"/>
@@ -2989,7 +4460,13 @@
     <w:abstractNumId w:val="1"/>
   </w:num>
   <w:num w:numId="24" w16cid:durableId="276639338">
-    <w:abstractNumId w:val="17"/>
+    <w:abstractNumId w:val="19"/>
+  </w:num>
+  <w:num w:numId="25" w16cid:durableId="304623893">
+    <w:abstractNumId w:val="11"/>
+  </w:num>
+  <w:num w:numId="26" w16cid:durableId="1003242483">
+    <w:abstractNumId w:val="13"/>
   </w:num>
 </w:numbering>
 </file>
@@ -3412,7 +4889,6 @@
   <w:style w:type="character" w:default="1" w:styleId="DefaultParagraphFont">
     <w:name w:val="Default Paragraph Font"/>
     <w:uiPriority w:val="1"/>
-    <w:semiHidden/>
     <w:unhideWhenUsed/>
   </w:style>
   <w:style w:type="table" w:default="1" w:styleId="TableNormal">
@@ -3743,7 +5219,3909 @@
       <w:szCs w:val="24"/>
     </w:rPr>
   </w:style>
+  <w:style w:type="paragraph" w:styleId="ListParagraph">
+    <w:name w:val="List Paragraph"/>
+    <w:basedOn w:val="Normal"/>
+    <w:uiPriority w:val="34"/>
+    <w:qFormat/>
+    <w:rsid w:val="00E81E66"/>
+    <w:pPr>
+      <w:spacing w:after="160" w:line="278" w:lineRule="auto"/>
+      <w:ind w:left="720"/>
+      <w:contextualSpacing/>
+      <w:jc w:val="left"/>
+    </w:pPr>
+    <w:rPr>
+      <w:rFonts w:asciiTheme="minorHAnsi" w:eastAsiaTheme="minorHAnsi" w:hAnsiTheme="minorHAnsi" w:cstheme="minorBidi"/>
+      <w:kern w:val="2"/>
+      <w:sz w:val="24"/>
+      <w:szCs w:val="24"/>
+      <w14:ligatures w14:val="standardContextual"/>
+    </w:rPr>
+  </w:style>
 </w:styles>
+</file>
+
+<file path=word/diagrams/colors1.xml><?xml version="1.0" encoding="utf-8"?>
+<dgm:colorsDef xmlns:dgm="http://schemas.openxmlformats.org/drawingml/2006/diagram" xmlns:a="http://schemas.openxmlformats.org/drawingml/2006/main" uniqueId="urn:microsoft.com/office/officeart/2005/8/colors/accent1_2">
+  <dgm:title val=""/>
+  <dgm:desc val=""/>
+  <dgm:catLst>
+    <dgm:cat type="accent1" pri="11200"/>
+  </dgm:catLst>
+  <dgm:styleLbl name="node0">
+    <dgm:fillClrLst meth="repeat">
+      <a:schemeClr val="accent1"/>
+    </dgm:fillClrLst>
+    <dgm:linClrLst meth="repeat">
+      <a:schemeClr val="lt1"/>
+    </dgm:linClrLst>
+    <dgm:effectClrLst/>
+    <dgm:txLinClrLst/>
+    <dgm:txFillClrLst/>
+    <dgm:txEffectClrLst/>
+  </dgm:styleLbl>
+  <dgm:styleLbl name="alignNode1">
+    <dgm:fillClrLst meth="repeat">
+      <a:schemeClr val="accent1"/>
+    </dgm:fillClrLst>
+    <dgm:linClrLst meth="repeat">
+      <a:schemeClr val="accent1"/>
+    </dgm:linClrLst>
+    <dgm:effectClrLst/>
+    <dgm:txLinClrLst/>
+    <dgm:txFillClrLst/>
+    <dgm:txEffectClrLst/>
+  </dgm:styleLbl>
+  <dgm:styleLbl name="node1">
+    <dgm:fillClrLst meth="repeat">
+      <a:schemeClr val="accent1"/>
+    </dgm:fillClrLst>
+    <dgm:linClrLst meth="repeat">
+      <a:schemeClr val="lt1"/>
+    </dgm:linClrLst>
+    <dgm:effectClrLst/>
+    <dgm:txLinClrLst/>
+    <dgm:txFillClrLst/>
+    <dgm:txEffectClrLst/>
+  </dgm:styleLbl>
+  <dgm:styleLbl name="lnNode1">
+    <dgm:fillClrLst meth="repeat">
+      <a:schemeClr val="accent1"/>
+    </dgm:fillClrLst>
+    <dgm:linClrLst meth="repeat">
+      <a:schemeClr val="lt1"/>
+    </dgm:linClrLst>
+    <dgm:effectClrLst/>
+    <dgm:txLinClrLst/>
+    <dgm:txFillClrLst/>
+    <dgm:txEffectClrLst/>
+  </dgm:styleLbl>
+  <dgm:styleLbl name="vennNode1">
+    <dgm:fillClrLst meth="repeat">
+      <a:schemeClr val="accent1">
+        <a:alpha val="50000"/>
+      </a:schemeClr>
+    </dgm:fillClrLst>
+    <dgm:linClrLst meth="repeat">
+      <a:schemeClr val="lt1"/>
+    </dgm:linClrLst>
+    <dgm:effectClrLst/>
+    <dgm:txLinClrLst/>
+    <dgm:txFillClrLst/>
+    <dgm:txEffectClrLst/>
+  </dgm:styleLbl>
+  <dgm:styleLbl name="node2">
+    <dgm:fillClrLst meth="repeat">
+      <a:schemeClr val="accent1"/>
+    </dgm:fillClrLst>
+    <dgm:linClrLst meth="repeat">
+      <a:schemeClr val="lt1"/>
+    </dgm:linClrLst>
+    <dgm:effectClrLst/>
+    <dgm:txLinClrLst/>
+    <dgm:txFillClrLst/>
+    <dgm:txEffectClrLst/>
+  </dgm:styleLbl>
+  <dgm:styleLbl name="node3">
+    <dgm:fillClrLst meth="repeat">
+      <a:schemeClr val="accent1"/>
+    </dgm:fillClrLst>
+    <dgm:linClrLst meth="repeat">
+      <a:schemeClr val="lt1"/>
+    </dgm:linClrLst>
+    <dgm:effectClrLst/>
+    <dgm:txLinClrLst/>
+    <dgm:txFillClrLst/>
+    <dgm:txEffectClrLst/>
+  </dgm:styleLbl>
+  <dgm:styleLbl name="node4">
+    <dgm:fillClrLst meth="repeat">
+      <a:schemeClr val="accent1"/>
+    </dgm:fillClrLst>
+    <dgm:linClrLst meth="repeat">
+      <a:schemeClr val="lt1"/>
+    </dgm:linClrLst>
+    <dgm:effectClrLst/>
+    <dgm:txLinClrLst/>
+    <dgm:txFillClrLst/>
+    <dgm:txEffectClrLst/>
+  </dgm:styleLbl>
+  <dgm:styleLbl name="fgImgPlace1">
+    <dgm:fillClrLst meth="repeat">
+      <a:schemeClr val="accent1">
+        <a:tint val="50000"/>
+      </a:schemeClr>
+    </dgm:fillClrLst>
+    <dgm:linClrLst meth="repeat">
+      <a:schemeClr val="lt1"/>
+    </dgm:linClrLst>
+    <dgm:effectClrLst/>
+    <dgm:txLinClrLst/>
+    <dgm:txFillClrLst meth="repeat">
+      <a:schemeClr val="lt1"/>
+    </dgm:txFillClrLst>
+    <dgm:txEffectClrLst/>
+  </dgm:styleLbl>
+  <dgm:styleLbl name="alignImgPlace1">
+    <dgm:fillClrLst meth="repeat">
+      <a:schemeClr val="accent1">
+        <a:tint val="50000"/>
+      </a:schemeClr>
+    </dgm:fillClrLst>
+    <dgm:linClrLst meth="repeat">
+      <a:schemeClr val="lt1"/>
+    </dgm:linClrLst>
+    <dgm:effectClrLst/>
+    <dgm:txLinClrLst/>
+    <dgm:txFillClrLst meth="repeat">
+      <a:schemeClr val="lt1"/>
+    </dgm:txFillClrLst>
+    <dgm:txEffectClrLst/>
+  </dgm:styleLbl>
+  <dgm:styleLbl name="bgImgPlace1">
+    <dgm:fillClrLst meth="repeat">
+      <a:schemeClr val="accent1">
+        <a:tint val="50000"/>
+      </a:schemeClr>
+    </dgm:fillClrLst>
+    <dgm:linClrLst meth="repeat">
+      <a:schemeClr val="lt1"/>
+    </dgm:linClrLst>
+    <dgm:effectClrLst/>
+    <dgm:txLinClrLst/>
+    <dgm:txFillClrLst meth="repeat">
+      <a:schemeClr val="lt1"/>
+    </dgm:txFillClrLst>
+    <dgm:txEffectClrLst/>
+  </dgm:styleLbl>
+  <dgm:styleLbl name="sibTrans2D1">
+    <dgm:fillClrLst meth="repeat">
+      <a:schemeClr val="accent1">
+        <a:tint val="60000"/>
+      </a:schemeClr>
+    </dgm:fillClrLst>
+    <dgm:linClrLst meth="repeat">
+      <a:schemeClr val="accent1">
+        <a:tint val="60000"/>
+      </a:schemeClr>
+    </dgm:linClrLst>
+    <dgm:effectClrLst/>
+    <dgm:txLinClrLst/>
+    <dgm:txFillClrLst/>
+    <dgm:txEffectClrLst/>
+  </dgm:styleLbl>
+  <dgm:styleLbl name="fgSibTrans2D1">
+    <dgm:fillClrLst meth="repeat">
+      <a:schemeClr val="accent1">
+        <a:tint val="60000"/>
+      </a:schemeClr>
+    </dgm:fillClrLst>
+    <dgm:linClrLst meth="repeat">
+      <a:schemeClr val="accent1">
+        <a:tint val="60000"/>
+      </a:schemeClr>
+    </dgm:linClrLst>
+    <dgm:effectClrLst/>
+    <dgm:txLinClrLst/>
+    <dgm:txFillClrLst/>
+    <dgm:txEffectClrLst/>
+  </dgm:styleLbl>
+  <dgm:styleLbl name="bgSibTrans2D1">
+    <dgm:fillClrLst meth="repeat">
+      <a:schemeClr val="accent1">
+        <a:tint val="60000"/>
+      </a:schemeClr>
+    </dgm:fillClrLst>
+    <dgm:linClrLst meth="repeat">
+      <a:schemeClr val="accent1">
+        <a:tint val="60000"/>
+      </a:schemeClr>
+    </dgm:linClrLst>
+    <dgm:effectClrLst/>
+    <dgm:txLinClrLst/>
+    <dgm:txFillClrLst/>
+    <dgm:txEffectClrLst/>
+  </dgm:styleLbl>
+  <dgm:styleLbl name="sibTrans1D1">
+    <dgm:fillClrLst meth="repeat">
+      <a:schemeClr val="accent1"/>
+    </dgm:fillClrLst>
+    <dgm:linClrLst meth="repeat">
+      <a:schemeClr val="accent1"/>
+    </dgm:linClrLst>
+    <dgm:effectClrLst/>
+    <dgm:txLinClrLst/>
+    <dgm:txFillClrLst meth="repeat">
+      <a:schemeClr val="tx1"/>
+    </dgm:txFillClrLst>
+    <dgm:txEffectClrLst/>
+  </dgm:styleLbl>
+  <dgm:styleLbl name="callout">
+    <dgm:fillClrLst meth="repeat">
+      <a:schemeClr val="accent1"/>
+    </dgm:fillClrLst>
+    <dgm:linClrLst meth="repeat">
+      <a:schemeClr val="accent1">
+        <a:tint val="50000"/>
+      </a:schemeClr>
+    </dgm:linClrLst>
+    <dgm:effectClrLst/>
+    <dgm:txLinClrLst/>
+    <dgm:txFillClrLst meth="repeat">
+      <a:schemeClr val="tx1"/>
+    </dgm:txFillClrLst>
+    <dgm:txEffectClrLst/>
+  </dgm:styleLbl>
+  <dgm:styleLbl name="asst0">
+    <dgm:fillClrLst meth="repeat">
+      <a:schemeClr val="accent1"/>
+    </dgm:fillClrLst>
+    <dgm:linClrLst meth="repeat">
+      <a:schemeClr val="lt1"/>
+    </dgm:linClrLst>
+    <dgm:effectClrLst/>
+    <dgm:txLinClrLst/>
+    <dgm:txFillClrLst/>
+    <dgm:txEffectClrLst/>
+  </dgm:styleLbl>
+  <dgm:styleLbl name="asst1">
+    <dgm:fillClrLst meth="repeat">
+      <a:schemeClr val="accent1"/>
+    </dgm:fillClrLst>
+    <dgm:linClrLst meth="repeat">
+      <a:schemeClr val="lt1"/>
+    </dgm:linClrLst>
+    <dgm:effectClrLst/>
+    <dgm:txLinClrLst/>
+    <dgm:txFillClrLst/>
+    <dgm:txEffectClrLst/>
+  </dgm:styleLbl>
+  <dgm:styleLbl name="asst2">
+    <dgm:fillClrLst meth="repeat">
+      <a:schemeClr val="accent1"/>
+    </dgm:fillClrLst>
+    <dgm:linClrLst meth="repeat">
+      <a:schemeClr val="lt1"/>
+    </dgm:linClrLst>
+    <dgm:effectClrLst/>
+    <dgm:txLinClrLst/>
+    <dgm:txFillClrLst/>
+    <dgm:txEffectClrLst/>
+  </dgm:styleLbl>
+  <dgm:styleLbl name="asst3">
+    <dgm:fillClrLst meth="repeat">
+      <a:schemeClr val="accent1"/>
+    </dgm:fillClrLst>
+    <dgm:linClrLst meth="repeat">
+      <a:schemeClr val="lt1"/>
+    </dgm:linClrLst>
+    <dgm:effectClrLst/>
+    <dgm:txLinClrLst/>
+    <dgm:txFillClrLst/>
+    <dgm:txEffectClrLst/>
+  </dgm:styleLbl>
+  <dgm:styleLbl name="asst4">
+    <dgm:fillClrLst meth="repeat">
+      <a:schemeClr val="accent1"/>
+    </dgm:fillClrLst>
+    <dgm:linClrLst meth="repeat">
+      <a:schemeClr val="lt1"/>
+    </dgm:linClrLst>
+    <dgm:effectClrLst/>
+    <dgm:txLinClrLst/>
+    <dgm:txFillClrLst/>
+    <dgm:txEffectClrLst/>
+  </dgm:styleLbl>
+  <dgm:styleLbl name="parChTrans2D1">
+    <dgm:fillClrLst meth="repeat">
+      <a:schemeClr val="accent1">
+        <a:tint val="60000"/>
+      </a:schemeClr>
+    </dgm:fillClrLst>
+    <dgm:linClrLst meth="repeat">
+      <a:schemeClr val="accent1">
+        <a:tint val="60000"/>
+      </a:schemeClr>
+    </dgm:linClrLst>
+    <dgm:effectClrLst/>
+    <dgm:txLinClrLst/>
+    <dgm:txFillClrLst meth="repeat">
+      <a:schemeClr val="lt1"/>
+    </dgm:txFillClrLst>
+    <dgm:txEffectClrLst/>
+  </dgm:styleLbl>
+  <dgm:styleLbl name="parChTrans2D2">
+    <dgm:fillClrLst meth="repeat">
+      <a:schemeClr val="accent1"/>
+    </dgm:fillClrLst>
+    <dgm:linClrLst meth="repeat">
+      <a:schemeClr val="accent1"/>
+    </dgm:linClrLst>
+    <dgm:effectClrLst/>
+    <dgm:txLinClrLst/>
+    <dgm:txFillClrLst meth="repeat">
+      <a:schemeClr val="lt1"/>
+    </dgm:txFillClrLst>
+    <dgm:txEffectClrLst/>
+  </dgm:styleLbl>
+  <dgm:styleLbl name="parChTrans2D3">
+    <dgm:fillClrLst meth="repeat">
+      <a:schemeClr val="accent1"/>
+    </dgm:fillClrLst>
+    <dgm:linClrLst meth="repeat">
+      <a:schemeClr val="accent1"/>
+    </dgm:linClrLst>
+    <dgm:effectClrLst/>
+    <dgm:txLinClrLst/>
+    <dgm:txFillClrLst meth="repeat">
+      <a:schemeClr val="lt1"/>
+    </dgm:txFillClrLst>
+    <dgm:txEffectClrLst/>
+  </dgm:styleLbl>
+  <dgm:styleLbl name="parChTrans2D4">
+    <dgm:fillClrLst meth="repeat">
+      <a:schemeClr val="accent1"/>
+    </dgm:fillClrLst>
+    <dgm:linClrLst meth="repeat">
+      <a:schemeClr val="accent1"/>
+    </dgm:linClrLst>
+    <dgm:effectClrLst/>
+    <dgm:txLinClrLst/>
+    <dgm:txFillClrLst meth="repeat">
+      <a:schemeClr val="lt1"/>
+    </dgm:txFillClrLst>
+    <dgm:txEffectClrLst/>
+  </dgm:styleLbl>
+  <dgm:styleLbl name="parChTrans1D1">
+    <dgm:fillClrLst meth="repeat">
+      <a:schemeClr val="accent1"/>
+    </dgm:fillClrLst>
+    <dgm:linClrLst meth="repeat">
+      <a:schemeClr val="accent1">
+        <a:shade val="60000"/>
+      </a:schemeClr>
+    </dgm:linClrLst>
+    <dgm:effectClrLst/>
+    <dgm:txLinClrLst/>
+    <dgm:txFillClrLst meth="repeat">
+      <a:schemeClr val="tx1"/>
+    </dgm:txFillClrLst>
+    <dgm:txEffectClrLst/>
+  </dgm:styleLbl>
+  <dgm:styleLbl name="parChTrans1D2">
+    <dgm:fillClrLst meth="repeat">
+      <a:schemeClr val="accent1"/>
+    </dgm:fillClrLst>
+    <dgm:linClrLst meth="repeat">
+      <a:schemeClr val="accent1">
+        <a:shade val="60000"/>
+      </a:schemeClr>
+    </dgm:linClrLst>
+    <dgm:effectClrLst/>
+    <dgm:txLinClrLst/>
+    <dgm:txFillClrLst meth="repeat">
+      <a:schemeClr val="tx1"/>
+    </dgm:txFillClrLst>
+    <dgm:txEffectClrLst/>
+  </dgm:styleLbl>
+  <dgm:styleLbl name="parChTrans1D3">
+    <dgm:fillClrLst meth="repeat">
+      <a:schemeClr val="accent1"/>
+    </dgm:fillClrLst>
+    <dgm:linClrLst meth="repeat">
+      <a:schemeClr val="accent1">
+        <a:shade val="80000"/>
+      </a:schemeClr>
+    </dgm:linClrLst>
+    <dgm:effectClrLst/>
+    <dgm:txLinClrLst/>
+    <dgm:txFillClrLst meth="repeat">
+      <a:schemeClr val="tx1"/>
+    </dgm:txFillClrLst>
+    <dgm:txEffectClrLst/>
+  </dgm:styleLbl>
+  <dgm:styleLbl name="parChTrans1D4">
+    <dgm:fillClrLst meth="repeat">
+      <a:schemeClr val="accent1"/>
+    </dgm:fillClrLst>
+    <dgm:linClrLst meth="repeat">
+      <a:schemeClr val="accent1">
+        <a:shade val="80000"/>
+      </a:schemeClr>
+    </dgm:linClrLst>
+    <dgm:effectClrLst/>
+    <dgm:txLinClrLst/>
+    <dgm:txFillClrLst meth="repeat">
+      <a:schemeClr val="tx1"/>
+    </dgm:txFillClrLst>
+    <dgm:txEffectClrLst/>
+  </dgm:styleLbl>
+  <dgm:styleLbl name="fgAcc1">
+    <dgm:fillClrLst meth="repeat">
+      <a:schemeClr val="lt1">
+        <a:alpha val="90000"/>
+      </a:schemeClr>
+    </dgm:fillClrLst>
+    <dgm:linClrLst meth="repeat">
+      <a:schemeClr val="accent1"/>
+    </dgm:linClrLst>
+    <dgm:effectClrLst/>
+    <dgm:txLinClrLst/>
+    <dgm:txFillClrLst meth="repeat">
+      <a:schemeClr val="dk1"/>
+    </dgm:txFillClrLst>
+    <dgm:txEffectClrLst/>
+  </dgm:styleLbl>
+  <dgm:styleLbl name="conFgAcc1">
+    <dgm:fillClrLst meth="repeat">
+      <a:schemeClr val="lt1">
+        <a:alpha val="90000"/>
+      </a:schemeClr>
+    </dgm:fillClrLst>
+    <dgm:linClrLst meth="repeat">
+      <a:schemeClr val="accent1"/>
+    </dgm:linClrLst>
+    <dgm:effectClrLst/>
+    <dgm:txLinClrLst/>
+    <dgm:txFillClrLst meth="repeat">
+      <a:schemeClr val="dk1"/>
+    </dgm:txFillClrLst>
+    <dgm:txEffectClrLst/>
+  </dgm:styleLbl>
+  <dgm:styleLbl name="alignAcc1">
+    <dgm:fillClrLst meth="repeat">
+      <a:schemeClr val="lt1">
+        <a:alpha val="90000"/>
+      </a:schemeClr>
+    </dgm:fillClrLst>
+    <dgm:linClrLst meth="repeat">
+      <a:schemeClr val="accent1"/>
+    </dgm:linClrLst>
+    <dgm:effectClrLst/>
+    <dgm:txLinClrLst/>
+    <dgm:txFillClrLst meth="repeat">
+      <a:schemeClr val="dk1"/>
+    </dgm:txFillClrLst>
+    <dgm:txEffectClrLst/>
+  </dgm:styleLbl>
+  <dgm:styleLbl name="trAlignAcc1">
+    <dgm:fillClrLst meth="repeat">
+      <a:schemeClr val="lt1">
+        <a:alpha val="40000"/>
+      </a:schemeClr>
+    </dgm:fillClrLst>
+    <dgm:linClrLst meth="repeat">
+      <a:schemeClr val="accent1"/>
+    </dgm:linClrLst>
+    <dgm:effectClrLst/>
+    <dgm:txLinClrLst/>
+    <dgm:txFillClrLst meth="repeat">
+      <a:schemeClr val="dk1"/>
+    </dgm:txFillClrLst>
+    <dgm:txEffectClrLst/>
+  </dgm:styleLbl>
+  <dgm:styleLbl name="bgAcc1">
+    <dgm:fillClrLst meth="repeat">
+      <a:schemeClr val="lt1">
+        <a:alpha val="90000"/>
+      </a:schemeClr>
+    </dgm:fillClrLst>
+    <dgm:linClrLst meth="repeat">
+      <a:schemeClr val="accent1"/>
+    </dgm:linClrLst>
+    <dgm:effectClrLst/>
+    <dgm:txLinClrLst/>
+    <dgm:txFillClrLst meth="repeat">
+      <a:schemeClr val="dk1"/>
+    </dgm:txFillClrLst>
+    <dgm:txEffectClrLst/>
+  </dgm:styleLbl>
+  <dgm:styleLbl name="solidFgAcc1">
+    <dgm:fillClrLst meth="repeat">
+      <a:schemeClr val="lt1"/>
+    </dgm:fillClrLst>
+    <dgm:linClrLst meth="repeat">
+      <a:schemeClr val="accent1"/>
+    </dgm:linClrLst>
+    <dgm:effectClrLst/>
+    <dgm:txLinClrLst/>
+    <dgm:txFillClrLst meth="repeat">
+      <a:schemeClr val="dk1"/>
+    </dgm:txFillClrLst>
+    <dgm:txEffectClrLst/>
+  </dgm:styleLbl>
+  <dgm:styleLbl name="solidAlignAcc1">
+    <dgm:fillClrLst meth="repeat">
+      <a:schemeClr val="lt1"/>
+    </dgm:fillClrLst>
+    <dgm:linClrLst meth="repeat">
+      <a:schemeClr val="accent1"/>
+    </dgm:linClrLst>
+    <dgm:effectClrLst/>
+    <dgm:txLinClrLst/>
+    <dgm:txFillClrLst meth="repeat">
+      <a:schemeClr val="dk1"/>
+    </dgm:txFillClrLst>
+    <dgm:txEffectClrLst/>
+  </dgm:styleLbl>
+  <dgm:styleLbl name="solidBgAcc1">
+    <dgm:fillClrLst meth="repeat">
+      <a:schemeClr val="lt1"/>
+    </dgm:fillClrLst>
+    <dgm:linClrLst meth="repeat">
+      <a:schemeClr val="accent1"/>
+    </dgm:linClrLst>
+    <dgm:effectClrLst/>
+    <dgm:txLinClrLst/>
+    <dgm:txFillClrLst meth="repeat">
+      <a:schemeClr val="dk1"/>
+    </dgm:txFillClrLst>
+    <dgm:txEffectClrLst/>
+  </dgm:styleLbl>
+  <dgm:styleLbl name="fgAccFollowNode1">
+    <dgm:fillClrLst meth="repeat">
+      <a:schemeClr val="accent1">
+        <a:alpha val="90000"/>
+        <a:tint val="40000"/>
+      </a:schemeClr>
+    </dgm:fillClrLst>
+    <dgm:linClrLst meth="repeat">
+      <a:schemeClr val="accent1">
+        <a:alpha val="90000"/>
+        <a:tint val="40000"/>
+      </a:schemeClr>
+    </dgm:linClrLst>
+    <dgm:effectClrLst/>
+    <dgm:txLinClrLst/>
+    <dgm:txFillClrLst meth="repeat">
+      <a:schemeClr val="dk1"/>
+    </dgm:txFillClrLst>
+    <dgm:txEffectClrLst/>
+  </dgm:styleLbl>
+  <dgm:styleLbl name="alignAccFollowNode1">
+    <dgm:fillClrLst meth="repeat">
+      <a:schemeClr val="accent1">
+        <a:alpha val="90000"/>
+        <a:tint val="40000"/>
+      </a:schemeClr>
+    </dgm:fillClrLst>
+    <dgm:linClrLst meth="repeat">
+      <a:schemeClr val="accent1">
+        <a:alpha val="90000"/>
+        <a:tint val="40000"/>
+      </a:schemeClr>
+    </dgm:linClrLst>
+    <dgm:effectClrLst/>
+    <dgm:txLinClrLst/>
+    <dgm:txFillClrLst meth="repeat">
+      <a:schemeClr val="dk1"/>
+    </dgm:txFillClrLst>
+    <dgm:txEffectClrLst/>
+  </dgm:styleLbl>
+  <dgm:styleLbl name="bgAccFollowNode1">
+    <dgm:fillClrLst meth="repeat">
+      <a:schemeClr val="accent1">
+        <a:alpha val="90000"/>
+        <a:tint val="40000"/>
+      </a:schemeClr>
+    </dgm:fillClrLst>
+    <dgm:linClrLst meth="repeat">
+      <a:schemeClr val="accent1">
+        <a:alpha val="90000"/>
+        <a:tint val="40000"/>
+      </a:schemeClr>
+    </dgm:linClrLst>
+    <dgm:effectClrLst/>
+    <dgm:txLinClrLst/>
+    <dgm:txFillClrLst meth="repeat">
+      <a:schemeClr val="dk1"/>
+    </dgm:txFillClrLst>
+    <dgm:txEffectClrLst/>
+  </dgm:styleLbl>
+  <dgm:styleLbl name="fgAcc0">
+    <dgm:fillClrLst meth="repeat">
+      <a:schemeClr val="lt1">
+        <a:alpha val="90000"/>
+      </a:schemeClr>
+    </dgm:fillClrLst>
+    <dgm:linClrLst meth="repeat">
+      <a:schemeClr val="accent1"/>
+    </dgm:linClrLst>
+    <dgm:effectClrLst/>
+    <dgm:txLinClrLst/>
+    <dgm:txFillClrLst meth="repeat">
+      <a:schemeClr val="dk1"/>
+    </dgm:txFillClrLst>
+    <dgm:txEffectClrLst/>
+  </dgm:styleLbl>
+  <dgm:styleLbl name="fgAcc2">
+    <dgm:fillClrLst meth="repeat">
+      <a:schemeClr val="lt1">
+        <a:alpha val="90000"/>
+      </a:schemeClr>
+    </dgm:fillClrLst>
+    <dgm:linClrLst meth="repeat">
+      <a:schemeClr val="accent1"/>
+    </dgm:linClrLst>
+    <dgm:effectClrLst/>
+    <dgm:txLinClrLst/>
+    <dgm:txFillClrLst meth="repeat">
+      <a:schemeClr val="dk1"/>
+    </dgm:txFillClrLst>
+    <dgm:txEffectClrLst/>
+  </dgm:styleLbl>
+  <dgm:styleLbl name="fgAcc3">
+    <dgm:fillClrLst meth="repeat">
+      <a:schemeClr val="lt1">
+        <a:alpha val="90000"/>
+      </a:schemeClr>
+    </dgm:fillClrLst>
+    <dgm:linClrLst meth="repeat">
+      <a:schemeClr val="accent1"/>
+    </dgm:linClrLst>
+    <dgm:effectClrLst/>
+    <dgm:txLinClrLst/>
+    <dgm:txFillClrLst meth="repeat">
+      <a:schemeClr val="dk1"/>
+    </dgm:txFillClrLst>
+    <dgm:txEffectClrLst/>
+  </dgm:styleLbl>
+  <dgm:styleLbl name="fgAcc4">
+    <dgm:fillClrLst meth="repeat">
+      <a:schemeClr val="lt1">
+        <a:alpha val="90000"/>
+      </a:schemeClr>
+    </dgm:fillClrLst>
+    <dgm:linClrLst meth="repeat">
+      <a:schemeClr val="accent1"/>
+    </dgm:linClrLst>
+    <dgm:effectClrLst/>
+    <dgm:txLinClrLst/>
+    <dgm:txFillClrLst meth="repeat">
+      <a:schemeClr val="dk1"/>
+    </dgm:txFillClrLst>
+    <dgm:txEffectClrLst/>
+  </dgm:styleLbl>
+  <dgm:styleLbl name="bgShp">
+    <dgm:fillClrLst meth="repeat">
+      <a:schemeClr val="accent1">
+        <a:tint val="40000"/>
+      </a:schemeClr>
+    </dgm:fillClrLst>
+    <dgm:linClrLst meth="repeat">
+      <a:schemeClr val="accent1"/>
+    </dgm:linClrLst>
+    <dgm:effectClrLst/>
+    <dgm:txLinClrLst/>
+    <dgm:txFillClrLst meth="repeat">
+      <a:schemeClr val="dk1"/>
+    </dgm:txFillClrLst>
+    <dgm:txEffectClrLst/>
+  </dgm:styleLbl>
+  <dgm:styleLbl name="dkBgShp">
+    <dgm:fillClrLst meth="repeat">
+      <a:schemeClr val="accent1">
+        <a:shade val="80000"/>
+      </a:schemeClr>
+    </dgm:fillClrLst>
+    <dgm:linClrLst meth="repeat">
+      <a:schemeClr val="accent1"/>
+    </dgm:linClrLst>
+    <dgm:effectClrLst/>
+    <dgm:txLinClrLst/>
+    <dgm:txFillClrLst meth="repeat">
+      <a:schemeClr val="lt1"/>
+    </dgm:txFillClrLst>
+    <dgm:txEffectClrLst/>
+  </dgm:styleLbl>
+  <dgm:styleLbl name="trBgShp">
+    <dgm:fillClrLst meth="repeat">
+      <a:schemeClr val="accent1">
+        <a:tint val="50000"/>
+        <a:alpha val="40000"/>
+      </a:schemeClr>
+    </dgm:fillClrLst>
+    <dgm:linClrLst meth="repeat">
+      <a:schemeClr val="accent1"/>
+    </dgm:linClrLst>
+    <dgm:effectClrLst/>
+    <dgm:txLinClrLst/>
+    <dgm:txFillClrLst meth="repeat">
+      <a:schemeClr val="lt1"/>
+    </dgm:txFillClrLst>
+    <dgm:txEffectClrLst/>
+  </dgm:styleLbl>
+  <dgm:styleLbl name="fgShp">
+    <dgm:fillClrLst meth="repeat">
+      <a:schemeClr val="accent1">
+        <a:tint val="60000"/>
+      </a:schemeClr>
+    </dgm:fillClrLst>
+    <dgm:linClrLst meth="repeat">
+      <a:schemeClr val="lt1"/>
+    </dgm:linClrLst>
+    <dgm:effectClrLst/>
+    <dgm:txLinClrLst/>
+    <dgm:txFillClrLst meth="repeat">
+      <a:schemeClr val="dk1"/>
+    </dgm:txFillClrLst>
+    <dgm:txEffectClrLst/>
+  </dgm:styleLbl>
+  <dgm:styleLbl name="revTx">
+    <dgm:fillClrLst meth="repeat">
+      <a:schemeClr val="lt1">
+        <a:alpha val="0"/>
+      </a:schemeClr>
+    </dgm:fillClrLst>
+    <dgm:linClrLst meth="repeat">
+      <a:schemeClr val="dk1">
+        <a:alpha val="0"/>
+      </a:schemeClr>
+    </dgm:linClrLst>
+    <dgm:effectClrLst/>
+    <dgm:txLinClrLst/>
+    <dgm:txFillClrLst meth="repeat">
+      <a:schemeClr val="tx1"/>
+    </dgm:txFillClrLst>
+    <dgm:txEffectClrLst/>
+  </dgm:styleLbl>
+</dgm:colorsDef>
+</file>
+
+<file path=word/diagrams/data1.xml><?xml version="1.0" encoding="utf-8"?>
+<dgm:dataModel xmlns:dgm="http://schemas.openxmlformats.org/drawingml/2006/diagram" xmlns:a="http://schemas.openxmlformats.org/drawingml/2006/main">
+  <dgm:ptLst>
+    <dgm:pt modelId="{8487FE23-0AB2-464F-BFBD-69DDD700D7CA}" type="doc">
+      <dgm:prSet loTypeId="urn:microsoft.com/office/officeart/2005/8/layout/vProcess5" loCatId="process" qsTypeId="urn:microsoft.com/office/officeart/2005/8/quickstyle/simple1" qsCatId="simple" csTypeId="urn:microsoft.com/office/officeart/2005/8/colors/accent1_2" csCatId="accent1" phldr="1"/>
+      <dgm:spPr/>
+      <dgm:t>
+        <a:bodyPr/>
+        <a:lstStyle/>
+        <a:p>
+          <a:endParaRPr lang="en-US"/>
+        </a:p>
+      </dgm:t>
+    </dgm:pt>
+    <dgm:pt modelId="{E484BD5E-66EE-48B9-BE95-44770E13E6B2}">
+      <dgm:prSet phldrT="[Text]"/>
+      <dgm:spPr/>
+      <dgm:t>
+        <a:bodyPr/>
+        <a:lstStyle/>
+        <a:p>
+          <a:r>
+            <a:rPr lang="en-US"/>
+            <a:t>Face detection using MTCNN</a:t>
+          </a:r>
+        </a:p>
+      </dgm:t>
+    </dgm:pt>
+    <dgm:pt modelId="{C0BF8061-9FE9-49DC-A926-EAB62DED83EA}" type="parTrans" cxnId="{817F4DA9-D3E5-4C02-B45C-3602134E05A9}">
+      <dgm:prSet/>
+      <dgm:spPr/>
+      <dgm:t>
+        <a:bodyPr/>
+        <a:lstStyle/>
+        <a:p>
+          <a:endParaRPr lang="en-US"/>
+        </a:p>
+      </dgm:t>
+    </dgm:pt>
+    <dgm:pt modelId="{B7C742A6-48A0-4CE1-94AA-DA182FBD4E64}" type="sibTrans" cxnId="{817F4DA9-D3E5-4C02-B45C-3602134E05A9}">
+      <dgm:prSet/>
+      <dgm:spPr/>
+      <dgm:t>
+        <a:bodyPr/>
+        <a:lstStyle/>
+        <a:p>
+          <a:endParaRPr lang="en-US"/>
+        </a:p>
+      </dgm:t>
+    </dgm:pt>
+    <dgm:pt modelId="{4E0B0FDB-838D-4091-AD0B-DD8551BF4CA2}">
+      <dgm:prSet phldrT="[Text]"/>
+      <dgm:spPr/>
+      <dgm:t>
+        <a:bodyPr/>
+        <a:lstStyle/>
+        <a:p>
+          <a:r>
+            <a:rPr lang="en-US"/>
+            <a:t>Feacture extration using FaceNet</a:t>
+          </a:r>
+        </a:p>
+      </dgm:t>
+    </dgm:pt>
+    <dgm:pt modelId="{9BDDF4FF-E5F8-4893-9A01-10A05565489E}" type="parTrans" cxnId="{8C130FAE-55B4-4EC1-BD90-736AC412C86F}">
+      <dgm:prSet/>
+      <dgm:spPr/>
+      <dgm:t>
+        <a:bodyPr/>
+        <a:lstStyle/>
+        <a:p>
+          <a:endParaRPr lang="en-US"/>
+        </a:p>
+      </dgm:t>
+    </dgm:pt>
+    <dgm:pt modelId="{E19980D9-D8DA-41DA-B6D1-1A6463B3F147}" type="sibTrans" cxnId="{8C130FAE-55B4-4EC1-BD90-736AC412C86F}">
+      <dgm:prSet/>
+      <dgm:spPr/>
+      <dgm:t>
+        <a:bodyPr/>
+        <a:lstStyle/>
+        <a:p>
+          <a:endParaRPr lang="en-US"/>
+        </a:p>
+      </dgm:t>
+    </dgm:pt>
+    <dgm:pt modelId="{7CA69897-6E63-490B-BB42-59835731493E}">
+      <dgm:prSet phldrT="[Text]"/>
+      <dgm:spPr/>
+      <dgm:t>
+        <a:bodyPr/>
+        <a:lstStyle/>
+        <a:p>
+          <a:r>
+            <a:rPr lang="en-US"/>
+            <a:t>Generate and store 512-dimensional embedding vector</a:t>
+          </a:r>
+        </a:p>
+      </dgm:t>
+    </dgm:pt>
+    <dgm:pt modelId="{A70C1B5F-583F-4199-8EF5-D85B161A5247}" type="parTrans" cxnId="{97AB3E5B-02C9-4B7C-BCFB-C7E5702CA598}">
+      <dgm:prSet/>
+      <dgm:spPr/>
+      <dgm:t>
+        <a:bodyPr/>
+        <a:lstStyle/>
+        <a:p>
+          <a:endParaRPr lang="en-US"/>
+        </a:p>
+      </dgm:t>
+    </dgm:pt>
+    <dgm:pt modelId="{9B21D4DB-82E4-412E-84D8-32063C350162}" type="sibTrans" cxnId="{97AB3E5B-02C9-4B7C-BCFB-C7E5702CA598}">
+      <dgm:prSet/>
+      <dgm:spPr/>
+      <dgm:t>
+        <a:bodyPr/>
+        <a:lstStyle/>
+        <a:p>
+          <a:endParaRPr lang="en-US"/>
+        </a:p>
+      </dgm:t>
+    </dgm:pt>
+    <dgm:pt modelId="{B538A33C-BC80-435F-A61A-EF551C15A097}">
+      <dgm:prSet/>
+      <dgm:spPr/>
+      <dgm:t>
+        <a:bodyPr/>
+        <a:lstStyle/>
+        <a:p>
+          <a:r>
+            <a:rPr lang="en-US"/>
+            <a:t>Averaging of embeddings per identity</a:t>
+          </a:r>
+        </a:p>
+      </dgm:t>
+    </dgm:pt>
+    <dgm:pt modelId="{C573C3B9-2AB9-47D4-9700-441782E2E431}" type="parTrans" cxnId="{F1D6C033-E0F6-4441-85B7-D12C3CAFB018}">
+      <dgm:prSet/>
+      <dgm:spPr/>
+      <dgm:t>
+        <a:bodyPr/>
+        <a:lstStyle/>
+        <a:p>
+          <a:endParaRPr lang="en-US"/>
+        </a:p>
+      </dgm:t>
+    </dgm:pt>
+    <dgm:pt modelId="{DF7BF9AF-D393-437C-9E0E-31947DDE5555}" type="sibTrans" cxnId="{F1D6C033-E0F6-4441-85B7-D12C3CAFB018}">
+      <dgm:prSet/>
+      <dgm:spPr/>
+      <dgm:t>
+        <a:bodyPr/>
+        <a:lstStyle/>
+        <a:p>
+          <a:endParaRPr lang="en-US"/>
+        </a:p>
+      </dgm:t>
+    </dgm:pt>
+    <dgm:pt modelId="{C5C15782-239D-48A1-921D-7E0EDCC6CB62}" type="pres">
+      <dgm:prSet presAssocID="{8487FE23-0AB2-464F-BFBD-69DDD700D7CA}" presName="outerComposite" presStyleCnt="0">
+        <dgm:presLayoutVars>
+          <dgm:chMax val="5"/>
+          <dgm:dir/>
+          <dgm:resizeHandles val="exact"/>
+        </dgm:presLayoutVars>
+      </dgm:prSet>
+      <dgm:spPr/>
+    </dgm:pt>
+    <dgm:pt modelId="{BCDC25A0-A200-42DD-A4AF-68152833C97A}" type="pres">
+      <dgm:prSet presAssocID="{8487FE23-0AB2-464F-BFBD-69DDD700D7CA}" presName="dummyMaxCanvas" presStyleCnt="0">
+        <dgm:presLayoutVars/>
+      </dgm:prSet>
+      <dgm:spPr/>
+    </dgm:pt>
+    <dgm:pt modelId="{796795C0-C8CD-4141-98E9-1F763878C03E}" type="pres">
+      <dgm:prSet presAssocID="{8487FE23-0AB2-464F-BFBD-69DDD700D7CA}" presName="FourNodes_1" presStyleLbl="node1" presStyleIdx="0" presStyleCnt="4">
+        <dgm:presLayoutVars>
+          <dgm:bulletEnabled val="1"/>
+        </dgm:presLayoutVars>
+      </dgm:prSet>
+      <dgm:spPr/>
+    </dgm:pt>
+    <dgm:pt modelId="{E09C2150-D44E-4C58-847E-860E7C14F92B}" type="pres">
+      <dgm:prSet presAssocID="{8487FE23-0AB2-464F-BFBD-69DDD700D7CA}" presName="FourNodes_2" presStyleLbl="node1" presStyleIdx="1" presStyleCnt="4">
+        <dgm:presLayoutVars>
+          <dgm:bulletEnabled val="1"/>
+        </dgm:presLayoutVars>
+      </dgm:prSet>
+      <dgm:spPr/>
+    </dgm:pt>
+    <dgm:pt modelId="{1505A0E8-DA17-450E-8C76-469243784565}" type="pres">
+      <dgm:prSet presAssocID="{8487FE23-0AB2-464F-BFBD-69DDD700D7CA}" presName="FourNodes_3" presStyleLbl="node1" presStyleIdx="2" presStyleCnt="4">
+        <dgm:presLayoutVars>
+          <dgm:bulletEnabled val="1"/>
+        </dgm:presLayoutVars>
+      </dgm:prSet>
+      <dgm:spPr/>
+    </dgm:pt>
+    <dgm:pt modelId="{DA22C8C3-002E-4496-AF7B-2997484EE90F}" type="pres">
+      <dgm:prSet presAssocID="{8487FE23-0AB2-464F-BFBD-69DDD700D7CA}" presName="FourNodes_4" presStyleLbl="node1" presStyleIdx="3" presStyleCnt="4">
+        <dgm:presLayoutVars>
+          <dgm:bulletEnabled val="1"/>
+        </dgm:presLayoutVars>
+      </dgm:prSet>
+      <dgm:spPr/>
+    </dgm:pt>
+    <dgm:pt modelId="{87AC9AE3-8CAD-4FE2-883C-C68D64C320D3}" type="pres">
+      <dgm:prSet presAssocID="{8487FE23-0AB2-464F-BFBD-69DDD700D7CA}" presName="FourConn_1-2" presStyleLbl="fgAccFollowNode1" presStyleIdx="0" presStyleCnt="3">
+        <dgm:presLayoutVars>
+          <dgm:bulletEnabled val="1"/>
+        </dgm:presLayoutVars>
+      </dgm:prSet>
+      <dgm:spPr/>
+    </dgm:pt>
+    <dgm:pt modelId="{B5055BD1-5B45-44CA-AF97-A6F5D01D660F}" type="pres">
+      <dgm:prSet presAssocID="{8487FE23-0AB2-464F-BFBD-69DDD700D7CA}" presName="FourConn_2-3" presStyleLbl="fgAccFollowNode1" presStyleIdx="1" presStyleCnt="3">
+        <dgm:presLayoutVars>
+          <dgm:bulletEnabled val="1"/>
+        </dgm:presLayoutVars>
+      </dgm:prSet>
+      <dgm:spPr/>
+    </dgm:pt>
+    <dgm:pt modelId="{BEFC033E-3AD0-442C-AEC0-B699B1F5A192}" type="pres">
+      <dgm:prSet presAssocID="{8487FE23-0AB2-464F-BFBD-69DDD700D7CA}" presName="FourConn_3-4" presStyleLbl="fgAccFollowNode1" presStyleIdx="2" presStyleCnt="3">
+        <dgm:presLayoutVars>
+          <dgm:bulletEnabled val="1"/>
+        </dgm:presLayoutVars>
+      </dgm:prSet>
+      <dgm:spPr/>
+    </dgm:pt>
+    <dgm:pt modelId="{B08BC1A3-220A-4B8D-836C-67E42C37DBDD}" type="pres">
+      <dgm:prSet presAssocID="{8487FE23-0AB2-464F-BFBD-69DDD700D7CA}" presName="FourNodes_1_text" presStyleLbl="node1" presStyleIdx="3" presStyleCnt="4">
+        <dgm:presLayoutVars>
+          <dgm:bulletEnabled val="1"/>
+        </dgm:presLayoutVars>
+      </dgm:prSet>
+      <dgm:spPr/>
+    </dgm:pt>
+    <dgm:pt modelId="{29D09919-0F50-4D6E-9CE3-3F162FEC8942}" type="pres">
+      <dgm:prSet presAssocID="{8487FE23-0AB2-464F-BFBD-69DDD700D7CA}" presName="FourNodes_2_text" presStyleLbl="node1" presStyleIdx="3" presStyleCnt="4">
+        <dgm:presLayoutVars>
+          <dgm:bulletEnabled val="1"/>
+        </dgm:presLayoutVars>
+      </dgm:prSet>
+      <dgm:spPr/>
+    </dgm:pt>
+    <dgm:pt modelId="{25984987-B930-420A-A629-EB60E93A18A2}" type="pres">
+      <dgm:prSet presAssocID="{8487FE23-0AB2-464F-BFBD-69DDD700D7CA}" presName="FourNodes_3_text" presStyleLbl="node1" presStyleIdx="3" presStyleCnt="4">
+        <dgm:presLayoutVars>
+          <dgm:bulletEnabled val="1"/>
+        </dgm:presLayoutVars>
+      </dgm:prSet>
+      <dgm:spPr/>
+    </dgm:pt>
+    <dgm:pt modelId="{186470C5-7941-49D7-948C-0194574E1DC4}" type="pres">
+      <dgm:prSet presAssocID="{8487FE23-0AB2-464F-BFBD-69DDD700D7CA}" presName="FourNodes_4_text" presStyleLbl="node1" presStyleIdx="3" presStyleCnt="4">
+        <dgm:presLayoutVars>
+          <dgm:bulletEnabled val="1"/>
+        </dgm:presLayoutVars>
+      </dgm:prSet>
+      <dgm:spPr/>
+    </dgm:pt>
+  </dgm:ptLst>
+  <dgm:cxnLst>
+    <dgm:cxn modelId="{9C7A1B0D-E84D-444F-B85C-9C4319F1818C}" type="presOf" srcId="{B538A33C-BC80-435F-A61A-EF551C15A097}" destId="{186470C5-7941-49D7-948C-0194574E1DC4}" srcOrd="1" destOrd="0" presId="urn:microsoft.com/office/officeart/2005/8/layout/vProcess5"/>
+    <dgm:cxn modelId="{5B678F1A-8536-408C-A830-554D749CE09D}" type="presOf" srcId="{E484BD5E-66EE-48B9-BE95-44770E13E6B2}" destId="{796795C0-C8CD-4141-98E9-1F763878C03E}" srcOrd="0" destOrd="0" presId="urn:microsoft.com/office/officeart/2005/8/layout/vProcess5"/>
+    <dgm:cxn modelId="{547B5D1D-CA6B-4B28-8BEB-0E06AEB595B3}" type="presOf" srcId="{B7C742A6-48A0-4CE1-94AA-DA182FBD4E64}" destId="{87AC9AE3-8CAD-4FE2-883C-C68D64C320D3}" srcOrd="0" destOrd="0" presId="urn:microsoft.com/office/officeart/2005/8/layout/vProcess5"/>
+    <dgm:cxn modelId="{BA1EC51D-7E4A-4774-882B-B2669D9D686D}" type="presOf" srcId="{7CA69897-6E63-490B-BB42-59835731493E}" destId="{25984987-B930-420A-A629-EB60E93A18A2}" srcOrd="1" destOrd="0" presId="urn:microsoft.com/office/officeart/2005/8/layout/vProcess5"/>
+    <dgm:cxn modelId="{5709E12F-3956-4792-9469-851B9F7A0E21}" type="presOf" srcId="{B538A33C-BC80-435F-A61A-EF551C15A097}" destId="{DA22C8C3-002E-4496-AF7B-2997484EE90F}" srcOrd="0" destOrd="0" presId="urn:microsoft.com/office/officeart/2005/8/layout/vProcess5"/>
+    <dgm:cxn modelId="{F1D6C033-E0F6-4441-85B7-D12C3CAFB018}" srcId="{8487FE23-0AB2-464F-BFBD-69DDD700D7CA}" destId="{B538A33C-BC80-435F-A61A-EF551C15A097}" srcOrd="3" destOrd="0" parTransId="{C573C3B9-2AB9-47D4-9700-441782E2E431}" sibTransId="{DF7BF9AF-D393-437C-9E0E-31947DDE5555}"/>
+    <dgm:cxn modelId="{97AB3E5B-02C9-4B7C-BCFB-C7E5702CA598}" srcId="{8487FE23-0AB2-464F-BFBD-69DDD700D7CA}" destId="{7CA69897-6E63-490B-BB42-59835731493E}" srcOrd="2" destOrd="0" parTransId="{A70C1B5F-583F-4199-8EF5-D85B161A5247}" sibTransId="{9B21D4DB-82E4-412E-84D8-32063C350162}"/>
+    <dgm:cxn modelId="{910A3261-9FE1-4EC9-9250-D99F2F9A4DB3}" type="presOf" srcId="{4E0B0FDB-838D-4091-AD0B-DD8551BF4CA2}" destId="{E09C2150-D44E-4C58-847E-860E7C14F92B}" srcOrd="0" destOrd="0" presId="urn:microsoft.com/office/officeart/2005/8/layout/vProcess5"/>
+    <dgm:cxn modelId="{9663A963-E2AC-4D08-9A06-B885B6E7378E}" type="presOf" srcId="{7CA69897-6E63-490B-BB42-59835731493E}" destId="{1505A0E8-DA17-450E-8C76-469243784565}" srcOrd="0" destOrd="0" presId="urn:microsoft.com/office/officeart/2005/8/layout/vProcess5"/>
+    <dgm:cxn modelId="{CC787569-097F-49A4-BBA2-4A578129EB6D}" type="presOf" srcId="{4E0B0FDB-838D-4091-AD0B-DD8551BF4CA2}" destId="{29D09919-0F50-4D6E-9CE3-3F162FEC8942}" srcOrd="1" destOrd="0" presId="urn:microsoft.com/office/officeart/2005/8/layout/vProcess5"/>
+    <dgm:cxn modelId="{BDB76951-8055-43BA-8C10-394EEB749266}" type="presOf" srcId="{9B21D4DB-82E4-412E-84D8-32063C350162}" destId="{BEFC033E-3AD0-442C-AEC0-B699B1F5A192}" srcOrd="0" destOrd="0" presId="urn:microsoft.com/office/officeart/2005/8/layout/vProcess5"/>
+    <dgm:cxn modelId="{01B68074-7CB1-407A-A211-B11E7A6D7BC7}" type="presOf" srcId="{E19980D9-D8DA-41DA-B6D1-1A6463B3F147}" destId="{B5055BD1-5B45-44CA-AF97-A6F5D01D660F}" srcOrd="0" destOrd="0" presId="urn:microsoft.com/office/officeart/2005/8/layout/vProcess5"/>
+    <dgm:cxn modelId="{47D0378C-33E9-416B-B67B-057B99D4C464}" type="presOf" srcId="{E484BD5E-66EE-48B9-BE95-44770E13E6B2}" destId="{B08BC1A3-220A-4B8D-836C-67E42C37DBDD}" srcOrd="1" destOrd="0" presId="urn:microsoft.com/office/officeart/2005/8/layout/vProcess5"/>
+    <dgm:cxn modelId="{817F4DA9-D3E5-4C02-B45C-3602134E05A9}" srcId="{8487FE23-0AB2-464F-BFBD-69DDD700D7CA}" destId="{E484BD5E-66EE-48B9-BE95-44770E13E6B2}" srcOrd="0" destOrd="0" parTransId="{C0BF8061-9FE9-49DC-A926-EAB62DED83EA}" sibTransId="{B7C742A6-48A0-4CE1-94AA-DA182FBD4E64}"/>
+    <dgm:cxn modelId="{8C130FAE-55B4-4EC1-BD90-736AC412C86F}" srcId="{8487FE23-0AB2-464F-BFBD-69DDD700D7CA}" destId="{4E0B0FDB-838D-4091-AD0B-DD8551BF4CA2}" srcOrd="1" destOrd="0" parTransId="{9BDDF4FF-E5F8-4893-9A01-10A05565489E}" sibTransId="{E19980D9-D8DA-41DA-B6D1-1A6463B3F147}"/>
+    <dgm:cxn modelId="{C1A919C8-7AAC-4445-A495-0729B2BEBF1C}" type="presOf" srcId="{8487FE23-0AB2-464F-BFBD-69DDD700D7CA}" destId="{C5C15782-239D-48A1-921D-7E0EDCC6CB62}" srcOrd="0" destOrd="0" presId="urn:microsoft.com/office/officeart/2005/8/layout/vProcess5"/>
+    <dgm:cxn modelId="{E0E6A8FC-1036-4CD2-936B-AD764EBECE81}" type="presParOf" srcId="{C5C15782-239D-48A1-921D-7E0EDCC6CB62}" destId="{BCDC25A0-A200-42DD-A4AF-68152833C97A}" srcOrd="0" destOrd="0" presId="urn:microsoft.com/office/officeart/2005/8/layout/vProcess5"/>
+    <dgm:cxn modelId="{6276B00E-16DB-4F83-A744-28275AAC8D5B}" type="presParOf" srcId="{C5C15782-239D-48A1-921D-7E0EDCC6CB62}" destId="{796795C0-C8CD-4141-98E9-1F763878C03E}" srcOrd="1" destOrd="0" presId="urn:microsoft.com/office/officeart/2005/8/layout/vProcess5"/>
+    <dgm:cxn modelId="{3849EF39-839A-4F6B-8126-940A74D6938F}" type="presParOf" srcId="{C5C15782-239D-48A1-921D-7E0EDCC6CB62}" destId="{E09C2150-D44E-4C58-847E-860E7C14F92B}" srcOrd="2" destOrd="0" presId="urn:microsoft.com/office/officeart/2005/8/layout/vProcess5"/>
+    <dgm:cxn modelId="{9319A80D-BF0C-46F4-ACCA-1103A0C64300}" type="presParOf" srcId="{C5C15782-239D-48A1-921D-7E0EDCC6CB62}" destId="{1505A0E8-DA17-450E-8C76-469243784565}" srcOrd="3" destOrd="0" presId="urn:microsoft.com/office/officeart/2005/8/layout/vProcess5"/>
+    <dgm:cxn modelId="{A2CA10B6-FB84-4CE1-B697-7FBD66BA0377}" type="presParOf" srcId="{C5C15782-239D-48A1-921D-7E0EDCC6CB62}" destId="{DA22C8C3-002E-4496-AF7B-2997484EE90F}" srcOrd="4" destOrd="0" presId="urn:microsoft.com/office/officeart/2005/8/layout/vProcess5"/>
+    <dgm:cxn modelId="{4547EB4D-1196-44B1-9531-05958F5D834D}" type="presParOf" srcId="{C5C15782-239D-48A1-921D-7E0EDCC6CB62}" destId="{87AC9AE3-8CAD-4FE2-883C-C68D64C320D3}" srcOrd="5" destOrd="0" presId="urn:microsoft.com/office/officeart/2005/8/layout/vProcess5"/>
+    <dgm:cxn modelId="{A8780FF0-A8B8-48FD-B576-85DA64C45E0F}" type="presParOf" srcId="{C5C15782-239D-48A1-921D-7E0EDCC6CB62}" destId="{B5055BD1-5B45-44CA-AF97-A6F5D01D660F}" srcOrd="6" destOrd="0" presId="urn:microsoft.com/office/officeart/2005/8/layout/vProcess5"/>
+    <dgm:cxn modelId="{051ECE78-318E-401B-B435-C07017B0A26A}" type="presParOf" srcId="{C5C15782-239D-48A1-921D-7E0EDCC6CB62}" destId="{BEFC033E-3AD0-442C-AEC0-B699B1F5A192}" srcOrd="7" destOrd="0" presId="urn:microsoft.com/office/officeart/2005/8/layout/vProcess5"/>
+    <dgm:cxn modelId="{925196CD-B2A4-41CE-962B-78431FB54D4B}" type="presParOf" srcId="{C5C15782-239D-48A1-921D-7E0EDCC6CB62}" destId="{B08BC1A3-220A-4B8D-836C-67E42C37DBDD}" srcOrd="8" destOrd="0" presId="urn:microsoft.com/office/officeart/2005/8/layout/vProcess5"/>
+    <dgm:cxn modelId="{88CEE30F-8B48-4D93-8E3C-BC74DE0D750B}" type="presParOf" srcId="{C5C15782-239D-48A1-921D-7E0EDCC6CB62}" destId="{29D09919-0F50-4D6E-9CE3-3F162FEC8942}" srcOrd="9" destOrd="0" presId="urn:microsoft.com/office/officeart/2005/8/layout/vProcess5"/>
+    <dgm:cxn modelId="{DAC69D69-A3FB-405C-8D9B-FB77EB07E894}" type="presParOf" srcId="{C5C15782-239D-48A1-921D-7E0EDCC6CB62}" destId="{25984987-B930-420A-A629-EB60E93A18A2}" srcOrd="10" destOrd="0" presId="urn:microsoft.com/office/officeart/2005/8/layout/vProcess5"/>
+    <dgm:cxn modelId="{2E92DF45-F0DE-4095-8193-0027243C29F6}" type="presParOf" srcId="{C5C15782-239D-48A1-921D-7E0EDCC6CB62}" destId="{186470C5-7941-49D7-948C-0194574E1DC4}" srcOrd="11" destOrd="0" presId="urn:microsoft.com/office/officeart/2005/8/layout/vProcess5"/>
+  </dgm:cxnLst>
+  <dgm:bg/>
+  <dgm:whole/>
+  <dgm:extLst>
+    <a:ext uri="http://schemas.microsoft.com/office/drawing/2008/diagram">
+      <dsp:dataModelExt xmlns:dsp="http://schemas.microsoft.com/office/drawing/2008/diagram" relId="rId16" minVer="http://schemas.openxmlformats.org/drawingml/2006/diagram"/>
+    </a:ext>
+  </dgm:extLst>
+</dgm:dataModel>
+</file>
+
+<file path=word/diagrams/drawing1.xml><?xml version="1.0" encoding="utf-8"?>
+<dsp:drawing xmlns:dgm="http://schemas.openxmlformats.org/drawingml/2006/diagram" xmlns:dsp="http://schemas.microsoft.com/office/drawing/2008/diagram" xmlns:a="http://schemas.openxmlformats.org/drawingml/2006/main">
+  <dsp:spTree>
+    <dsp:nvGrpSpPr>
+      <dsp:cNvPr id="0" name=""/>
+      <dsp:cNvGrpSpPr/>
+    </dsp:nvGrpSpPr>
+    <dsp:grpSpPr/>
+    <dsp:sp modelId="{796795C0-C8CD-4141-98E9-1F763878C03E}">
+      <dsp:nvSpPr>
+        <dsp:cNvPr id="0" name=""/>
+        <dsp:cNvSpPr/>
+      </dsp:nvSpPr>
+      <dsp:spPr>
+        <a:xfrm>
+          <a:off x="0" y="0"/>
+          <a:ext cx="2471928" cy="396538"/>
+        </a:xfrm>
+        <a:prstGeom prst="roundRect">
+          <a:avLst>
+            <a:gd name="adj" fmla="val 10000"/>
+          </a:avLst>
+        </a:prstGeom>
+        <a:solidFill>
+          <a:schemeClr val="accent1">
+            <a:hueOff val="0"/>
+            <a:satOff val="0"/>
+            <a:lumOff val="0"/>
+            <a:alphaOff val="0"/>
+          </a:schemeClr>
+        </a:solidFill>
+        <a:ln w="12700" cap="flat" cmpd="sng" algn="ctr">
+          <a:solidFill>
+            <a:schemeClr val="lt1">
+              <a:hueOff val="0"/>
+              <a:satOff val="0"/>
+              <a:lumOff val="0"/>
+              <a:alphaOff val="0"/>
+            </a:schemeClr>
+          </a:solidFill>
+          <a:prstDash val="solid"/>
+          <a:miter lim="800000"/>
+        </a:ln>
+        <a:effectLst/>
+      </dsp:spPr>
+      <dsp:style>
+        <a:lnRef idx="2">
+          <a:scrgbClr r="0" g="0" b="0"/>
+        </a:lnRef>
+        <a:fillRef idx="1">
+          <a:scrgbClr r="0" g="0" b="0"/>
+        </a:fillRef>
+        <a:effectRef idx="0">
+          <a:scrgbClr r="0" g="0" b="0"/>
+        </a:effectRef>
+        <a:fontRef idx="minor">
+          <a:schemeClr val="lt1"/>
+        </a:fontRef>
+      </dsp:style>
+      <dsp:txBody>
+        <a:bodyPr spcFirstLastPara="0" vert="horz" wrap="square" lIns="38100" tIns="38100" rIns="38100" bIns="38100" numCol="1" spcCol="1270" anchor="ctr" anchorCtr="0">
+          <a:noAutofit/>
+        </a:bodyPr>
+        <a:lstStyle/>
+        <a:p>
+          <a:pPr marL="0" lvl="0" indent="0" algn="l" defTabSz="444500">
+            <a:lnSpc>
+              <a:spcPct val="90000"/>
+            </a:lnSpc>
+            <a:spcBef>
+              <a:spcPct val="0"/>
+            </a:spcBef>
+            <a:spcAft>
+              <a:spcPct val="35000"/>
+            </a:spcAft>
+            <a:buNone/>
+          </a:pPr>
+          <a:r>
+            <a:rPr lang="en-US" sz="1000" kern="1200"/>
+            <a:t>Face detection using MTCNN</a:t>
+          </a:r>
+        </a:p>
+      </dsp:txBody>
+      <dsp:txXfrm>
+        <a:off x="11614" y="11614"/>
+        <a:ext cx="2010524" cy="373310"/>
+      </dsp:txXfrm>
+    </dsp:sp>
+    <dsp:sp modelId="{E09C2150-D44E-4C58-847E-860E7C14F92B}">
+      <dsp:nvSpPr>
+        <dsp:cNvPr id="0" name=""/>
+        <dsp:cNvSpPr/>
+      </dsp:nvSpPr>
+      <dsp:spPr>
+        <a:xfrm>
+          <a:off x="207023" y="468636"/>
+          <a:ext cx="2471928" cy="396538"/>
+        </a:xfrm>
+        <a:prstGeom prst="roundRect">
+          <a:avLst>
+            <a:gd name="adj" fmla="val 10000"/>
+          </a:avLst>
+        </a:prstGeom>
+        <a:solidFill>
+          <a:schemeClr val="accent1">
+            <a:hueOff val="0"/>
+            <a:satOff val="0"/>
+            <a:lumOff val="0"/>
+            <a:alphaOff val="0"/>
+          </a:schemeClr>
+        </a:solidFill>
+        <a:ln w="12700" cap="flat" cmpd="sng" algn="ctr">
+          <a:solidFill>
+            <a:schemeClr val="lt1">
+              <a:hueOff val="0"/>
+              <a:satOff val="0"/>
+              <a:lumOff val="0"/>
+              <a:alphaOff val="0"/>
+            </a:schemeClr>
+          </a:solidFill>
+          <a:prstDash val="solid"/>
+          <a:miter lim="800000"/>
+        </a:ln>
+        <a:effectLst/>
+      </dsp:spPr>
+      <dsp:style>
+        <a:lnRef idx="2">
+          <a:scrgbClr r="0" g="0" b="0"/>
+        </a:lnRef>
+        <a:fillRef idx="1">
+          <a:scrgbClr r="0" g="0" b="0"/>
+        </a:fillRef>
+        <a:effectRef idx="0">
+          <a:scrgbClr r="0" g="0" b="0"/>
+        </a:effectRef>
+        <a:fontRef idx="minor">
+          <a:schemeClr val="lt1"/>
+        </a:fontRef>
+      </dsp:style>
+      <dsp:txBody>
+        <a:bodyPr spcFirstLastPara="0" vert="horz" wrap="square" lIns="38100" tIns="38100" rIns="38100" bIns="38100" numCol="1" spcCol="1270" anchor="ctr" anchorCtr="0">
+          <a:noAutofit/>
+        </a:bodyPr>
+        <a:lstStyle/>
+        <a:p>
+          <a:pPr marL="0" lvl="0" indent="0" algn="l" defTabSz="444500">
+            <a:lnSpc>
+              <a:spcPct val="90000"/>
+            </a:lnSpc>
+            <a:spcBef>
+              <a:spcPct val="0"/>
+            </a:spcBef>
+            <a:spcAft>
+              <a:spcPct val="35000"/>
+            </a:spcAft>
+            <a:buNone/>
+          </a:pPr>
+          <a:r>
+            <a:rPr lang="en-US" sz="1000" kern="1200"/>
+            <a:t>Feacture extration using FaceNet</a:t>
+          </a:r>
+        </a:p>
+      </dsp:txBody>
+      <dsp:txXfrm>
+        <a:off x="218637" y="480250"/>
+        <a:ext cx="1983925" cy="373310"/>
+      </dsp:txXfrm>
+    </dsp:sp>
+    <dsp:sp modelId="{1505A0E8-DA17-450E-8C76-469243784565}">
+      <dsp:nvSpPr>
+        <dsp:cNvPr id="0" name=""/>
+        <dsp:cNvSpPr/>
+      </dsp:nvSpPr>
+      <dsp:spPr>
+        <a:xfrm>
+          <a:off x="410958" y="937272"/>
+          <a:ext cx="2471928" cy="396538"/>
+        </a:xfrm>
+        <a:prstGeom prst="roundRect">
+          <a:avLst>
+            <a:gd name="adj" fmla="val 10000"/>
+          </a:avLst>
+        </a:prstGeom>
+        <a:solidFill>
+          <a:schemeClr val="accent1">
+            <a:hueOff val="0"/>
+            <a:satOff val="0"/>
+            <a:lumOff val="0"/>
+            <a:alphaOff val="0"/>
+          </a:schemeClr>
+        </a:solidFill>
+        <a:ln w="12700" cap="flat" cmpd="sng" algn="ctr">
+          <a:solidFill>
+            <a:schemeClr val="lt1">
+              <a:hueOff val="0"/>
+              <a:satOff val="0"/>
+              <a:lumOff val="0"/>
+              <a:alphaOff val="0"/>
+            </a:schemeClr>
+          </a:solidFill>
+          <a:prstDash val="solid"/>
+          <a:miter lim="800000"/>
+        </a:ln>
+        <a:effectLst/>
+      </dsp:spPr>
+      <dsp:style>
+        <a:lnRef idx="2">
+          <a:scrgbClr r="0" g="0" b="0"/>
+        </a:lnRef>
+        <a:fillRef idx="1">
+          <a:scrgbClr r="0" g="0" b="0"/>
+        </a:fillRef>
+        <a:effectRef idx="0">
+          <a:scrgbClr r="0" g="0" b="0"/>
+        </a:effectRef>
+        <a:fontRef idx="minor">
+          <a:schemeClr val="lt1"/>
+        </a:fontRef>
+      </dsp:style>
+      <dsp:txBody>
+        <a:bodyPr spcFirstLastPara="0" vert="horz" wrap="square" lIns="38100" tIns="38100" rIns="38100" bIns="38100" numCol="1" spcCol="1270" anchor="ctr" anchorCtr="0">
+          <a:noAutofit/>
+        </a:bodyPr>
+        <a:lstStyle/>
+        <a:p>
+          <a:pPr marL="0" lvl="0" indent="0" algn="l" defTabSz="444500">
+            <a:lnSpc>
+              <a:spcPct val="90000"/>
+            </a:lnSpc>
+            <a:spcBef>
+              <a:spcPct val="0"/>
+            </a:spcBef>
+            <a:spcAft>
+              <a:spcPct val="35000"/>
+            </a:spcAft>
+            <a:buNone/>
+          </a:pPr>
+          <a:r>
+            <a:rPr lang="en-US" sz="1000" kern="1200"/>
+            <a:t>Generate and store 512-dimensional embedding vector</a:t>
+          </a:r>
+        </a:p>
+      </dsp:txBody>
+      <dsp:txXfrm>
+        <a:off x="422572" y="948886"/>
+        <a:ext cx="1987015" cy="373310"/>
+      </dsp:txXfrm>
+    </dsp:sp>
+    <dsp:sp modelId="{DA22C8C3-002E-4496-AF7B-2997484EE90F}">
+      <dsp:nvSpPr>
+        <dsp:cNvPr id="0" name=""/>
+        <dsp:cNvSpPr/>
+      </dsp:nvSpPr>
+      <dsp:spPr>
+        <a:xfrm>
+          <a:off x="617982" y="1405909"/>
+          <a:ext cx="2471928" cy="396538"/>
+        </a:xfrm>
+        <a:prstGeom prst="roundRect">
+          <a:avLst>
+            <a:gd name="adj" fmla="val 10000"/>
+          </a:avLst>
+        </a:prstGeom>
+        <a:solidFill>
+          <a:schemeClr val="accent1">
+            <a:hueOff val="0"/>
+            <a:satOff val="0"/>
+            <a:lumOff val="0"/>
+            <a:alphaOff val="0"/>
+          </a:schemeClr>
+        </a:solidFill>
+        <a:ln w="12700" cap="flat" cmpd="sng" algn="ctr">
+          <a:solidFill>
+            <a:schemeClr val="lt1">
+              <a:hueOff val="0"/>
+              <a:satOff val="0"/>
+              <a:lumOff val="0"/>
+              <a:alphaOff val="0"/>
+            </a:schemeClr>
+          </a:solidFill>
+          <a:prstDash val="solid"/>
+          <a:miter lim="800000"/>
+        </a:ln>
+        <a:effectLst/>
+      </dsp:spPr>
+      <dsp:style>
+        <a:lnRef idx="2">
+          <a:scrgbClr r="0" g="0" b="0"/>
+        </a:lnRef>
+        <a:fillRef idx="1">
+          <a:scrgbClr r="0" g="0" b="0"/>
+        </a:fillRef>
+        <a:effectRef idx="0">
+          <a:scrgbClr r="0" g="0" b="0"/>
+        </a:effectRef>
+        <a:fontRef idx="minor">
+          <a:schemeClr val="lt1"/>
+        </a:fontRef>
+      </dsp:style>
+      <dsp:txBody>
+        <a:bodyPr spcFirstLastPara="0" vert="horz" wrap="square" lIns="38100" tIns="38100" rIns="38100" bIns="38100" numCol="1" spcCol="1270" anchor="ctr" anchorCtr="0">
+          <a:noAutofit/>
+        </a:bodyPr>
+        <a:lstStyle/>
+        <a:p>
+          <a:pPr marL="0" lvl="0" indent="0" algn="l" defTabSz="444500">
+            <a:lnSpc>
+              <a:spcPct val="90000"/>
+            </a:lnSpc>
+            <a:spcBef>
+              <a:spcPct val="0"/>
+            </a:spcBef>
+            <a:spcAft>
+              <a:spcPct val="35000"/>
+            </a:spcAft>
+            <a:buNone/>
+          </a:pPr>
+          <a:r>
+            <a:rPr lang="en-US" sz="1000" kern="1200"/>
+            <a:t>Averaging of embeddings per identity</a:t>
+          </a:r>
+        </a:p>
+      </dsp:txBody>
+      <dsp:txXfrm>
+        <a:off x="629596" y="1417523"/>
+        <a:ext cx="1983925" cy="373310"/>
+      </dsp:txXfrm>
+    </dsp:sp>
+    <dsp:sp modelId="{87AC9AE3-8CAD-4FE2-883C-C68D64C320D3}">
+      <dsp:nvSpPr>
+        <dsp:cNvPr id="0" name=""/>
+        <dsp:cNvSpPr/>
+      </dsp:nvSpPr>
+      <dsp:spPr>
+        <a:xfrm>
+          <a:off x="2214177" y="303712"/>
+          <a:ext cx="257750" cy="257750"/>
+        </a:xfrm>
+        <a:prstGeom prst="downArrow">
+          <a:avLst>
+            <a:gd name="adj1" fmla="val 55000"/>
+            <a:gd name="adj2" fmla="val 45000"/>
+          </a:avLst>
+        </a:prstGeom>
+        <a:solidFill>
+          <a:schemeClr val="accent1">
+            <a:alpha val="90000"/>
+            <a:tint val="40000"/>
+            <a:hueOff val="0"/>
+            <a:satOff val="0"/>
+            <a:lumOff val="0"/>
+            <a:alphaOff val="0"/>
+          </a:schemeClr>
+        </a:solidFill>
+        <a:ln w="12700" cap="flat" cmpd="sng" algn="ctr">
+          <a:solidFill>
+            <a:schemeClr val="accent1">
+              <a:alpha val="90000"/>
+              <a:tint val="40000"/>
+              <a:hueOff val="0"/>
+              <a:satOff val="0"/>
+              <a:lumOff val="0"/>
+              <a:alphaOff val="0"/>
+            </a:schemeClr>
+          </a:solidFill>
+          <a:prstDash val="solid"/>
+          <a:miter lim="800000"/>
+        </a:ln>
+        <a:effectLst/>
+      </dsp:spPr>
+      <dsp:style>
+        <a:lnRef idx="2">
+          <a:scrgbClr r="0" g="0" b="0"/>
+        </a:lnRef>
+        <a:fillRef idx="1">
+          <a:scrgbClr r="0" g="0" b="0"/>
+        </a:fillRef>
+        <a:effectRef idx="0">
+          <a:scrgbClr r="0" g="0" b="0"/>
+        </a:effectRef>
+        <a:fontRef idx="minor"/>
+      </dsp:style>
+      <dsp:txBody>
+        <a:bodyPr spcFirstLastPara="0" vert="horz" wrap="square" lIns="13970" tIns="13970" rIns="13970" bIns="13970" numCol="1" spcCol="1270" anchor="ctr" anchorCtr="0">
+          <a:noAutofit/>
+        </a:bodyPr>
+        <a:lstStyle/>
+        <a:p>
+          <a:pPr marL="0" lvl="0" indent="0" algn="ctr" defTabSz="488950">
+            <a:lnSpc>
+              <a:spcPct val="90000"/>
+            </a:lnSpc>
+            <a:spcBef>
+              <a:spcPct val="0"/>
+            </a:spcBef>
+            <a:spcAft>
+              <a:spcPct val="35000"/>
+            </a:spcAft>
+            <a:buNone/>
+          </a:pPr>
+          <a:endParaRPr lang="en-US" sz="1100" kern="1200"/>
+        </a:p>
+      </dsp:txBody>
+      <dsp:txXfrm>
+        <a:off x="2272171" y="303712"/>
+        <a:ext cx="141762" cy="193957"/>
+      </dsp:txXfrm>
+    </dsp:sp>
+    <dsp:sp modelId="{B5055BD1-5B45-44CA-AF97-A6F5D01D660F}">
+      <dsp:nvSpPr>
+        <dsp:cNvPr id="0" name=""/>
+        <dsp:cNvSpPr/>
+      </dsp:nvSpPr>
+      <dsp:spPr>
+        <a:xfrm>
+          <a:off x="2421201" y="772348"/>
+          <a:ext cx="257750" cy="257750"/>
+        </a:xfrm>
+        <a:prstGeom prst="downArrow">
+          <a:avLst>
+            <a:gd name="adj1" fmla="val 55000"/>
+            <a:gd name="adj2" fmla="val 45000"/>
+          </a:avLst>
+        </a:prstGeom>
+        <a:solidFill>
+          <a:schemeClr val="accent1">
+            <a:alpha val="90000"/>
+            <a:tint val="40000"/>
+            <a:hueOff val="0"/>
+            <a:satOff val="0"/>
+            <a:lumOff val="0"/>
+            <a:alphaOff val="0"/>
+          </a:schemeClr>
+        </a:solidFill>
+        <a:ln w="12700" cap="flat" cmpd="sng" algn="ctr">
+          <a:solidFill>
+            <a:schemeClr val="accent1">
+              <a:alpha val="90000"/>
+              <a:tint val="40000"/>
+              <a:hueOff val="0"/>
+              <a:satOff val="0"/>
+              <a:lumOff val="0"/>
+              <a:alphaOff val="0"/>
+            </a:schemeClr>
+          </a:solidFill>
+          <a:prstDash val="solid"/>
+          <a:miter lim="800000"/>
+        </a:ln>
+        <a:effectLst/>
+      </dsp:spPr>
+      <dsp:style>
+        <a:lnRef idx="2">
+          <a:scrgbClr r="0" g="0" b="0"/>
+        </a:lnRef>
+        <a:fillRef idx="1">
+          <a:scrgbClr r="0" g="0" b="0"/>
+        </a:fillRef>
+        <a:effectRef idx="0">
+          <a:scrgbClr r="0" g="0" b="0"/>
+        </a:effectRef>
+        <a:fontRef idx="minor"/>
+      </dsp:style>
+      <dsp:txBody>
+        <a:bodyPr spcFirstLastPara="0" vert="horz" wrap="square" lIns="13970" tIns="13970" rIns="13970" bIns="13970" numCol="1" spcCol="1270" anchor="ctr" anchorCtr="0">
+          <a:noAutofit/>
+        </a:bodyPr>
+        <a:lstStyle/>
+        <a:p>
+          <a:pPr marL="0" lvl="0" indent="0" algn="ctr" defTabSz="488950">
+            <a:lnSpc>
+              <a:spcPct val="90000"/>
+            </a:lnSpc>
+            <a:spcBef>
+              <a:spcPct val="0"/>
+            </a:spcBef>
+            <a:spcAft>
+              <a:spcPct val="35000"/>
+            </a:spcAft>
+            <a:buNone/>
+          </a:pPr>
+          <a:endParaRPr lang="en-US" sz="1100" kern="1200"/>
+        </a:p>
+      </dsp:txBody>
+      <dsp:txXfrm>
+        <a:off x="2479195" y="772348"/>
+        <a:ext cx="141762" cy="193957"/>
+      </dsp:txXfrm>
+    </dsp:sp>
+    <dsp:sp modelId="{BEFC033E-3AD0-442C-AEC0-B699B1F5A192}">
+      <dsp:nvSpPr>
+        <dsp:cNvPr id="0" name=""/>
+        <dsp:cNvSpPr/>
+      </dsp:nvSpPr>
+      <dsp:spPr>
+        <a:xfrm>
+          <a:off x="2625135" y="1240985"/>
+          <a:ext cx="257750" cy="257750"/>
+        </a:xfrm>
+        <a:prstGeom prst="downArrow">
+          <a:avLst>
+            <a:gd name="adj1" fmla="val 55000"/>
+            <a:gd name="adj2" fmla="val 45000"/>
+          </a:avLst>
+        </a:prstGeom>
+        <a:solidFill>
+          <a:schemeClr val="accent1">
+            <a:alpha val="90000"/>
+            <a:tint val="40000"/>
+            <a:hueOff val="0"/>
+            <a:satOff val="0"/>
+            <a:lumOff val="0"/>
+            <a:alphaOff val="0"/>
+          </a:schemeClr>
+        </a:solidFill>
+        <a:ln w="12700" cap="flat" cmpd="sng" algn="ctr">
+          <a:solidFill>
+            <a:schemeClr val="accent1">
+              <a:alpha val="90000"/>
+              <a:tint val="40000"/>
+              <a:hueOff val="0"/>
+              <a:satOff val="0"/>
+              <a:lumOff val="0"/>
+              <a:alphaOff val="0"/>
+            </a:schemeClr>
+          </a:solidFill>
+          <a:prstDash val="solid"/>
+          <a:miter lim="800000"/>
+        </a:ln>
+        <a:effectLst/>
+      </dsp:spPr>
+      <dsp:style>
+        <a:lnRef idx="2">
+          <a:scrgbClr r="0" g="0" b="0"/>
+        </a:lnRef>
+        <a:fillRef idx="1">
+          <a:scrgbClr r="0" g="0" b="0"/>
+        </a:fillRef>
+        <a:effectRef idx="0">
+          <a:scrgbClr r="0" g="0" b="0"/>
+        </a:effectRef>
+        <a:fontRef idx="minor"/>
+      </dsp:style>
+      <dsp:txBody>
+        <a:bodyPr spcFirstLastPara="0" vert="horz" wrap="square" lIns="13970" tIns="13970" rIns="13970" bIns="13970" numCol="1" spcCol="1270" anchor="ctr" anchorCtr="0">
+          <a:noAutofit/>
+        </a:bodyPr>
+        <a:lstStyle/>
+        <a:p>
+          <a:pPr marL="0" lvl="0" indent="0" algn="ctr" defTabSz="488950">
+            <a:lnSpc>
+              <a:spcPct val="90000"/>
+            </a:lnSpc>
+            <a:spcBef>
+              <a:spcPct val="0"/>
+            </a:spcBef>
+            <a:spcAft>
+              <a:spcPct val="35000"/>
+            </a:spcAft>
+            <a:buNone/>
+          </a:pPr>
+          <a:endParaRPr lang="en-US" sz="1100" kern="1200"/>
+        </a:p>
+      </dsp:txBody>
+      <dsp:txXfrm>
+        <a:off x="2683129" y="1240985"/>
+        <a:ext cx="141762" cy="193957"/>
+      </dsp:txXfrm>
+    </dsp:sp>
+  </dsp:spTree>
+</dsp:drawing>
+</file>
+
+<file path=word/diagrams/layout1.xml><?xml version="1.0" encoding="utf-8"?>
+<dgm:layoutDef xmlns:dgm="http://schemas.openxmlformats.org/drawingml/2006/diagram" xmlns:a="http://schemas.openxmlformats.org/drawingml/2006/main" uniqueId="urn:microsoft.com/office/officeart/2005/8/layout/vProcess5">
+  <dgm:title val=""/>
+  <dgm:desc val=""/>
+  <dgm:catLst>
+    <dgm:cat type="process" pri="14000"/>
+  </dgm:catLst>
+  <dgm:sampData>
+    <dgm:dataModel>
+      <dgm:ptLst>
+        <dgm:pt modelId="0" type="doc"/>
+        <dgm:pt modelId="1">
+          <dgm:prSet phldr="1"/>
+        </dgm:pt>
+        <dgm:pt modelId="2">
+          <dgm:prSet phldr="1"/>
+        </dgm:pt>
+        <dgm:pt modelId="3">
+          <dgm:prSet phldr="1"/>
+        </dgm:pt>
+      </dgm:ptLst>
+      <dgm:cxnLst>
+        <dgm:cxn modelId="5" srcId="0" destId="1" srcOrd="0" destOrd="0"/>
+        <dgm:cxn modelId="6" srcId="0" destId="2" srcOrd="1" destOrd="0"/>
+        <dgm:cxn modelId="7" srcId="0" destId="3" srcOrd="2" destOrd="0"/>
+      </dgm:cxnLst>
+      <dgm:bg/>
+      <dgm:whole/>
+    </dgm:dataModel>
+  </dgm:sampData>
+  <dgm:styleData>
+    <dgm:dataModel>
+      <dgm:ptLst>
+        <dgm:pt modelId="0" type="doc"/>
+        <dgm:pt modelId="1"/>
+        <dgm:pt modelId="2"/>
+      </dgm:ptLst>
+      <dgm:cxnLst>
+        <dgm:cxn modelId="3" srcId="0" destId="1" srcOrd="0" destOrd="0"/>
+        <dgm:cxn modelId="4" srcId="0" destId="2" srcOrd="1" destOrd="0"/>
+      </dgm:cxnLst>
+      <dgm:bg/>
+      <dgm:whole/>
+    </dgm:dataModel>
+  </dgm:styleData>
+  <dgm:clrData>
+    <dgm:dataModel>
+      <dgm:ptLst>
+        <dgm:pt modelId="0" type="doc"/>
+        <dgm:pt modelId="1"/>
+        <dgm:pt modelId="2"/>
+        <dgm:pt modelId="3"/>
+        <dgm:pt modelId="4"/>
+      </dgm:ptLst>
+      <dgm:cxnLst>
+        <dgm:cxn modelId="6" srcId="0" destId="1" srcOrd="0" destOrd="0"/>
+        <dgm:cxn modelId="7" srcId="0" destId="2" srcOrd="1" destOrd="0"/>
+        <dgm:cxn modelId="8" srcId="0" destId="3" srcOrd="2" destOrd="0"/>
+        <dgm:cxn modelId="9" srcId="0" destId="4" srcOrd="3" destOrd="0"/>
+      </dgm:cxnLst>
+      <dgm:bg/>
+      <dgm:whole/>
+    </dgm:dataModel>
+  </dgm:clrData>
+  <dgm:layoutNode name="outerComposite">
+    <dgm:varLst>
+      <dgm:chMax val="5"/>
+      <dgm:dir/>
+      <dgm:resizeHandles val="exact"/>
+    </dgm:varLst>
+    <dgm:alg type="composite"/>
+    <dgm:shape xmlns:r="http://schemas.openxmlformats.org/officeDocument/2006/relationships" r:blip="">
+      <dgm:adjLst/>
+    </dgm:shape>
+    <dgm:presOf/>
+    <dgm:choose name="Name0">
+      <dgm:if name="Name1" func="var" arg="dir" op="equ" val="norm">
+        <dgm:constrLst>
+          <dgm:constr type="primFontSz" for="ch" ptType="node" op="equ" val="65"/>
+          <dgm:constr type="w" for="ch" forName="dummyMaxCanvas" refType="w"/>
+          <dgm:constr type="h" for="ch" forName="dummyMaxCanvas" refType="h"/>
+          <dgm:constr type="w" for="ch" forName="OneNode_1" refType="w"/>
+          <dgm:constr type="h" for="ch" forName="OneNode_1" refType="h" fact="0.5"/>
+          <dgm:constr type="ctrY" for="ch" forName="OneNode_1" refType="h" fact="0.5"/>
+          <dgm:constr type="w" for="ch" forName="TwoNodes_1" refType="w" fact="0.85"/>
+          <dgm:constr type="h" for="ch" forName="TwoNodes_1" refType="h" fact="0.45"/>
+          <dgm:constr type="t" for="ch" forName="TwoNodes_1"/>
+          <dgm:constr type="l" for="ch" forName="TwoNodes_1"/>
+          <dgm:constr type="w" for="ch" forName="TwoNodes_2" refType="w" fact="0.85"/>
+          <dgm:constr type="h" for="ch" forName="TwoNodes_2" refType="h" fact="0.45"/>
+          <dgm:constr type="b" for="ch" forName="TwoNodes_2" refType="h"/>
+          <dgm:constr type="r" for="ch" forName="TwoNodes_2" refType="w"/>
+          <dgm:constr type="w" for="ch" forName="TwoConn_1-2" refType="h" refFor="ch" refForName="TwoNodes_1" fact="0.65"/>
+          <dgm:constr type="h" for="ch" forName="TwoConn_1-2" refType="h" refFor="ch" refForName="TwoNodes_1" fact="0.65"/>
+          <dgm:constr type="ctrY" for="ch" forName="TwoConn_1-2" refType="h" fact="0.5"/>
+          <dgm:constr type="r" for="ch" forName="TwoConn_1-2" refType="r" refFor="ch" refForName="TwoNodes_1"/>
+          <dgm:constr type="r" for="ch" forName="TwoNodes_1_text" refType="l" refFor="ch" refForName="TwoConn_1-2"/>
+          <dgm:constr type="rOff" for="ch" forName="TwoNodes_1_text" refType="w" refFor="ch" refForName="TwoConn_1-2" fact="-0.5"/>
+          <dgm:constr type="t" for="ch" forName="TwoNodes_1_text" refType="t" refFor="ch" refForName="TwoNodes_1"/>
+          <dgm:constr type="b" for="ch" forName="TwoNodes_1_text" refType="b" refFor="ch" refForName="TwoNodes_1"/>
+          <dgm:constr type="l" for="ch" forName="TwoNodes_1_text" refType="l" refFor="ch" refForName="TwoNodes_1"/>
+          <dgm:constr type="r" for="ch" forName="TwoNodes_2_text" refType="l" refFor="ch" refForName="TwoConn_1-2"/>
+          <dgm:constr type="t" for="ch" forName="TwoNodes_2_text" refType="t" refFor="ch" refForName="TwoNodes_2"/>
+          <dgm:constr type="b" for="ch" forName="TwoNodes_2_text" refType="b" refFor="ch" refForName="TwoNodes_2"/>
+          <dgm:constr type="l" for="ch" forName="TwoNodes_2_text" refType="l" refFor="ch" refForName="TwoNodes_2"/>
+          <dgm:constr type="w" for="ch" forName="ThreeNodes_1" refType="w" fact="0.85"/>
+          <dgm:constr type="h" for="ch" forName="ThreeNodes_1" refType="h" fact="0.3"/>
+          <dgm:constr type="t" for="ch" forName="ThreeNodes_1"/>
+          <dgm:constr type="l" for="ch" forName="ThreeNodes_1"/>
+          <dgm:constr type="w" for="ch" forName="ThreeNodes_2" refType="w" fact="0.85"/>
+          <dgm:constr type="h" for="ch" forName="ThreeNodes_2" refType="h" fact="0.3"/>
+          <dgm:constr type="ctrY" for="ch" forName="ThreeNodes_2" refType="h" fact="0.5"/>
+          <dgm:constr type="ctrX" for="ch" forName="ThreeNodes_2" refType="w" fact="0.5"/>
+          <dgm:constr type="w" for="ch" forName="ThreeNodes_3" refType="w" fact="0.85"/>
+          <dgm:constr type="h" for="ch" forName="ThreeNodes_3" refType="h" fact="0.3"/>
+          <dgm:constr type="b" for="ch" forName="ThreeNodes_3" refType="h"/>
+          <dgm:constr type="r" for="ch" forName="ThreeNodes_3" refType="w"/>
+          <dgm:constr type="w" for="ch" forName="ThreeConn_1-2" refType="h" refFor="ch" refForName="ThreeNodes_1" fact="0.65"/>
+          <dgm:constr type="h" for="ch" forName="ThreeConn_1-2" refType="h" refFor="ch" refForName="ThreeNodes_1" fact="0.65"/>
+          <dgm:constr type="ctrY" for="ch" forName="ThreeConn_1-2" refType="h" fact="0.325"/>
+          <dgm:constr type="r" for="ch" forName="ThreeConn_1-2" refType="r" refFor="ch" refForName="ThreeNodes_1"/>
+          <dgm:constr type="w" for="ch" forName="ThreeConn_2-3" refType="h" refFor="ch" refForName="ThreeNodes_2" fact="0.65"/>
+          <dgm:constr type="h" for="ch" forName="ThreeConn_2-3" refType="h" refFor="ch" refForName="ThreeNodes_2" fact="0.65"/>
+          <dgm:constr type="ctrY" for="ch" forName="ThreeConn_2-3" refType="h" fact="0.673"/>
+          <dgm:constr type="r" for="ch" forName="ThreeConn_2-3" refType="r" refFor="ch" refForName="ThreeNodes_2"/>
+          <dgm:constr type="r" for="ch" forName="ThreeNodes_1_text" refType="l" refFor="ch" refForName="ThreeConn_1-2"/>
+          <dgm:constr type="rOff" for="ch" forName="ThreeNodes_1_text" refType="w" refFor="ch" refForName="ThreeConn_1-2" fact="-0.57"/>
+          <dgm:constr type="t" for="ch" forName="ThreeNodes_1_text" refType="t" refFor="ch" refForName="ThreeNodes_1"/>
+          <dgm:constr type="b" for="ch" forName="ThreeNodes_1_text" refType="b" refFor="ch" refForName="ThreeNodes_1"/>
+          <dgm:constr type="l" for="ch" forName="ThreeNodes_1_text" refType="l" refFor="ch" refForName="ThreeNodes_1"/>
+          <dgm:constr type="r" for="ch" forName="ThreeNodes_2_text" refType="l" refFor="ch" refForName="ThreeConn_1-2"/>
+          <dgm:constr type="t" for="ch" forName="ThreeNodes_2_text" refType="t" refFor="ch" refForName="ThreeNodes_2"/>
+          <dgm:constr type="b" for="ch" forName="ThreeNodes_2_text" refType="b" refFor="ch" refForName="ThreeNodes_2"/>
+          <dgm:constr type="l" for="ch" forName="ThreeNodes_2_text" refType="l" refFor="ch" refForName="ThreeNodes_2"/>
+          <dgm:constr type="r" for="ch" forName="ThreeNodes_3_text" refType="l" refFor="ch" refForName="ThreeConn_2-3"/>
+          <dgm:constr type="t" for="ch" forName="ThreeNodes_3_text" refType="t" refFor="ch" refForName="ThreeNodes_3"/>
+          <dgm:constr type="b" for="ch" forName="ThreeNodes_3_text" refType="b" refFor="ch" refForName="ThreeNodes_3"/>
+          <dgm:constr type="l" for="ch" forName="ThreeNodes_3_text" refType="l" refFor="ch" refForName="ThreeNodes_3"/>
+          <dgm:constr type="w" for="ch" forName="FourNodes_1" refType="w" fact="0.8"/>
+          <dgm:constr type="h" for="ch" forName="FourNodes_1" refType="h" fact="0.22"/>
+          <dgm:constr type="t" for="ch" forName="FourNodes_1"/>
+          <dgm:constr type="l" for="ch" forName="FourNodes_1"/>
+          <dgm:constr type="w" for="ch" forName="FourNodes_2" refType="w" fact="0.8"/>
+          <dgm:constr type="h" for="ch" forName="FourNodes_2" refType="h" fact="0.22"/>
+          <dgm:constr type="ctrY" for="ch" forName="FourNodes_2" refType="h" fact="0.37"/>
+          <dgm:constr type="ctrX" for="ch" forName="FourNodes_2" refType="w" fact="0.467"/>
+          <dgm:constr type="w" for="ch" forName="FourNodes_3" refType="w" fact="0.8"/>
+          <dgm:constr type="h" for="ch" forName="FourNodes_3" refType="h" fact="0.22"/>
+          <dgm:constr type="ctrY" for="ch" forName="FourNodes_3" refType="h" fact="0.63"/>
+          <dgm:constr type="ctrX" for="ch" forName="FourNodes_3" refType="w" fact="0.533"/>
+          <dgm:constr type="w" for="ch" forName="FourNodes_4" refType="w" fact="0.8"/>
+          <dgm:constr type="h" for="ch" forName="FourNodes_4" refType="h" fact="0.22"/>
+          <dgm:constr type="b" for="ch" forName="FourNodes_4" refType="h"/>
+          <dgm:constr type="r" for="ch" forName="FourNodes_4" refType="w"/>
+          <dgm:constr type="w" for="ch" forName="FourConn_1-2" refType="h" refFor="ch" refForName="FourNodes_1" fact="0.65"/>
+          <dgm:constr type="h" for="ch" forName="FourConn_1-2" refType="h" refFor="ch" refForName="FourNodes_1" fact="0.65"/>
+          <dgm:constr type="ctrY" for="ch" forName="FourConn_1-2" refType="h" fact="0.24"/>
+          <dgm:constr type="r" for="ch" forName="FourConn_1-2" refType="r" refFor="ch" refForName="FourNodes_1"/>
+          <dgm:constr type="w" for="ch" forName="FourConn_2-3" refType="h" refFor="ch" refForName="FourNodes_2" fact="0.65"/>
+          <dgm:constr type="h" for="ch" forName="FourConn_2-3" refType="h" refFor="ch" refForName="FourNodes_2" fact="0.65"/>
+          <dgm:constr type="ctrY" for="ch" forName="FourConn_2-3" refType="h" fact="0.5"/>
+          <dgm:constr type="r" for="ch" forName="FourConn_2-3" refType="r" refFor="ch" refForName="FourNodes_2"/>
+          <dgm:constr type="w" for="ch" forName="FourConn_3-4" refType="h" refFor="ch" refForName="FourNodes_3" fact="0.65"/>
+          <dgm:constr type="h" for="ch" forName="FourConn_3-4" refType="h" refFor="ch" refForName="FourNodes_3" fact="0.65"/>
+          <dgm:constr type="ctrY" for="ch" forName="FourConn_3-4" refType="h" fact="0.76"/>
+          <dgm:constr type="r" for="ch" forName="FourConn_3-4" refType="r" refFor="ch" refForName="FourNodes_3"/>
+          <dgm:constr type="r" for="ch" forName="FourNodes_1_text" refType="l" refFor="ch" refForName="FourConn_1-2"/>
+          <dgm:constr type="rOff" for="ch" forName="FourNodes_1_text" refType="w" refFor="ch" refForName="FourConn_1-2" fact="-0.7"/>
+          <dgm:constr type="t" for="ch" forName="FourNodes_1_text" refType="t" refFor="ch" refForName="FourNodes_1"/>
+          <dgm:constr type="b" for="ch" forName="FourNodes_1_text" refType="b" refFor="ch" refForName="FourNodes_1"/>
+          <dgm:constr type="l" for="ch" forName="FourNodes_1_text" refType="l" refFor="ch" refForName="FourNodes_1"/>
+          <dgm:constr type="r" for="ch" forName="FourNodes_2_text" refType="l" refFor="ch" refForName="FourConn_1-2"/>
+          <dgm:constr type="t" for="ch" forName="FourNodes_2_text" refType="t" refFor="ch" refForName="FourNodes_2"/>
+          <dgm:constr type="b" for="ch" forName="FourNodes_2_text" refType="b" refFor="ch" refForName="FourNodes_2"/>
+          <dgm:constr type="l" for="ch" forName="FourNodes_2_text" refType="l" refFor="ch" refForName="FourNodes_2"/>
+          <dgm:constr type="r" for="ch" forName="FourNodes_3_text" refType="l" refFor="ch" refForName="FourConn_2-3"/>
+          <dgm:constr type="t" for="ch" forName="FourNodes_3_text" refType="t" refFor="ch" refForName="FourNodes_3"/>
+          <dgm:constr type="b" for="ch" forName="FourNodes_3_text" refType="b" refFor="ch" refForName="FourNodes_3"/>
+          <dgm:constr type="l" for="ch" forName="FourNodes_3_text" refType="l" refFor="ch" refForName="FourNodes_3"/>
+          <dgm:constr type="r" for="ch" forName="FourNodes_4_text" refType="l" refFor="ch" refForName="FourConn_3-4"/>
+          <dgm:constr type="t" for="ch" forName="FourNodes_4_text" refType="t" refFor="ch" refForName="FourNodes_4"/>
+          <dgm:constr type="b" for="ch" forName="FourNodes_4_text" refType="b" refFor="ch" refForName="FourNodes_4"/>
+          <dgm:constr type="l" for="ch" forName="FourNodes_4_text" refType="l" refFor="ch" refForName="FourNodes_4"/>
+          <dgm:constr type="w" for="ch" forName="FiveNodes_1" refType="w" fact="0.77"/>
+          <dgm:constr type="h" for="ch" forName="FiveNodes_1" refType="h" fact="0.18"/>
+          <dgm:constr type="t" for="ch" forName="FiveNodes_1"/>
+          <dgm:constr type="l" for="ch" forName="FiveNodes_1"/>
+          <dgm:constr type="w" for="ch" forName="FiveNodes_2" refType="w" fact="0.77"/>
+          <dgm:constr type="h" for="ch" forName="FiveNodes_2" refType="h" fact="0.18"/>
+          <dgm:constr type="ctrY" for="ch" forName="FiveNodes_2" refType="h" fact="0.295"/>
+          <dgm:constr type="ctrX" for="ch" forName="FiveNodes_2" refType="w" fact="0.4425"/>
+          <dgm:constr type="w" for="ch" forName="FiveNodes_3" refType="w" fact="0.77"/>
+          <dgm:constr type="h" for="ch" forName="FiveNodes_3" refType="h" fact="0.18"/>
+          <dgm:constr type="ctrY" for="ch" forName="FiveNodes_3" refType="h" fact="0.5"/>
+          <dgm:constr type="ctrX" for="ch" forName="FiveNodes_3" refType="w" fact="0.5"/>
+          <dgm:constr type="w" for="ch" forName="FiveNodes_4" refType="w" fact="0.77"/>
+          <dgm:constr type="h" for="ch" forName="FiveNodes_4" refType="h" fact="0.18"/>
+          <dgm:constr type="ctrY" for="ch" forName="FiveNodes_4" refType="h" fact="0.705"/>
+          <dgm:constr type="ctrX" for="ch" forName="FiveNodes_4" refType="w" fact="0.5575"/>
+          <dgm:constr type="w" for="ch" forName="FiveNodes_5" refType="w" fact="0.77"/>
+          <dgm:constr type="h" for="ch" forName="FiveNodes_5" refType="h" fact="0.18"/>
+          <dgm:constr type="b" for="ch" forName="FiveNodes_5" refType="h"/>
+          <dgm:constr type="r" for="ch" forName="FiveNodes_5" refType="w"/>
+          <dgm:constr type="w" for="ch" forName="FiveConn_1-2" refType="h" refFor="ch" refForName="FiveNodes_1" fact="0.65"/>
+          <dgm:constr type="h" for="ch" forName="FiveConn_1-2" refType="h" refFor="ch" refForName="FiveNodes_1" fact="0.65"/>
+          <dgm:constr type="ctrY" for="ch" forName="FiveConn_1-2" refType="h" fact="0.19"/>
+          <dgm:constr type="r" for="ch" forName="FiveConn_1-2" refType="r" refFor="ch" refForName="FiveNodes_1"/>
+          <dgm:constr type="w" for="ch" forName="FiveConn_2-3" refType="h" refFor="ch" refForName="FiveNodes_2" fact="0.65"/>
+          <dgm:constr type="h" for="ch" forName="FiveConn_2-3" refType="h" refFor="ch" refForName="FiveNodes_2" fact="0.65"/>
+          <dgm:constr type="ctrY" for="ch" forName="FiveConn_2-3" refType="h" fact="0.395"/>
+          <dgm:constr type="r" for="ch" forName="FiveConn_2-3" refType="r" refFor="ch" refForName="FiveNodes_2"/>
+          <dgm:constr type="w" for="ch" forName="FiveConn_3-4" refType="h" refFor="ch" refForName="FiveNodes_3" fact="0.65"/>
+          <dgm:constr type="h" for="ch" forName="FiveConn_3-4" refType="h" refFor="ch" refForName="FiveNodes_3" fact="0.65"/>
+          <dgm:constr type="ctrY" for="ch" forName="FiveConn_3-4" refType="h" fact="0.597"/>
+          <dgm:constr type="r" for="ch" forName="FiveConn_3-4" refType="r" refFor="ch" refForName="FiveNodes_3"/>
+          <dgm:constr type="w" for="ch" forName="FiveConn_4-5" refType="h" refFor="ch" refForName="FiveNodes_4" fact="0.65"/>
+          <dgm:constr type="h" for="ch" forName="FiveConn_4-5" refType="h" refFor="ch" refForName="FiveNodes_4" fact="0.65"/>
+          <dgm:constr type="ctrY" for="ch" forName="FiveConn_4-5" refType="h" fact="0.804"/>
+          <dgm:constr type="r" for="ch" forName="FiveConn_4-5" refType="r" refFor="ch" refForName="FiveNodes_4"/>
+          <dgm:constr type="r" for="ch" forName="FiveNodes_1_text" refType="l" refFor="ch" refForName="FiveConn_1-2"/>
+          <dgm:constr type="rOff" for="ch" forName="FiveNodes_1_text" refType="w" refFor="ch" refForName="FiveConn_1-2" fact="-0.75"/>
+          <dgm:constr type="t" for="ch" forName="FiveNodes_1_text" refType="t" refFor="ch" refForName="FiveNodes_1"/>
+          <dgm:constr type="b" for="ch" forName="FiveNodes_1_text" refType="b" refFor="ch" refForName="FiveNodes_1"/>
+          <dgm:constr type="l" for="ch" forName="FiveNodes_1_text" refType="l" refFor="ch" refForName="FiveNodes_1"/>
+          <dgm:constr type="r" for="ch" forName="FiveNodes_2_text" refType="l" refFor="ch" refForName="FiveConn_1-2"/>
+          <dgm:constr type="t" for="ch" forName="FiveNodes_2_text" refType="t" refFor="ch" refForName="FiveNodes_2"/>
+          <dgm:constr type="b" for="ch" forName="FiveNodes_2_text" refType="b" refFor="ch" refForName="FiveNodes_2"/>
+          <dgm:constr type="l" for="ch" forName="FiveNodes_2_text" refType="l" refFor="ch" refForName="FiveNodes_2"/>
+          <dgm:constr type="r" for="ch" forName="FiveNodes_3_text" refType="l" refFor="ch" refForName="FiveConn_2-3"/>
+          <dgm:constr type="t" for="ch" forName="FiveNodes_3_text" refType="t" refFor="ch" refForName="FiveNodes_3"/>
+          <dgm:constr type="b" for="ch" forName="FiveNodes_3_text" refType="b" refFor="ch" refForName="FiveNodes_3"/>
+          <dgm:constr type="l" for="ch" forName="FiveNodes_3_text" refType="l" refFor="ch" refForName="FiveNodes_3"/>
+          <dgm:constr type="r" for="ch" forName="FiveNodes_4_text" refType="l" refFor="ch" refForName="FiveConn_3-4"/>
+          <dgm:constr type="t" for="ch" forName="FiveNodes_4_text" refType="t" refFor="ch" refForName="FiveNodes_4"/>
+          <dgm:constr type="b" for="ch" forName="FiveNodes_4_text" refType="b" refFor="ch" refForName="FiveNodes_4"/>
+          <dgm:constr type="l" for="ch" forName="FiveNodes_4_text" refType="l" refFor="ch" refForName="FiveNodes_4"/>
+          <dgm:constr type="r" for="ch" forName="FiveNodes_5_text" refType="l" refFor="ch" refForName="FiveConn_4-5"/>
+          <dgm:constr type="t" for="ch" forName="FiveNodes_5_text" refType="t" refFor="ch" refForName="FiveNodes_5"/>
+          <dgm:constr type="b" for="ch" forName="FiveNodes_5_text" refType="b" refFor="ch" refForName="FiveNodes_5"/>
+          <dgm:constr type="l" for="ch" forName="FiveNodes_5_text" refType="l" refFor="ch" refForName="FiveNodes_5"/>
+        </dgm:constrLst>
+      </dgm:if>
+      <dgm:else name="Name2">
+        <dgm:constrLst>
+          <dgm:constr type="primFontSz" for="ch" ptType="node" op="equ" val="65"/>
+          <dgm:constr type="w" for="ch" forName="dummyMaxCanvas" refType="w"/>
+          <dgm:constr type="h" for="ch" forName="dummyMaxCanvas" refType="h"/>
+          <dgm:constr type="w" for="ch" forName="OneNode_1" refType="w"/>
+          <dgm:constr type="h" for="ch" forName="OneNode_1" refType="h" fact="0.5"/>
+          <dgm:constr type="ctrY" for="ch" forName="OneNode_1" refType="h" fact="0.5"/>
+          <dgm:constr type="w" for="ch" forName="TwoNodes_1" refType="w" fact="0.85"/>
+          <dgm:constr type="h" for="ch" forName="TwoNodes_1" refType="h" fact="0.45"/>
+          <dgm:constr type="t" for="ch" forName="TwoNodes_1"/>
+          <dgm:constr type="r" for="ch" forName="TwoNodes_1" refType="w"/>
+          <dgm:constr type="w" for="ch" forName="TwoNodes_2" refType="w" fact="0.85"/>
+          <dgm:constr type="h" for="ch" forName="TwoNodes_2" refType="h" fact="0.45"/>
+          <dgm:constr type="b" for="ch" forName="TwoNodes_2" refType="h"/>
+          <dgm:constr type="l" for="ch" forName="TwoNodes_2"/>
+          <dgm:constr type="w" for="ch" forName="TwoConn_1-2" refType="h" refFor="ch" refForName="TwoNodes_1" fact="0.65"/>
+          <dgm:constr type="h" for="ch" forName="TwoConn_1-2" refType="h" refFor="ch" refForName="TwoNodes_1" fact="0.65"/>
+          <dgm:constr type="ctrY" for="ch" forName="TwoConn_1-2" refType="h" fact="0.5"/>
+          <dgm:constr type="l" for="ch" forName="TwoConn_1-2" refType="l" refFor="ch" refForName="TwoNodes_1"/>
+          <dgm:constr type="l" for="ch" forName="TwoNodes_1_text" refType="r" refFor="ch" refForName="TwoConn_1-2"/>
+          <dgm:constr type="lOff" for="ch" forName="TwoNodes_1_text" refType="w" refFor="ch" refForName="TwoConn_1-2" fact="0.5"/>
+          <dgm:constr type="t" for="ch" forName="TwoNodes_1_text" refType="t" refFor="ch" refForName="TwoNodes_1"/>
+          <dgm:constr type="b" for="ch" forName="TwoNodes_1_text" refType="b" refFor="ch" refForName="TwoNodes_1"/>
+          <dgm:constr type="r" for="ch" forName="TwoNodes_1_text" refType="r" refFor="ch" refForName="TwoNodes_1"/>
+          <dgm:constr type="l" for="ch" forName="TwoNodes_2_text" refType="r" refFor="ch" refForName="TwoConn_1-2"/>
+          <dgm:constr type="t" for="ch" forName="TwoNodes_2_text" refType="t" refFor="ch" refForName="TwoNodes_2"/>
+          <dgm:constr type="b" for="ch" forName="TwoNodes_2_text" refType="b" refFor="ch" refForName="TwoNodes_2"/>
+          <dgm:constr type="r" for="ch" forName="TwoNodes_2_text" refType="r" refFor="ch" refForName="TwoNodes_2"/>
+          <dgm:constr type="w" for="ch" forName="ThreeNodes_1" refType="w" fact="0.85"/>
+          <dgm:constr type="h" for="ch" forName="ThreeNodes_1" refType="h" fact="0.3"/>
+          <dgm:constr type="t" for="ch" forName="ThreeNodes_1"/>
+          <dgm:constr type="r" for="ch" forName="ThreeNodes_1" refType="w"/>
+          <dgm:constr type="w" for="ch" forName="ThreeNodes_2" refType="w" fact="0.85"/>
+          <dgm:constr type="h" for="ch" forName="ThreeNodes_2" refType="h" fact="0.3"/>
+          <dgm:constr type="ctrY" for="ch" forName="ThreeNodes_2" refType="h" fact="0.5"/>
+          <dgm:constr type="ctrX" for="ch" forName="ThreeNodes_2" refType="w" fact="0.5"/>
+          <dgm:constr type="w" for="ch" forName="ThreeNodes_3" refType="w" fact="0.85"/>
+          <dgm:constr type="h" for="ch" forName="ThreeNodes_3" refType="h" fact="0.3"/>
+          <dgm:constr type="b" for="ch" forName="ThreeNodes_3" refType="h"/>
+          <dgm:constr type="l" for="ch" forName="ThreeNodes_3"/>
+          <dgm:constr type="w" for="ch" forName="ThreeConn_1-2" refType="h" refFor="ch" refForName="ThreeNodes_1" fact="0.65"/>
+          <dgm:constr type="h" for="ch" forName="ThreeConn_1-2" refType="h" refFor="ch" refForName="ThreeNodes_1" fact="0.65"/>
+          <dgm:constr type="ctrY" for="ch" forName="ThreeConn_1-2" refType="h" fact="0.325"/>
+          <dgm:constr type="l" for="ch" forName="ThreeConn_1-2" refType="l" refFor="ch" refForName="ThreeNodes_1"/>
+          <dgm:constr type="w" for="ch" forName="ThreeConn_2-3" refType="h" refFor="ch" refForName="ThreeNodes_2" fact="0.65"/>
+          <dgm:constr type="h" for="ch" forName="ThreeConn_2-3" refType="h" refFor="ch" refForName="ThreeNodes_2" fact="0.65"/>
+          <dgm:constr type="ctrY" for="ch" forName="ThreeConn_2-3" refType="h" fact="0.673"/>
+          <dgm:constr type="l" for="ch" forName="ThreeConn_2-3" refType="l" refFor="ch" refForName="ThreeNodes_2"/>
+          <dgm:constr type="l" for="ch" forName="ThreeNodes_1_text" refType="r" refFor="ch" refForName="ThreeConn_1-2"/>
+          <dgm:constr type="lOff" for="ch" forName="ThreeNodes_1_text" refType="w" refFor="ch" refForName="ThreeConn_1-2" fact="0.55"/>
+          <dgm:constr type="t" for="ch" forName="ThreeNodes_1_text" refType="t" refFor="ch" refForName="ThreeNodes_1"/>
+          <dgm:constr type="b" for="ch" forName="ThreeNodes_1_text" refType="b" refFor="ch" refForName="ThreeNodes_1"/>
+          <dgm:constr type="r" for="ch" forName="ThreeNodes_1_text" refType="r" refFor="ch" refForName="ThreeNodes_1"/>
+          <dgm:constr type="l" for="ch" forName="ThreeNodes_2_text" refType="r" refFor="ch" refForName="ThreeConn_1-2"/>
+          <dgm:constr type="t" for="ch" forName="ThreeNodes_2_text" refType="t" refFor="ch" refForName="ThreeNodes_2"/>
+          <dgm:constr type="b" for="ch" forName="ThreeNodes_2_text" refType="b" refFor="ch" refForName="ThreeNodes_2"/>
+          <dgm:constr type="r" for="ch" forName="ThreeNodes_2_text" refType="r" refFor="ch" refForName="ThreeNodes_2"/>
+          <dgm:constr type="l" for="ch" forName="ThreeNodes_3_text" refType="r" refFor="ch" refForName="ThreeConn_2-3"/>
+          <dgm:constr type="t" for="ch" forName="ThreeNodes_3_text" refType="t" refFor="ch" refForName="ThreeNodes_3"/>
+          <dgm:constr type="b" for="ch" forName="ThreeNodes_3_text" refType="b" refFor="ch" refForName="ThreeNodes_3"/>
+          <dgm:constr type="r" for="ch" forName="ThreeNodes_3_text" refType="r" refFor="ch" refForName="ThreeNodes_3"/>
+          <dgm:constr type="w" for="ch" forName="FourNodes_1" refType="w" fact="0.8"/>
+          <dgm:constr type="h" for="ch" forName="FourNodes_1" refType="h" fact="0.22"/>
+          <dgm:constr type="t" for="ch" forName="FourNodes_1"/>
+          <dgm:constr type="r" for="ch" forName="FourNodes_1" refType="w"/>
+          <dgm:constr type="w" for="ch" forName="FourNodes_2" refType="w" fact="0.8"/>
+          <dgm:constr type="h" for="ch" forName="FourNodes_2" refType="h" fact="0.22"/>
+          <dgm:constr type="ctrY" for="ch" forName="FourNodes_2" refType="h" fact="0.37"/>
+          <dgm:constr type="ctrX" for="ch" forName="FourNodes_2" refType="w" fact="0.533"/>
+          <dgm:constr type="w" for="ch" forName="FourNodes_3" refType="w" fact="0.8"/>
+          <dgm:constr type="h" for="ch" forName="FourNodes_3" refType="h" fact="0.22"/>
+          <dgm:constr type="ctrY" for="ch" forName="FourNodes_3" refType="h" fact="0.63"/>
+          <dgm:constr type="ctrX" for="ch" forName="FourNodes_3" refType="w" fact="0.467"/>
+          <dgm:constr type="w" for="ch" forName="FourNodes_4" refType="w" fact="0.8"/>
+          <dgm:constr type="h" for="ch" forName="FourNodes_4" refType="h" fact="0.22"/>
+          <dgm:constr type="b" for="ch" forName="FourNodes_4" refType="h"/>
+          <dgm:constr type="l" for="ch" forName="FourNodes_4"/>
+          <dgm:constr type="w" for="ch" forName="FourConn_1-2" refType="h" refFor="ch" refForName="FourNodes_1" fact="0.65"/>
+          <dgm:constr type="h" for="ch" forName="FourConn_1-2" refType="h" refFor="ch" refForName="FourNodes_1" fact="0.65"/>
+          <dgm:constr type="ctrY" for="ch" forName="FourConn_1-2" refType="h" fact="0.24"/>
+          <dgm:constr type="l" for="ch" forName="FourConn_1-2" refType="l" refFor="ch" refForName="FourNodes_1"/>
+          <dgm:constr type="w" for="ch" forName="FourConn_2-3" refType="h" refFor="ch" refForName="FourNodes_2" fact="0.65"/>
+          <dgm:constr type="h" for="ch" forName="FourConn_2-3" refType="h" refFor="ch" refForName="FourNodes_2" fact="0.65"/>
+          <dgm:constr type="ctrY" for="ch" forName="FourConn_2-3" refType="h" fact="0.5"/>
+          <dgm:constr type="l" for="ch" forName="FourConn_2-3" refType="l" refFor="ch" refForName="FourNodes_2"/>
+          <dgm:constr type="w" for="ch" forName="FourConn_3-4" refType="h" refFor="ch" refForName="FourNodes_3" fact="0.65"/>
+          <dgm:constr type="h" for="ch" forName="FourConn_3-4" refType="h" refFor="ch" refForName="FourNodes_3" fact="0.65"/>
+          <dgm:constr type="ctrY" for="ch" forName="FourConn_3-4" refType="h" fact="0.76"/>
+          <dgm:constr type="l" for="ch" forName="FourConn_3-4" refType="l" refFor="ch" refForName="FourNodes_3"/>
+          <dgm:constr type="l" for="ch" forName="FourNodes_1_text" refType="r" refFor="ch" refForName="FourConn_1-2"/>
+          <dgm:constr type="lOff" for="ch" forName="FourNodes_1_text" refType="w" refFor="ch" refForName="FourConn_1-2" fact="0.69"/>
+          <dgm:constr type="t" for="ch" forName="FourNodes_1_text" refType="t" refFor="ch" refForName="FourNodes_1"/>
+          <dgm:constr type="b" for="ch" forName="FourNodes_1_text" refType="b" refFor="ch" refForName="FourNodes_1"/>
+          <dgm:constr type="r" for="ch" forName="FourNodes_1_text" refType="r" refFor="ch" refForName="FourNodes_1"/>
+          <dgm:constr type="l" for="ch" forName="FourNodes_2_text" refType="r" refFor="ch" refForName="FourConn_1-2"/>
+          <dgm:constr type="t" for="ch" forName="FourNodes_2_text" refType="t" refFor="ch" refForName="FourNodes_2"/>
+          <dgm:constr type="b" for="ch" forName="FourNodes_2_text" refType="b" refFor="ch" refForName="FourNodes_2"/>
+          <dgm:constr type="r" for="ch" forName="FourNodes_2_text" refType="r" refFor="ch" refForName="FourNodes_2"/>
+          <dgm:constr type="l" for="ch" forName="FourNodes_3_text" refType="r" refFor="ch" refForName="FourConn_2-3"/>
+          <dgm:constr type="t" for="ch" forName="FourNodes_3_text" refType="t" refFor="ch" refForName="FourNodes_3"/>
+          <dgm:constr type="b" for="ch" forName="FourNodes_3_text" refType="b" refFor="ch" refForName="FourNodes_3"/>
+          <dgm:constr type="r" for="ch" forName="FourNodes_3_text" refType="r" refFor="ch" refForName="FourNodes_3"/>
+          <dgm:constr type="l" for="ch" forName="FourNodes_4_text" refType="r" refFor="ch" refForName="FourConn_3-4"/>
+          <dgm:constr type="t" for="ch" forName="FourNodes_4_text" refType="t" refFor="ch" refForName="FourNodes_4"/>
+          <dgm:constr type="b" for="ch" forName="FourNodes_4_text" refType="b" refFor="ch" refForName="FourNodes_4"/>
+          <dgm:constr type="r" for="ch" forName="FourNodes_4_text" refType="r" refFor="ch" refForName="FourNodes_4"/>
+          <dgm:constr type="w" for="ch" forName="FiveNodes_1" refType="w" fact="0.77"/>
+          <dgm:constr type="h" for="ch" forName="FiveNodes_1" refType="h" fact="0.18"/>
+          <dgm:constr type="t" for="ch" forName="FiveNodes_1"/>
+          <dgm:constr type="r" for="ch" forName="FiveNodes_1" refType="w"/>
+          <dgm:constr type="w" for="ch" forName="FiveNodes_2" refType="w" fact="0.77"/>
+          <dgm:constr type="h" for="ch" forName="FiveNodes_2" refType="h" fact="0.18"/>
+          <dgm:constr type="ctrY" for="ch" forName="FiveNodes_2" refType="h" fact="0.295"/>
+          <dgm:constr type="ctrX" for="ch" forName="FiveNodes_2" refType="w" fact="0.5575"/>
+          <dgm:constr type="w" for="ch" forName="FiveNodes_3" refType="w" fact="0.77"/>
+          <dgm:constr type="h" for="ch" forName="FiveNodes_3" refType="h" fact="0.18"/>
+          <dgm:constr type="ctrY" for="ch" forName="FiveNodes_3" refType="h" fact="0.5"/>
+          <dgm:constr type="ctrX" for="ch" forName="FiveNodes_3" refType="w" fact="0.5"/>
+          <dgm:constr type="w" for="ch" forName="FiveNodes_4" refType="w" fact="0.77"/>
+          <dgm:constr type="h" for="ch" forName="FiveNodes_4" refType="h" fact="0.18"/>
+          <dgm:constr type="ctrY" for="ch" forName="FiveNodes_4" refType="h" fact="0.705"/>
+          <dgm:constr type="ctrX" for="ch" forName="FiveNodes_4" refType="w" fact="0.4425"/>
+          <dgm:constr type="w" for="ch" forName="FiveNodes_5" refType="w" fact="0.77"/>
+          <dgm:constr type="h" for="ch" forName="FiveNodes_5" refType="h" fact="0.18"/>
+          <dgm:constr type="b" for="ch" forName="FiveNodes_5" refType="h"/>
+          <dgm:constr type="l" for="ch" forName="FiveNodes_5"/>
+          <dgm:constr type="w" for="ch" forName="FiveConn_1-2" refType="h" refFor="ch" refForName="FiveNodes_1" fact="0.65"/>
+          <dgm:constr type="h" for="ch" forName="FiveConn_1-2" refType="h" refFor="ch" refForName="FiveNodes_1" fact="0.65"/>
+          <dgm:constr type="ctrY" for="ch" forName="FiveConn_1-2" refType="h" fact="0.19"/>
+          <dgm:constr type="l" for="ch" forName="FiveConn_1-2" refType="l" refFor="ch" refForName="FiveNodes_1"/>
+          <dgm:constr type="w" for="ch" forName="FiveConn_2-3" refType="h" refFor="ch" refForName="FiveNodes_2" fact="0.65"/>
+          <dgm:constr type="h" for="ch" forName="FiveConn_2-3" refType="h" refFor="ch" refForName="FiveNodes_2" fact="0.65"/>
+          <dgm:constr type="ctrY" for="ch" forName="FiveConn_2-3" refType="h" fact="0.395"/>
+          <dgm:constr type="l" for="ch" forName="FiveConn_2-3" refType="l" refFor="ch" refForName="FiveNodes_2"/>
+          <dgm:constr type="w" for="ch" forName="FiveConn_3-4" refType="h" refFor="ch" refForName="FiveNodes_3" fact="0.65"/>
+          <dgm:constr type="h" for="ch" forName="FiveConn_3-4" refType="h" refFor="ch" refForName="FiveNodes_3" fact="0.65"/>
+          <dgm:constr type="ctrY" for="ch" forName="FiveConn_3-4" refType="h" fact="0.597"/>
+          <dgm:constr type="l" for="ch" forName="FiveConn_3-4" refType="l" refFor="ch" refForName="FiveNodes_3"/>
+          <dgm:constr type="w" for="ch" forName="FiveConn_4-5" refType="h" refFor="ch" refForName="FiveNodes_4" fact="0.65"/>
+          <dgm:constr type="h" for="ch" forName="FiveConn_4-5" refType="h" refFor="ch" refForName="FiveNodes_4" fact="0.65"/>
+          <dgm:constr type="ctrY" for="ch" forName="FiveConn_4-5" refType="h" fact="0.804"/>
+          <dgm:constr type="l" for="ch" forName="FiveConn_4-5" refType="l" refFor="ch" refForName="FiveNodes_4"/>
+          <dgm:constr type="l" for="ch" forName="FiveNodes_1_text" refType="r" refFor="ch" refForName="FiveConn_1-2"/>
+          <dgm:constr type="lOff" for="ch" forName="FiveNodes_1_text" refType="w" refFor="ch" refForName="FiveConn_1-2" fact="0.73"/>
+          <dgm:constr type="t" for="ch" forName="FiveNodes_1_text" refType="t" refFor="ch" refForName="FiveNodes_1"/>
+          <dgm:constr type="b" for="ch" forName="FiveNodes_1_text" refType="b" refFor="ch" refForName="FiveNodes_1"/>
+          <dgm:constr type="r" for="ch" forName="FiveNodes_1_text" refType="r" refFor="ch" refForName="FiveNodes_1"/>
+          <dgm:constr type="l" for="ch" forName="FiveNodes_2_text" refType="r" refFor="ch" refForName="FiveConn_1-2"/>
+          <dgm:constr type="t" for="ch" forName="FiveNodes_2_text" refType="t" refFor="ch" refForName="FiveNodes_2"/>
+          <dgm:constr type="b" for="ch" forName="FiveNodes_2_text" refType="b" refFor="ch" refForName="FiveNodes_2"/>
+          <dgm:constr type="r" for="ch" forName="FiveNodes_2_text" refType="r" refFor="ch" refForName="FiveNodes_2"/>
+          <dgm:constr type="l" for="ch" forName="FiveNodes_3_text" refType="r" refFor="ch" refForName="FiveConn_2-3"/>
+          <dgm:constr type="t" for="ch" forName="FiveNodes_3_text" refType="t" refFor="ch" refForName="FiveNodes_3"/>
+          <dgm:constr type="b" for="ch" forName="FiveNodes_3_text" refType="b" refFor="ch" refForName="FiveNodes_3"/>
+          <dgm:constr type="r" for="ch" forName="FiveNodes_3_text" refType="r" refFor="ch" refForName="FiveNodes_3"/>
+          <dgm:constr type="l" for="ch" forName="FiveNodes_4_text" refType="r" refFor="ch" refForName="FiveConn_3-4"/>
+          <dgm:constr type="t" for="ch" forName="FiveNodes_4_text" refType="t" refFor="ch" refForName="FiveNodes_4"/>
+          <dgm:constr type="b" for="ch" forName="FiveNodes_4_text" refType="b" refFor="ch" refForName="FiveNodes_4"/>
+          <dgm:constr type="r" for="ch" forName="FiveNodes_4_text" refType="r" refFor="ch" refForName="FiveNodes_4"/>
+          <dgm:constr type="l" for="ch" forName="FiveNodes_5_text" refType="r" refFor="ch" refForName="FiveConn_4-5"/>
+          <dgm:constr type="t" for="ch" forName="FiveNodes_5_text" refType="t" refFor="ch" refForName="FiveNodes_5"/>
+          <dgm:constr type="b" for="ch" forName="FiveNodes_5_text" refType="b" refFor="ch" refForName="FiveNodes_5"/>
+          <dgm:constr type="r" for="ch" forName="FiveNodes_5_text" refType="r" refFor="ch" refForName="FiveNodes_5"/>
+        </dgm:constrLst>
+      </dgm:else>
+    </dgm:choose>
+    <dgm:ruleLst/>
+    <dgm:layoutNode name="dummyMaxCanvas">
+      <dgm:varLst/>
+      <dgm:alg type="sp"/>
+      <dgm:shape xmlns:r="http://schemas.openxmlformats.org/officeDocument/2006/relationships" r:blip="">
+        <dgm:adjLst/>
+      </dgm:shape>
+      <dgm:presOf/>
+      <dgm:constrLst/>
+      <dgm:ruleLst/>
+    </dgm:layoutNode>
+    <dgm:choose name="Name3">
+      <dgm:if name="Name4" axis="ch" ptType="node" func="cnt" op="equ" val="1">
+        <dgm:layoutNode name="OneNode_1">
+          <dgm:varLst>
+            <dgm:bulletEnabled val="1"/>
+          </dgm:varLst>
+          <dgm:alg type="tx"/>
+          <dgm:shape xmlns:r="http://schemas.openxmlformats.org/officeDocument/2006/relationships" type="roundRect" r:blip="">
+            <dgm:adjLst>
+              <dgm:adj idx="1" val="0.1"/>
+            </dgm:adjLst>
+          </dgm:shape>
+          <dgm:presOf axis="ch desOrSelf" ptType="node node" st="1 1" cnt="1 0"/>
+          <dgm:constrLst>
+            <dgm:constr type="lMarg" refType="primFontSz" fact="0.3"/>
+            <dgm:constr type="rMarg" refType="primFontSz" fact="0.3"/>
+            <dgm:constr type="tMarg" refType="primFontSz" fact="0.3"/>
+            <dgm:constr type="bMarg" refType="primFontSz" fact="0.3"/>
+          </dgm:constrLst>
+          <dgm:ruleLst>
+            <dgm:rule type="primFontSz" val="5" fact="NaN" max="NaN"/>
+          </dgm:ruleLst>
+        </dgm:layoutNode>
+      </dgm:if>
+      <dgm:else name="Name5">
+        <dgm:choose name="Name6">
+          <dgm:if name="Name7" axis="ch" ptType="node" func="cnt" op="equ" val="2">
+            <dgm:layoutNode name="TwoNodes_1">
+              <dgm:varLst>
+                <dgm:bulletEnabled val="1"/>
+              </dgm:varLst>
+              <dgm:alg type="sp"/>
+              <dgm:shape xmlns:r="http://schemas.openxmlformats.org/officeDocument/2006/relationships" type="roundRect" r:blip="">
+                <dgm:adjLst>
+                  <dgm:adj idx="1" val="0.1"/>
+                </dgm:adjLst>
+              </dgm:shape>
+              <dgm:presOf axis="ch desOrSelf" ptType="node node" st="1 1" cnt="1 0"/>
+              <dgm:constrLst/>
+              <dgm:ruleLst/>
+            </dgm:layoutNode>
+            <dgm:layoutNode name="TwoNodes_2">
+              <dgm:varLst>
+                <dgm:bulletEnabled val="1"/>
+              </dgm:varLst>
+              <dgm:alg type="sp"/>
+              <dgm:shape xmlns:r="http://schemas.openxmlformats.org/officeDocument/2006/relationships" type="roundRect" r:blip="">
+                <dgm:adjLst>
+                  <dgm:adj idx="1" val="0.1"/>
+                </dgm:adjLst>
+              </dgm:shape>
+              <dgm:presOf axis="ch desOrSelf" ptType="node node" st="2 1" cnt="1 0"/>
+              <dgm:constrLst/>
+              <dgm:ruleLst/>
+            </dgm:layoutNode>
+            <dgm:layoutNode name="TwoConn_1-2" styleLbl="fgAccFollowNode1">
+              <dgm:varLst>
+                <dgm:bulletEnabled val="1"/>
+              </dgm:varLst>
+              <dgm:alg type="tx"/>
+              <dgm:shape xmlns:r="http://schemas.openxmlformats.org/officeDocument/2006/relationships" type="downArrow" r:blip="">
+                <dgm:adjLst>
+                  <dgm:adj idx="1" val="0.55"/>
+                  <dgm:adj idx="2" val="0.45"/>
+                </dgm:adjLst>
+              </dgm:shape>
+              <dgm:presOf axis="ch" ptType="sibTrans" cnt="1"/>
+              <dgm:constrLst>
+                <dgm:constr type="lMarg" refType="primFontSz" fact="0.1"/>
+                <dgm:constr type="rMarg" refType="primFontSz" fact="0.1"/>
+                <dgm:constr type="tMarg" refType="primFontSz" fact="0.1"/>
+                <dgm:constr type="bMarg" refType="primFontSz" fact="0.1"/>
+              </dgm:constrLst>
+              <dgm:ruleLst>
+                <dgm:rule type="primFontSz" val="5" fact="NaN" max="NaN"/>
+              </dgm:ruleLst>
+            </dgm:layoutNode>
+            <dgm:layoutNode name="TwoNodes_1_text">
+              <dgm:varLst>
+                <dgm:bulletEnabled val="1"/>
+              </dgm:varLst>
+              <dgm:alg type="tx">
+                <dgm:param type="parTxLTRAlign" val="l"/>
+                <dgm:param type="txAnchorVertCh" val="mid"/>
+              </dgm:alg>
+              <dgm:shape xmlns:r="http://schemas.openxmlformats.org/officeDocument/2006/relationships" type="roundRect" r:blip="" hideGeom="1">
+                <dgm:adjLst>
+                  <dgm:adj idx="1" val="0.1"/>
+                </dgm:adjLst>
+              </dgm:shape>
+              <dgm:presOf axis="ch desOrSelf" ptType="node node" st="1 1" cnt="1 0"/>
+              <dgm:constrLst>
+                <dgm:constr type="lMarg" refType="primFontSz" fact="0.3"/>
+                <dgm:constr type="rMarg" refType="primFontSz" fact="0.3"/>
+                <dgm:constr type="tMarg" refType="primFontSz" fact="0.3"/>
+                <dgm:constr type="bMarg" refType="primFontSz" fact="0.3"/>
+              </dgm:constrLst>
+              <dgm:ruleLst>
+                <dgm:rule type="primFontSz" val="5" fact="NaN" max="NaN"/>
+              </dgm:ruleLst>
+            </dgm:layoutNode>
+            <dgm:layoutNode name="TwoNodes_2_text">
+              <dgm:varLst>
+                <dgm:bulletEnabled val="1"/>
+              </dgm:varLst>
+              <dgm:alg type="tx">
+                <dgm:param type="parTxLTRAlign" val="l"/>
+                <dgm:param type="txAnchorVertCh" val="mid"/>
+              </dgm:alg>
+              <dgm:shape xmlns:r="http://schemas.openxmlformats.org/officeDocument/2006/relationships" type="roundRect" r:blip="" hideGeom="1">
+                <dgm:adjLst>
+                  <dgm:adj idx="1" val="0.1"/>
+                </dgm:adjLst>
+              </dgm:shape>
+              <dgm:presOf axis="ch desOrSelf" ptType="node node" st="2 1" cnt="1 0"/>
+              <dgm:constrLst>
+                <dgm:constr type="lMarg" refType="primFontSz" fact="0.3"/>
+                <dgm:constr type="rMarg" refType="primFontSz" fact="0.3"/>
+                <dgm:constr type="tMarg" refType="primFontSz" fact="0.3"/>
+                <dgm:constr type="bMarg" refType="primFontSz" fact="0.3"/>
+              </dgm:constrLst>
+              <dgm:ruleLst>
+                <dgm:rule type="primFontSz" val="5" fact="NaN" max="NaN"/>
+              </dgm:ruleLst>
+            </dgm:layoutNode>
+          </dgm:if>
+          <dgm:else name="Name8">
+            <dgm:choose name="Name9">
+              <dgm:if name="Name10" axis="ch" ptType="node" func="cnt" op="equ" val="3">
+                <dgm:layoutNode name="ThreeNodes_1">
+                  <dgm:varLst>
+                    <dgm:bulletEnabled val="1"/>
+                  </dgm:varLst>
+                  <dgm:alg type="sp"/>
+                  <dgm:shape xmlns:r="http://schemas.openxmlformats.org/officeDocument/2006/relationships" type="roundRect" r:blip="">
+                    <dgm:adjLst>
+                      <dgm:adj idx="1" val="0.1"/>
+                    </dgm:adjLst>
+                  </dgm:shape>
+                  <dgm:presOf axis="ch desOrSelf" ptType="node node" st="1 1" cnt="1 0"/>
+                  <dgm:constrLst/>
+                  <dgm:ruleLst/>
+                </dgm:layoutNode>
+                <dgm:layoutNode name="ThreeNodes_2">
+                  <dgm:varLst>
+                    <dgm:bulletEnabled val="1"/>
+                  </dgm:varLst>
+                  <dgm:alg type="sp"/>
+                  <dgm:shape xmlns:r="http://schemas.openxmlformats.org/officeDocument/2006/relationships" type="roundRect" r:blip="">
+                    <dgm:adjLst>
+                      <dgm:adj idx="1" val="0.1"/>
+                    </dgm:adjLst>
+                  </dgm:shape>
+                  <dgm:presOf axis="ch desOrSelf" ptType="node node" st="2 1" cnt="1 0"/>
+                  <dgm:constrLst/>
+                  <dgm:ruleLst/>
+                </dgm:layoutNode>
+                <dgm:layoutNode name="ThreeNodes_3">
+                  <dgm:varLst>
+                    <dgm:bulletEnabled val="1"/>
+                  </dgm:varLst>
+                  <dgm:alg type="sp"/>
+                  <dgm:shape xmlns:r="http://schemas.openxmlformats.org/officeDocument/2006/relationships" type="roundRect" r:blip="">
+                    <dgm:adjLst>
+                      <dgm:adj idx="1" val="0.1"/>
+                    </dgm:adjLst>
+                  </dgm:shape>
+                  <dgm:presOf axis="ch desOrSelf" ptType="node node" st="3 1" cnt="1 0"/>
+                  <dgm:constrLst/>
+                  <dgm:ruleLst/>
+                </dgm:layoutNode>
+                <dgm:layoutNode name="ThreeConn_1-2" styleLbl="fgAccFollowNode1">
+                  <dgm:varLst>
+                    <dgm:bulletEnabled val="1"/>
+                  </dgm:varLst>
+                  <dgm:alg type="tx"/>
+                  <dgm:shape xmlns:r="http://schemas.openxmlformats.org/officeDocument/2006/relationships" type="downArrow" r:blip="">
+                    <dgm:adjLst>
+                      <dgm:adj idx="1" val="0.55"/>
+                      <dgm:adj idx="2" val="0.45"/>
+                    </dgm:adjLst>
+                  </dgm:shape>
+                  <dgm:presOf axis="ch" ptType="sibTrans" cnt="1"/>
+                  <dgm:constrLst>
+                    <dgm:constr type="lMarg" refType="primFontSz" fact="0.1"/>
+                    <dgm:constr type="rMarg" refType="primFontSz" fact="0.1"/>
+                    <dgm:constr type="tMarg" refType="primFontSz" fact="0.1"/>
+                    <dgm:constr type="bMarg" refType="primFontSz" fact="0.1"/>
+                  </dgm:constrLst>
+                  <dgm:ruleLst>
+                    <dgm:rule type="primFontSz" val="5" fact="NaN" max="NaN"/>
+                  </dgm:ruleLst>
+                </dgm:layoutNode>
+                <dgm:layoutNode name="ThreeConn_2-3" styleLbl="fgAccFollowNode1">
+                  <dgm:varLst>
+                    <dgm:bulletEnabled val="1"/>
+                  </dgm:varLst>
+                  <dgm:alg type="tx"/>
+                  <dgm:shape xmlns:r="http://schemas.openxmlformats.org/officeDocument/2006/relationships" type="downArrow" r:blip="">
+                    <dgm:adjLst>
+                      <dgm:adj idx="1" val="0.55"/>
+                      <dgm:adj idx="2" val="0.45"/>
+                    </dgm:adjLst>
+                  </dgm:shape>
+                  <dgm:presOf axis="ch" ptType="sibTrans" st="2" cnt="1"/>
+                  <dgm:constrLst>
+                    <dgm:constr type="lMarg" refType="primFontSz" fact="0.1"/>
+                    <dgm:constr type="rMarg" refType="primFontSz" fact="0.1"/>
+                    <dgm:constr type="tMarg" refType="primFontSz" fact="0.1"/>
+                    <dgm:constr type="bMarg" refType="primFontSz" fact="0.1"/>
+                  </dgm:constrLst>
+                  <dgm:ruleLst>
+                    <dgm:rule type="primFontSz" val="5" fact="NaN" max="NaN"/>
+                  </dgm:ruleLst>
+                </dgm:layoutNode>
+                <dgm:layoutNode name="ThreeNodes_1_text">
+                  <dgm:varLst>
+                    <dgm:bulletEnabled val="1"/>
+                  </dgm:varLst>
+                  <dgm:alg type="tx">
+                    <dgm:param type="parTxLTRAlign" val="l"/>
+                    <dgm:param type="txAnchorVertCh" val="mid"/>
+                  </dgm:alg>
+                  <dgm:shape xmlns:r="http://schemas.openxmlformats.org/officeDocument/2006/relationships" type="roundRect" r:blip="" hideGeom="1">
+                    <dgm:adjLst>
+                      <dgm:adj idx="1" val="0.1"/>
+                    </dgm:adjLst>
+                  </dgm:shape>
+                  <dgm:presOf axis="ch desOrSelf" ptType="node node" st="1 1" cnt="1 0"/>
+                  <dgm:constrLst>
+                    <dgm:constr type="lMarg" refType="primFontSz" fact="0.3"/>
+                    <dgm:constr type="rMarg" refType="primFontSz" fact="0.3"/>
+                    <dgm:constr type="tMarg" refType="primFontSz" fact="0.3"/>
+                    <dgm:constr type="bMarg" refType="primFontSz" fact="0.3"/>
+                  </dgm:constrLst>
+                  <dgm:ruleLst>
+                    <dgm:rule type="primFontSz" val="5" fact="NaN" max="NaN"/>
+                  </dgm:ruleLst>
+                </dgm:layoutNode>
+                <dgm:layoutNode name="ThreeNodes_2_text">
+                  <dgm:varLst>
+                    <dgm:bulletEnabled val="1"/>
+                  </dgm:varLst>
+                  <dgm:alg type="tx">
+                    <dgm:param type="parTxLTRAlign" val="l"/>
+                    <dgm:param type="txAnchorVertCh" val="mid"/>
+                  </dgm:alg>
+                  <dgm:shape xmlns:r="http://schemas.openxmlformats.org/officeDocument/2006/relationships" type="roundRect" r:blip="" hideGeom="1">
+                    <dgm:adjLst>
+                      <dgm:adj idx="1" val="0.1"/>
+                    </dgm:adjLst>
+                  </dgm:shape>
+                  <dgm:presOf axis="ch desOrSelf" ptType="node node" st="2 1" cnt="1 0"/>
+                  <dgm:constrLst>
+                    <dgm:constr type="lMarg" refType="primFontSz" fact="0.3"/>
+                    <dgm:constr type="rMarg" refType="primFontSz" fact="0.3"/>
+                    <dgm:constr type="tMarg" refType="primFontSz" fact="0.3"/>
+                    <dgm:constr type="bMarg" refType="primFontSz" fact="0.3"/>
+                  </dgm:constrLst>
+                  <dgm:ruleLst>
+                    <dgm:rule type="primFontSz" val="5" fact="NaN" max="NaN"/>
+                  </dgm:ruleLst>
+                </dgm:layoutNode>
+                <dgm:layoutNode name="ThreeNodes_3_text">
+                  <dgm:varLst>
+                    <dgm:bulletEnabled val="1"/>
+                  </dgm:varLst>
+                  <dgm:alg type="tx">
+                    <dgm:param type="parTxLTRAlign" val="l"/>
+                    <dgm:param type="txAnchorVertCh" val="mid"/>
+                  </dgm:alg>
+                  <dgm:shape xmlns:r="http://schemas.openxmlformats.org/officeDocument/2006/relationships" type="roundRect" r:blip="" hideGeom="1">
+                    <dgm:adjLst>
+                      <dgm:adj idx="1" val="0.1"/>
+                    </dgm:adjLst>
+                  </dgm:shape>
+                  <dgm:presOf axis="ch desOrSelf" ptType="node node" st="3 1" cnt="1 0"/>
+                  <dgm:constrLst>
+                    <dgm:constr type="lMarg" refType="primFontSz" fact="0.3"/>
+                    <dgm:constr type="rMarg" refType="primFontSz" fact="0.3"/>
+                    <dgm:constr type="tMarg" refType="primFontSz" fact="0.3"/>
+                    <dgm:constr type="bMarg" refType="primFontSz" fact="0.3"/>
+                  </dgm:constrLst>
+                  <dgm:ruleLst>
+                    <dgm:rule type="primFontSz" val="5" fact="NaN" max="NaN"/>
+                  </dgm:ruleLst>
+                </dgm:layoutNode>
+              </dgm:if>
+              <dgm:else name="Name11">
+                <dgm:choose name="Name12">
+                  <dgm:if name="Name13" axis="ch" ptType="node" func="cnt" op="equ" val="4">
+                    <dgm:layoutNode name="FourNodes_1">
+                      <dgm:varLst>
+                        <dgm:bulletEnabled val="1"/>
+                      </dgm:varLst>
+                      <dgm:alg type="sp"/>
+                      <dgm:shape xmlns:r="http://schemas.openxmlformats.org/officeDocument/2006/relationships" type="roundRect" r:blip="">
+                        <dgm:adjLst>
+                          <dgm:adj idx="1" val="0.1"/>
+                        </dgm:adjLst>
+                      </dgm:shape>
+                      <dgm:presOf axis="ch desOrSelf" ptType="node node" st="1 1" cnt="1 0"/>
+                      <dgm:constrLst/>
+                      <dgm:ruleLst/>
+                    </dgm:layoutNode>
+                    <dgm:layoutNode name="FourNodes_2">
+                      <dgm:varLst>
+                        <dgm:bulletEnabled val="1"/>
+                      </dgm:varLst>
+                      <dgm:alg type="sp"/>
+                      <dgm:shape xmlns:r="http://schemas.openxmlformats.org/officeDocument/2006/relationships" type="roundRect" r:blip="">
+                        <dgm:adjLst>
+                          <dgm:adj idx="1" val="0.1"/>
+                        </dgm:adjLst>
+                      </dgm:shape>
+                      <dgm:presOf axis="ch desOrSelf" ptType="node node" st="2 1" cnt="1 0"/>
+                      <dgm:constrLst/>
+                      <dgm:ruleLst/>
+                    </dgm:layoutNode>
+                    <dgm:layoutNode name="FourNodes_3">
+                      <dgm:varLst>
+                        <dgm:bulletEnabled val="1"/>
+                      </dgm:varLst>
+                      <dgm:alg type="sp"/>
+                      <dgm:shape xmlns:r="http://schemas.openxmlformats.org/officeDocument/2006/relationships" type="roundRect" r:blip="">
+                        <dgm:adjLst>
+                          <dgm:adj idx="1" val="0.1"/>
+                        </dgm:adjLst>
+                      </dgm:shape>
+                      <dgm:presOf axis="ch desOrSelf" ptType="node node" st="3 1" cnt="1 0"/>
+                      <dgm:constrLst/>
+                      <dgm:ruleLst/>
+                    </dgm:layoutNode>
+                    <dgm:layoutNode name="FourNodes_4">
+                      <dgm:varLst>
+                        <dgm:bulletEnabled val="1"/>
+                      </dgm:varLst>
+                      <dgm:alg type="sp"/>
+                      <dgm:shape xmlns:r="http://schemas.openxmlformats.org/officeDocument/2006/relationships" type="roundRect" r:blip="">
+                        <dgm:adjLst>
+                          <dgm:adj idx="1" val="0.1"/>
+                        </dgm:adjLst>
+                      </dgm:shape>
+                      <dgm:presOf axis="ch desOrSelf" ptType="node node" st="4 1" cnt="1 0"/>
+                      <dgm:constrLst/>
+                      <dgm:ruleLst/>
+                    </dgm:layoutNode>
+                    <dgm:layoutNode name="FourConn_1-2" styleLbl="fgAccFollowNode1">
+                      <dgm:varLst>
+                        <dgm:bulletEnabled val="1"/>
+                      </dgm:varLst>
+                      <dgm:alg type="tx"/>
+                      <dgm:shape xmlns:r="http://schemas.openxmlformats.org/officeDocument/2006/relationships" type="downArrow" r:blip="">
+                        <dgm:adjLst>
+                          <dgm:adj idx="1" val="0.55"/>
+                          <dgm:adj idx="2" val="0.45"/>
+                        </dgm:adjLst>
+                      </dgm:shape>
+                      <dgm:presOf axis="ch" ptType="sibTrans" cnt="1"/>
+                      <dgm:constrLst>
+                        <dgm:constr type="lMarg" refType="primFontSz" fact="0.1"/>
+                        <dgm:constr type="rMarg" refType="primFontSz" fact="0.1"/>
+                        <dgm:constr type="tMarg" refType="primFontSz" fact="0.1"/>
+                        <dgm:constr type="bMarg" refType="primFontSz" fact="0.1"/>
+                      </dgm:constrLst>
+                      <dgm:ruleLst>
+                        <dgm:rule type="primFontSz" val="5" fact="NaN" max="NaN"/>
+                      </dgm:ruleLst>
+                    </dgm:layoutNode>
+                    <dgm:layoutNode name="FourConn_2-3" styleLbl="fgAccFollowNode1">
+                      <dgm:varLst>
+                        <dgm:bulletEnabled val="1"/>
+                      </dgm:varLst>
+                      <dgm:alg type="tx"/>
+                      <dgm:shape xmlns:r="http://schemas.openxmlformats.org/officeDocument/2006/relationships" type="downArrow" r:blip="">
+                        <dgm:adjLst>
+                          <dgm:adj idx="1" val="0.55"/>
+                          <dgm:adj idx="2" val="0.45"/>
+                        </dgm:adjLst>
+                      </dgm:shape>
+                      <dgm:presOf axis="ch" ptType="sibTrans" st="2" cnt="1"/>
+                      <dgm:constrLst>
+                        <dgm:constr type="lMarg" refType="primFontSz" fact="0.1"/>
+                        <dgm:constr type="rMarg" refType="primFontSz" fact="0.1"/>
+                        <dgm:constr type="tMarg" refType="primFontSz" fact="0.1"/>
+                        <dgm:constr type="bMarg" refType="primFontSz" fact="0.1"/>
+                      </dgm:constrLst>
+                      <dgm:ruleLst>
+                        <dgm:rule type="primFontSz" val="5" fact="NaN" max="NaN"/>
+                      </dgm:ruleLst>
+                    </dgm:layoutNode>
+                    <dgm:layoutNode name="FourConn_3-4" styleLbl="fgAccFollowNode1">
+                      <dgm:varLst>
+                        <dgm:bulletEnabled val="1"/>
+                      </dgm:varLst>
+                      <dgm:alg type="tx"/>
+                      <dgm:shape xmlns:r="http://schemas.openxmlformats.org/officeDocument/2006/relationships" type="downArrow" r:blip="">
+                        <dgm:adjLst>
+                          <dgm:adj idx="1" val="0.55"/>
+                          <dgm:adj idx="2" val="0.45"/>
+                        </dgm:adjLst>
+                      </dgm:shape>
+                      <dgm:presOf axis="ch" ptType="sibTrans" st="3" cnt="1"/>
+                      <dgm:constrLst>
+                        <dgm:constr type="lMarg" refType="primFontSz" fact="0.1"/>
+                        <dgm:constr type="rMarg" refType="primFontSz" fact="0.1"/>
+                        <dgm:constr type="tMarg" refType="primFontSz" fact="0.1"/>
+                        <dgm:constr type="bMarg" refType="primFontSz" fact="0.1"/>
+                      </dgm:constrLst>
+                      <dgm:ruleLst>
+                        <dgm:rule type="primFontSz" val="5" fact="NaN" max="NaN"/>
+                      </dgm:ruleLst>
+                    </dgm:layoutNode>
+                    <dgm:layoutNode name="FourNodes_1_text">
+                      <dgm:varLst>
+                        <dgm:bulletEnabled val="1"/>
+                      </dgm:varLst>
+                      <dgm:alg type="tx">
+                        <dgm:param type="parTxLTRAlign" val="l"/>
+                        <dgm:param type="txAnchorVertCh" val="mid"/>
+                      </dgm:alg>
+                      <dgm:shape xmlns:r="http://schemas.openxmlformats.org/officeDocument/2006/relationships" type="roundRect" r:blip="" hideGeom="1">
+                        <dgm:adjLst>
+                          <dgm:adj idx="1" val="0.1"/>
+                        </dgm:adjLst>
+                      </dgm:shape>
+                      <dgm:presOf axis="ch desOrSelf" ptType="node node" st="1 1" cnt="1 0"/>
+                      <dgm:constrLst>
+                        <dgm:constr type="lMarg" refType="primFontSz" fact="0.3"/>
+                        <dgm:constr type="rMarg" refType="primFontSz" fact="0.3"/>
+                        <dgm:constr type="tMarg" refType="primFontSz" fact="0.3"/>
+                        <dgm:constr type="bMarg" refType="primFontSz" fact="0.3"/>
+                      </dgm:constrLst>
+                      <dgm:ruleLst>
+                        <dgm:rule type="primFontSz" val="5" fact="NaN" max="NaN"/>
+                      </dgm:ruleLst>
+                    </dgm:layoutNode>
+                    <dgm:layoutNode name="FourNodes_2_text">
+                      <dgm:varLst>
+                        <dgm:bulletEnabled val="1"/>
+                      </dgm:varLst>
+                      <dgm:alg type="tx">
+                        <dgm:param type="parTxLTRAlign" val="l"/>
+                        <dgm:param type="txAnchorVertCh" val="mid"/>
+                      </dgm:alg>
+                      <dgm:shape xmlns:r="http://schemas.openxmlformats.org/officeDocument/2006/relationships" type="roundRect" r:blip="" hideGeom="1">
+                        <dgm:adjLst>
+                          <dgm:adj idx="1" val="0.1"/>
+                        </dgm:adjLst>
+                      </dgm:shape>
+                      <dgm:presOf axis="ch desOrSelf" ptType="node node" st="2 1" cnt="1 0"/>
+                      <dgm:constrLst>
+                        <dgm:constr type="lMarg" refType="primFontSz" fact="0.3"/>
+                        <dgm:constr type="rMarg" refType="primFontSz" fact="0.3"/>
+                        <dgm:constr type="tMarg" refType="primFontSz" fact="0.3"/>
+                        <dgm:constr type="bMarg" refType="primFontSz" fact="0.3"/>
+                      </dgm:constrLst>
+                      <dgm:ruleLst>
+                        <dgm:rule type="primFontSz" val="5" fact="NaN" max="NaN"/>
+                      </dgm:ruleLst>
+                    </dgm:layoutNode>
+                    <dgm:layoutNode name="FourNodes_3_text">
+                      <dgm:varLst>
+                        <dgm:bulletEnabled val="1"/>
+                      </dgm:varLst>
+                      <dgm:alg type="tx">
+                        <dgm:param type="parTxLTRAlign" val="l"/>
+                        <dgm:param type="txAnchorVertCh" val="mid"/>
+                      </dgm:alg>
+                      <dgm:shape xmlns:r="http://schemas.openxmlformats.org/officeDocument/2006/relationships" type="roundRect" r:blip="" hideGeom="1">
+                        <dgm:adjLst>
+                          <dgm:adj idx="1" val="0.1"/>
+                        </dgm:adjLst>
+                      </dgm:shape>
+                      <dgm:presOf axis="ch desOrSelf" ptType="node node" st="3 1" cnt="1 0"/>
+                      <dgm:constrLst>
+                        <dgm:constr type="lMarg" refType="primFontSz" fact="0.3"/>
+                        <dgm:constr type="rMarg" refType="primFontSz" fact="0.3"/>
+                        <dgm:constr type="tMarg" refType="primFontSz" fact="0.3"/>
+                        <dgm:constr type="bMarg" refType="primFontSz" fact="0.3"/>
+                      </dgm:constrLst>
+                      <dgm:ruleLst>
+                        <dgm:rule type="primFontSz" val="5" fact="NaN" max="NaN"/>
+                      </dgm:ruleLst>
+                    </dgm:layoutNode>
+                    <dgm:layoutNode name="FourNodes_4_text">
+                      <dgm:varLst>
+                        <dgm:bulletEnabled val="1"/>
+                      </dgm:varLst>
+                      <dgm:alg type="tx">
+                        <dgm:param type="parTxLTRAlign" val="l"/>
+                        <dgm:param type="txAnchorVertCh" val="mid"/>
+                      </dgm:alg>
+                      <dgm:shape xmlns:r="http://schemas.openxmlformats.org/officeDocument/2006/relationships" type="roundRect" r:blip="" hideGeom="1">
+                        <dgm:adjLst>
+                          <dgm:adj idx="1" val="0.1"/>
+                        </dgm:adjLst>
+                      </dgm:shape>
+                      <dgm:presOf axis="ch desOrSelf" ptType="node node" st="4 1" cnt="1 0"/>
+                      <dgm:constrLst>
+                        <dgm:constr type="lMarg" refType="primFontSz" fact="0.3"/>
+                        <dgm:constr type="rMarg" refType="primFontSz" fact="0.3"/>
+                        <dgm:constr type="tMarg" refType="primFontSz" fact="0.3"/>
+                        <dgm:constr type="bMarg" refType="primFontSz" fact="0.3"/>
+                      </dgm:constrLst>
+                      <dgm:ruleLst>
+                        <dgm:rule type="primFontSz" val="5" fact="NaN" max="NaN"/>
+                      </dgm:ruleLst>
+                    </dgm:layoutNode>
+                  </dgm:if>
+                  <dgm:else name="Name14">
+                    <dgm:choose name="Name15">
+                      <dgm:if name="Name16" axis="ch" ptType="node" func="cnt" op="gte" val="5">
+                        <dgm:layoutNode name="FiveNodes_1">
+                          <dgm:varLst>
+                            <dgm:bulletEnabled val="1"/>
+                          </dgm:varLst>
+                          <dgm:alg type="sp"/>
+                          <dgm:shape xmlns:r="http://schemas.openxmlformats.org/officeDocument/2006/relationships" type="roundRect" r:blip="">
+                            <dgm:adjLst>
+                              <dgm:adj idx="1" val="0.1"/>
+                            </dgm:adjLst>
+                          </dgm:shape>
+                          <dgm:presOf axis="ch desOrSelf" ptType="node node" st="1 1" cnt="1 0"/>
+                          <dgm:constrLst/>
+                          <dgm:ruleLst/>
+                        </dgm:layoutNode>
+                        <dgm:layoutNode name="FiveNodes_2">
+                          <dgm:varLst>
+                            <dgm:bulletEnabled val="1"/>
+                          </dgm:varLst>
+                          <dgm:alg type="sp"/>
+                          <dgm:shape xmlns:r="http://schemas.openxmlformats.org/officeDocument/2006/relationships" type="roundRect" r:blip="">
+                            <dgm:adjLst>
+                              <dgm:adj idx="1" val="0.1"/>
+                            </dgm:adjLst>
+                          </dgm:shape>
+                          <dgm:presOf axis="ch desOrSelf" ptType="node node" st="2 1" cnt="1 0"/>
+                          <dgm:constrLst/>
+                          <dgm:ruleLst/>
+                        </dgm:layoutNode>
+                        <dgm:layoutNode name="FiveNodes_3">
+                          <dgm:varLst>
+                            <dgm:bulletEnabled val="1"/>
+                          </dgm:varLst>
+                          <dgm:alg type="sp"/>
+                          <dgm:shape xmlns:r="http://schemas.openxmlformats.org/officeDocument/2006/relationships" type="roundRect" r:blip="">
+                            <dgm:adjLst>
+                              <dgm:adj idx="1" val="0.1"/>
+                            </dgm:adjLst>
+                          </dgm:shape>
+                          <dgm:presOf axis="ch desOrSelf" ptType="node node" st="3 1" cnt="1 0"/>
+                          <dgm:constrLst/>
+                          <dgm:ruleLst/>
+                        </dgm:layoutNode>
+                        <dgm:layoutNode name="FiveNodes_4">
+                          <dgm:varLst>
+                            <dgm:bulletEnabled val="1"/>
+                          </dgm:varLst>
+                          <dgm:alg type="sp"/>
+                          <dgm:shape xmlns:r="http://schemas.openxmlformats.org/officeDocument/2006/relationships" type="roundRect" r:blip="">
+                            <dgm:adjLst>
+                              <dgm:adj idx="1" val="0.1"/>
+                            </dgm:adjLst>
+                          </dgm:shape>
+                          <dgm:presOf axis="ch desOrSelf" ptType="node node" st="4 1" cnt="1 0"/>
+                          <dgm:constrLst/>
+                          <dgm:ruleLst/>
+                        </dgm:layoutNode>
+                        <dgm:layoutNode name="FiveNodes_5">
+                          <dgm:varLst>
+                            <dgm:bulletEnabled val="1"/>
+                          </dgm:varLst>
+                          <dgm:alg type="sp"/>
+                          <dgm:shape xmlns:r="http://schemas.openxmlformats.org/officeDocument/2006/relationships" type="roundRect" r:blip="">
+                            <dgm:adjLst>
+                              <dgm:adj idx="1" val="0.1"/>
+                            </dgm:adjLst>
+                          </dgm:shape>
+                          <dgm:presOf axis="ch desOrSelf" ptType="node node" st="5 1" cnt="1 0"/>
+                          <dgm:constrLst/>
+                          <dgm:ruleLst/>
+                        </dgm:layoutNode>
+                        <dgm:layoutNode name="FiveConn_1-2" styleLbl="fgAccFollowNode1">
+                          <dgm:varLst>
+                            <dgm:bulletEnabled val="1"/>
+                          </dgm:varLst>
+                          <dgm:alg type="tx"/>
+                          <dgm:shape xmlns:r="http://schemas.openxmlformats.org/officeDocument/2006/relationships" type="downArrow" r:blip="">
+                            <dgm:adjLst>
+                              <dgm:adj idx="1" val="0.55"/>
+                              <dgm:adj idx="2" val="0.45"/>
+                            </dgm:adjLst>
+                          </dgm:shape>
+                          <dgm:presOf axis="ch" ptType="sibTrans" cnt="1"/>
+                          <dgm:constrLst>
+                            <dgm:constr type="lMarg" refType="primFontSz" fact="0.1"/>
+                            <dgm:constr type="rMarg" refType="primFontSz" fact="0.1"/>
+                            <dgm:constr type="tMarg" refType="primFontSz" fact="0.1"/>
+                            <dgm:constr type="bMarg" refType="primFontSz" fact="0.1"/>
+                          </dgm:constrLst>
+                          <dgm:ruleLst>
+                            <dgm:rule type="primFontSz" val="5" fact="NaN" max="NaN"/>
+                          </dgm:ruleLst>
+                        </dgm:layoutNode>
+                        <dgm:layoutNode name="FiveConn_2-3" styleLbl="fgAccFollowNode1">
+                          <dgm:varLst>
+                            <dgm:bulletEnabled val="1"/>
+                          </dgm:varLst>
+                          <dgm:alg type="tx"/>
+                          <dgm:shape xmlns:r="http://schemas.openxmlformats.org/officeDocument/2006/relationships" type="downArrow" r:blip="">
+                            <dgm:adjLst>
+                              <dgm:adj idx="1" val="0.55"/>
+                              <dgm:adj idx="2" val="0.45"/>
+                            </dgm:adjLst>
+                          </dgm:shape>
+                          <dgm:presOf axis="ch" ptType="sibTrans" st="2" cnt="1"/>
+                          <dgm:constrLst>
+                            <dgm:constr type="lMarg" refType="primFontSz" fact="0.1"/>
+                            <dgm:constr type="rMarg" refType="primFontSz" fact="0.1"/>
+                            <dgm:constr type="tMarg" refType="primFontSz" fact="0.1"/>
+                            <dgm:constr type="bMarg" refType="primFontSz" fact="0.1"/>
+                          </dgm:constrLst>
+                          <dgm:ruleLst>
+                            <dgm:rule type="primFontSz" val="5" fact="NaN" max="NaN"/>
+                          </dgm:ruleLst>
+                        </dgm:layoutNode>
+                        <dgm:layoutNode name="FiveConn_3-4" styleLbl="fgAccFollowNode1">
+                          <dgm:varLst>
+                            <dgm:bulletEnabled val="1"/>
+                          </dgm:varLst>
+                          <dgm:alg type="tx"/>
+                          <dgm:shape xmlns:r="http://schemas.openxmlformats.org/officeDocument/2006/relationships" type="downArrow" r:blip="">
+                            <dgm:adjLst>
+                              <dgm:adj idx="1" val="0.55"/>
+                              <dgm:adj idx="2" val="0.45"/>
+                            </dgm:adjLst>
+                          </dgm:shape>
+                          <dgm:presOf axis="ch" ptType="sibTrans" st="3" cnt="1"/>
+                          <dgm:constrLst>
+                            <dgm:constr type="lMarg" refType="primFontSz" fact="0.1"/>
+                            <dgm:constr type="rMarg" refType="primFontSz" fact="0.1"/>
+                            <dgm:constr type="tMarg" refType="primFontSz" fact="0.1"/>
+                            <dgm:constr type="bMarg" refType="primFontSz" fact="0.1"/>
+                          </dgm:constrLst>
+                          <dgm:ruleLst>
+                            <dgm:rule type="primFontSz" val="5" fact="NaN" max="NaN"/>
+                          </dgm:ruleLst>
+                        </dgm:layoutNode>
+                        <dgm:layoutNode name="FiveConn_4-5" styleLbl="fgAccFollowNode1">
+                          <dgm:varLst>
+                            <dgm:bulletEnabled val="1"/>
+                          </dgm:varLst>
+                          <dgm:alg type="tx"/>
+                          <dgm:shape xmlns:r="http://schemas.openxmlformats.org/officeDocument/2006/relationships" type="downArrow" r:blip="">
+                            <dgm:adjLst>
+                              <dgm:adj idx="1" val="0.55"/>
+                              <dgm:adj idx="2" val="0.45"/>
+                            </dgm:adjLst>
+                          </dgm:shape>
+                          <dgm:presOf axis="ch" ptType="sibTrans" st="4" cnt="1"/>
+                          <dgm:constrLst>
+                            <dgm:constr type="lMarg" refType="primFontSz" fact="0.1"/>
+                            <dgm:constr type="rMarg" refType="primFontSz" fact="0.1"/>
+                            <dgm:constr type="tMarg" refType="primFontSz" fact="0.1"/>
+                            <dgm:constr type="bMarg" refType="primFontSz" fact="0.1"/>
+                          </dgm:constrLst>
+                          <dgm:ruleLst>
+                            <dgm:rule type="primFontSz" val="5" fact="NaN" max="NaN"/>
+                          </dgm:ruleLst>
+                        </dgm:layoutNode>
+                        <dgm:layoutNode name="FiveNodes_1_text">
+                          <dgm:varLst>
+                            <dgm:bulletEnabled val="1"/>
+                          </dgm:varLst>
+                          <dgm:alg type="tx">
+                            <dgm:param type="parTxLTRAlign" val="l"/>
+                            <dgm:param type="txAnchorVertCh" val="mid"/>
+                          </dgm:alg>
+                          <dgm:shape xmlns:r="http://schemas.openxmlformats.org/officeDocument/2006/relationships" type="roundRect" r:blip="" hideGeom="1">
+                            <dgm:adjLst>
+                              <dgm:adj idx="1" val="0.1"/>
+                            </dgm:adjLst>
+                          </dgm:shape>
+                          <dgm:presOf axis="ch desOrSelf" ptType="node node" st="1 1" cnt="1 0"/>
+                          <dgm:constrLst>
+                            <dgm:constr type="lMarg" refType="primFontSz" fact="0.3"/>
+                            <dgm:constr type="rMarg" refType="primFontSz" fact="0.3"/>
+                            <dgm:constr type="tMarg" refType="primFontSz" fact="0.3"/>
+                            <dgm:constr type="bMarg" refType="primFontSz" fact="0.3"/>
+                          </dgm:constrLst>
+                          <dgm:ruleLst>
+                            <dgm:rule type="primFontSz" val="5" fact="NaN" max="NaN"/>
+                          </dgm:ruleLst>
+                        </dgm:layoutNode>
+                        <dgm:layoutNode name="FiveNodes_2_text">
+                          <dgm:varLst>
+                            <dgm:bulletEnabled val="1"/>
+                          </dgm:varLst>
+                          <dgm:alg type="tx">
+                            <dgm:param type="parTxLTRAlign" val="l"/>
+                            <dgm:param type="txAnchorVertCh" val="mid"/>
+                          </dgm:alg>
+                          <dgm:shape xmlns:r="http://schemas.openxmlformats.org/officeDocument/2006/relationships" type="roundRect" r:blip="" hideGeom="1">
+                            <dgm:adjLst>
+                              <dgm:adj idx="1" val="0.1"/>
+                            </dgm:adjLst>
+                          </dgm:shape>
+                          <dgm:presOf axis="ch desOrSelf" ptType="node node" st="2 1" cnt="1 0"/>
+                          <dgm:constrLst>
+                            <dgm:constr type="lMarg" refType="primFontSz" fact="0.3"/>
+                            <dgm:constr type="rMarg" refType="primFontSz" fact="0.3"/>
+                            <dgm:constr type="tMarg" refType="primFontSz" fact="0.3"/>
+                            <dgm:constr type="bMarg" refType="primFontSz" fact="0.3"/>
+                          </dgm:constrLst>
+                          <dgm:ruleLst>
+                            <dgm:rule type="primFontSz" val="5" fact="NaN" max="NaN"/>
+                          </dgm:ruleLst>
+                        </dgm:layoutNode>
+                        <dgm:layoutNode name="FiveNodes_3_text">
+                          <dgm:varLst>
+                            <dgm:bulletEnabled val="1"/>
+                          </dgm:varLst>
+                          <dgm:alg type="tx">
+                            <dgm:param type="parTxLTRAlign" val="l"/>
+                            <dgm:param type="txAnchorVertCh" val="mid"/>
+                          </dgm:alg>
+                          <dgm:shape xmlns:r="http://schemas.openxmlformats.org/officeDocument/2006/relationships" type="roundRect" r:blip="" hideGeom="1">
+                            <dgm:adjLst>
+                              <dgm:adj idx="1" val="0.1"/>
+                            </dgm:adjLst>
+                          </dgm:shape>
+                          <dgm:presOf axis="ch desOrSelf" ptType="node node" st="3 1" cnt="1 0"/>
+                          <dgm:constrLst>
+                            <dgm:constr type="lMarg" refType="primFontSz" fact="0.3"/>
+                            <dgm:constr type="rMarg" refType="primFontSz" fact="0.3"/>
+                            <dgm:constr type="tMarg" refType="primFontSz" fact="0.3"/>
+                            <dgm:constr type="bMarg" refType="primFontSz" fact="0.3"/>
+                          </dgm:constrLst>
+                          <dgm:ruleLst>
+                            <dgm:rule type="primFontSz" val="5" fact="NaN" max="NaN"/>
+                          </dgm:ruleLst>
+                        </dgm:layoutNode>
+                        <dgm:layoutNode name="FiveNodes_4_text">
+                          <dgm:varLst>
+                            <dgm:bulletEnabled val="1"/>
+                          </dgm:varLst>
+                          <dgm:alg type="tx">
+                            <dgm:param type="parTxLTRAlign" val="l"/>
+                            <dgm:param type="txAnchorVertCh" val="mid"/>
+                          </dgm:alg>
+                          <dgm:shape xmlns:r="http://schemas.openxmlformats.org/officeDocument/2006/relationships" type="roundRect" r:blip="" hideGeom="1">
+                            <dgm:adjLst>
+                              <dgm:adj idx="1" val="0.1"/>
+                            </dgm:adjLst>
+                          </dgm:shape>
+                          <dgm:presOf axis="ch desOrSelf" ptType="node node" st="4 1" cnt="1 0"/>
+                          <dgm:constrLst>
+                            <dgm:constr type="lMarg" refType="primFontSz" fact="0.3"/>
+                            <dgm:constr type="rMarg" refType="primFontSz" fact="0.3"/>
+                            <dgm:constr type="tMarg" refType="primFontSz" fact="0.3"/>
+                            <dgm:constr type="bMarg" refType="primFontSz" fact="0.3"/>
+                          </dgm:constrLst>
+                          <dgm:ruleLst>
+                            <dgm:rule type="primFontSz" val="5" fact="NaN" max="NaN"/>
+                          </dgm:ruleLst>
+                        </dgm:layoutNode>
+                        <dgm:layoutNode name="FiveNodes_5_text">
+                          <dgm:varLst>
+                            <dgm:bulletEnabled val="1"/>
+                          </dgm:varLst>
+                          <dgm:alg type="tx">
+                            <dgm:param type="parTxLTRAlign" val="l"/>
+                            <dgm:param type="txAnchorVertCh" val="mid"/>
+                          </dgm:alg>
+                          <dgm:shape xmlns:r="http://schemas.openxmlformats.org/officeDocument/2006/relationships" type="roundRect" r:blip="" hideGeom="1">
+                            <dgm:adjLst>
+                              <dgm:adj idx="1" val="0.1"/>
+                            </dgm:adjLst>
+                          </dgm:shape>
+                          <dgm:presOf axis="ch desOrSelf" ptType="node node" st="5 1" cnt="1 0"/>
+                          <dgm:constrLst>
+                            <dgm:constr type="lMarg" refType="primFontSz" fact="0.3"/>
+                            <dgm:constr type="rMarg" refType="primFontSz" fact="0.3"/>
+                            <dgm:constr type="tMarg" refType="primFontSz" fact="0.3"/>
+                            <dgm:constr type="bMarg" refType="primFontSz" fact="0.3"/>
+                          </dgm:constrLst>
+                          <dgm:ruleLst>
+                            <dgm:rule type="primFontSz" val="5" fact="NaN" max="NaN"/>
+                          </dgm:ruleLst>
+                        </dgm:layoutNode>
+                      </dgm:if>
+                      <dgm:else name="Name17"/>
+                    </dgm:choose>
+                  </dgm:else>
+                </dgm:choose>
+              </dgm:else>
+            </dgm:choose>
+          </dgm:else>
+        </dgm:choose>
+      </dgm:else>
+    </dgm:choose>
+  </dgm:layoutNode>
+</dgm:layoutDef>
+</file>
+
+<file path=word/diagrams/quickStyle1.xml><?xml version="1.0" encoding="utf-8"?>
+<dgm:styleDef xmlns:dgm="http://schemas.openxmlformats.org/drawingml/2006/diagram" xmlns:a="http://schemas.openxmlformats.org/drawingml/2006/main" uniqueId="urn:microsoft.com/office/officeart/2005/8/quickstyle/simple1">
+  <dgm:title val=""/>
+  <dgm:desc val=""/>
+  <dgm:catLst>
+    <dgm:cat type="simple" pri="10100"/>
+  </dgm:catLst>
+  <dgm:scene3d>
+    <a:camera prst="orthographicFront"/>
+    <a:lightRig rig="threePt" dir="t"/>
+  </dgm:scene3d>
+  <dgm:styleLbl name="node0">
+    <dgm:scene3d>
+      <a:camera prst="orthographicFront"/>
+      <a:lightRig rig="threePt" dir="t"/>
+    </dgm:scene3d>
+    <dgm:sp3d/>
+    <dgm:txPr/>
+    <dgm:style>
+      <a:lnRef idx="2">
+        <a:scrgbClr r="0" g="0" b="0"/>
+      </a:lnRef>
+      <a:fillRef idx="1">
+        <a:scrgbClr r="0" g="0" b="0"/>
+      </a:fillRef>
+      <a:effectRef idx="0">
+        <a:scrgbClr r="0" g="0" b="0"/>
+      </a:effectRef>
+      <a:fontRef idx="minor">
+        <a:schemeClr val="lt1"/>
+      </a:fontRef>
+    </dgm:style>
+  </dgm:styleLbl>
+  <dgm:styleLbl name="lnNode1">
+    <dgm:scene3d>
+      <a:camera prst="orthographicFront"/>
+      <a:lightRig rig="threePt" dir="t"/>
+    </dgm:scene3d>
+    <dgm:sp3d/>
+    <dgm:txPr/>
+    <dgm:style>
+      <a:lnRef idx="2">
+        <a:scrgbClr r="0" g="0" b="0"/>
+      </a:lnRef>
+      <a:fillRef idx="1">
+        <a:scrgbClr r="0" g="0" b="0"/>
+      </a:fillRef>
+      <a:effectRef idx="0">
+        <a:scrgbClr r="0" g="0" b="0"/>
+      </a:effectRef>
+      <a:fontRef idx="minor">
+        <a:schemeClr val="lt1"/>
+      </a:fontRef>
+    </dgm:style>
+  </dgm:styleLbl>
+  <dgm:styleLbl name="vennNode1">
+    <dgm:scene3d>
+      <a:camera prst="orthographicFront"/>
+      <a:lightRig rig="threePt" dir="t"/>
+    </dgm:scene3d>
+    <dgm:sp3d/>
+    <dgm:txPr/>
+    <dgm:style>
+      <a:lnRef idx="2">
+        <a:scrgbClr r="0" g="0" b="0"/>
+      </a:lnRef>
+      <a:fillRef idx="1">
+        <a:scrgbClr r="0" g="0" b="0"/>
+      </a:fillRef>
+      <a:effectRef idx="0">
+        <a:scrgbClr r="0" g="0" b="0"/>
+      </a:effectRef>
+      <a:fontRef idx="minor">
+        <a:schemeClr val="tx1"/>
+      </a:fontRef>
+    </dgm:style>
+  </dgm:styleLbl>
+  <dgm:styleLbl name="alignNode1">
+    <dgm:scene3d>
+      <a:camera prst="orthographicFront"/>
+      <a:lightRig rig="threePt" dir="t"/>
+    </dgm:scene3d>
+    <dgm:sp3d/>
+    <dgm:txPr/>
+    <dgm:style>
+      <a:lnRef idx="2">
+        <a:scrgbClr r="0" g="0" b="0"/>
+      </a:lnRef>
+      <a:fillRef idx="1">
+        <a:scrgbClr r="0" g="0" b="0"/>
+      </a:fillRef>
+      <a:effectRef idx="0">
+        <a:scrgbClr r="0" g="0" b="0"/>
+      </a:effectRef>
+      <a:fontRef idx="minor">
+        <a:schemeClr val="lt1"/>
+      </a:fontRef>
+    </dgm:style>
+  </dgm:styleLbl>
+  <dgm:styleLbl name="node1">
+    <dgm:scene3d>
+      <a:camera prst="orthographicFront"/>
+      <a:lightRig rig="threePt" dir="t"/>
+    </dgm:scene3d>
+    <dgm:sp3d/>
+    <dgm:txPr/>
+    <dgm:style>
+      <a:lnRef idx="2">
+        <a:scrgbClr r="0" g="0" b="0"/>
+      </a:lnRef>
+      <a:fillRef idx="1">
+        <a:scrgbClr r="0" g="0" b="0"/>
+      </a:fillRef>
+      <a:effectRef idx="0">
+        <a:scrgbClr r="0" g="0" b="0"/>
+      </a:effectRef>
+      <a:fontRef idx="minor">
+        <a:schemeClr val="lt1"/>
+      </a:fontRef>
+    </dgm:style>
+  </dgm:styleLbl>
+  <dgm:styleLbl name="node2">
+    <dgm:scene3d>
+      <a:camera prst="orthographicFront"/>
+      <a:lightRig rig="threePt" dir="t"/>
+    </dgm:scene3d>
+    <dgm:sp3d/>
+    <dgm:txPr/>
+    <dgm:style>
+      <a:lnRef idx="2">
+        <a:scrgbClr r="0" g="0" b="0"/>
+      </a:lnRef>
+      <a:fillRef idx="1">
+        <a:scrgbClr r="0" g="0" b="0"/>
+      </a:fillRef>
+      <a:effectRef idx="0">
+        <a:scrgbClr r="0" g="0" b="0"/>
+      </a:effectRef>
+      <a:fontRef idx="minor">
+        <a:schemeClr val="lt1"/>
+      </a:fontRef>
+    </dgm:style>
+  </dgm:styleLbl>
+  <dgm:styleLbl name="node3">
+    <dgm:scene3d>
+      <a:camera prst="orthographicFront"/>
+      <a:lightRig rig="threePt" dir="t"/>
+    </dgm:scene3d>
+    <dgm:sp3d/>
+    <dgm:txPr/>
+    <dgm:style>
+      <a:lnRef idx="2">
+        <a:scrgbClr r="0" g="0" b="0"/>
+      </a:lnRef>
+      <a:fillRef idx="1">
+        <a:scrgbClr r="0" g="0" b="0"/>
+      </a:fillRef>
+      <a:effectRef idx="0">
+        <a:scrgbClr r="0" g="0" b="0"/>
+      </a:effectRef>
+      <a:fontRef idx="minor">
+        <a:schemeClr val="lt1"/>
+      </a:fontRef>
+    </dgm:style>
+  </dgm:styleLbl>
+  <dgm:styleLbl name="node4">
+    <dgm:scene3d>
+      <a:camera prst="orthographicFront"/>
+      <a:lightRig rig="threePt" dir="t"/>
+    </dgm:scene3d>
+    <dgm:sp3d/>
+    <dgm:txPr/>
+    <dgm:style>
+      <a:lnRef idx="2">
+        <a:scrgbClr r="0" g="0" b="0"/>
+      </a:lnRef>
+      <a:fillRef idx="1">
+        <a:scrgbClr r="0" g="0" b="0"/>
+      </a:fillRef>
+      <a:effectRef idx="0">
+        <a:scrgbClr r="0" g="0" b="0"/>
+      </a:effectRef>
+      <a:fontRef idx="minor">
+        <a:schemeClr val="lt1"/>
+      </a:fontRef>
+    </dgm:style>
+  </dgm:styleLbl>
+  <dgm:styleLbl name="fgImgPlace1">
+    <dgm:scene3d>
+      <a:camera prst="orthographicFront"/>
+      <a:lightRig rig="threePt" dir="t"/>
+    </dgm:scene3d>
+    <dgm:sp3d/>
+    <dgm:txPr/>
+    <dgm:style>
+      <a:lnRef idx="2">
+        <a:scrgbClr r="0" g="0" b="0"/>
+      </a:lnRef>
+      <a:fillRef idx="1">
+        <a:scrgbClr r="0" g="0" b="0"/>
+      </a:fillRef>
+      <a:effectRef idx="0">
+        <a:scrgbClr r="0" g="0" b="0"/>
+      </a:effectRef>
+      <a:fontRef idx="minor"/>
+    </dgm:style>
+  </dgm:styleLbl>
+  <dgm:styleLbl name="alignImgPlace1">
+    <dgm:scene3d>
+      <a:camera prst="orthographicFront"/>
+      <a:lightRig rig="threePt" dir="t"/>
+    </dgm:scene3d>
+    <dgm:sp3d/>
+    <dgm:txPr/>
+    <dgm:style>
+      <a:lnRef idx="2">
+        <a:scrgbClr r="0" g="0" b="0"/>
+      </a:lnRef>
+      <a:fillRef idx="1">
+        <a:scrgbClr r="0" g="0" b="0"/>
+      </a:fillRef>
+      <a:effectRef idx="0">
+        <a:scrgbClr r="0" g="0" b="0"/>
+      </a:effectRef>
+      <a:fontRef idx="minor"/>
+    </dgm:style>
+  </dgm:styleLbl>
+  <dgm:styleLbl name="bgImgPlace1">
+    <dgm:scene3d>
+      <a:camera prst="orthographicFront"/>
+      <a:lightRig rig="threePt" dir="t"/>
+    </dgm:scene3d>
+    <dgm:sp3d/>
+    <dgm:txPr/>
+    <dgm:style>
+      <a:lnRef idx="2">
+        <a:scrgbClr r="0" g="0" b="0"/>
+      </a:lnRef>
+      <a:fillRef idx="1">
+        <a:scrgbClr r="0" g="0" b="0"/>
+      </a:fillRef>
+      <a:effectRef idx="0">
+        <a:scrgbClr r="0" g="0" b="0"/>
+      </a:effectRef>
+      <a:fontRef idx="minor"/>
+    </dgm:style>
+  </dgm:styleLbl>
+  <dgm:styleLbl name="sibTrans2D1">
+    <dgm:scene3d>
+      <a:camera prst="orthographicFront"/>
+      <a:lightRig rig="threePt" dir="t"/>
+    </dgm:scene3d>
+    <dgm:sp3d/>
+    <dgm:txPr/>
+    <dgm:style>
+      <a:lnRef idx="0">
+        <a:scrgbClr r="0" g="0" b="0"/>
+      </a:lnRef>
+      <a:fillRef idx="1">
+        <a:scrgbClr r="0" g="0" b="0"/>
+      </a:fillRef>
+      <a:effectRef idx="0">
+        <a:scrgbClr r="0" g="0" b="0"/>
+      </a:effectRef>
+      <a:fontRef idx="minor">
+        <a:schemeClr val="lt1"/>
+      </a:fontRef>
+    </dgm:style>
+  </dgm:styleLbl>
+  <dgm:styleLbl name="fgSibTrans2D1">
+    <dgm:scene3d>
+      <a:camera prst="orthographicFront"/>
+      <a:lightRig rig="threePt" dir="t"/>
+    </dgm:scene3d>
+    <dgm:sp3d/>
+    <dgm:txPr/>
+    <dgm:style>
+      <a:lnRef idx="0">
+        <a:scrgbClr r="0" g="0" b="0"/>
+      </a:lnRef>
+      <a:fillRef idx="1">
+        <a:scrgbClr r="0" g="0" b="0"/>
+      </a:fillRef>
+      <a:effectRef idx="0">
+        <a:scrgbClr r="0" g="0" b="0"/>
+      </a:effectRef>
+      <a:fontRef idx="minor">
+        <a:schemeClr val="lt1"/>
+      </a:fontRef>
+    </dgm:style>
+  </dgm:styleLbl>
+  <dgm:styleLbl name="bgSibTrans2D1">
+    <dgm:scene3d>
+      <a:camera prst="orthographicFront"/>
+      <a:lightRig rig="threePt" dir="t"/>
+    </dgm:scene3d>
+    <dgm:sp3d/>
+    <dgm:txPr/>
+    <dgm:style>
+      <a:lnRef idx="0">
+        <a:scrgbClr r="0" g="0" b="0"/>
+      </a:lnRef>
+      <a:fillRef idx="1">
+        <a:scrgbClr r="0" g="0" b="0"/>
+      </a:fillRef>
+      <a:effectRef idx="0">
+        <a:scrgbClr r="0" g="0" b="0"/>
+      </a:effectRef>
+      <a:fontRef idx="minor">
+        <a:schemeClr val="lt1"/>
+      </a:fontRef>
+    </dgm:style>
+  </dgm:styleLbl>
+  <dgm:styleLbl name="sibTrans1D1">
+    <dgm:scene3d>
+      <a:camera prst="orthographicFront"/>
+      <a:lightRig rig="threePt" dir="t"/>
+    </dgm:scene3d>
+    <dgm:sp3d/>
+    <dgm:txPr/>
+    <dgm:style>
+      <a:lnRef idx="1">
+        <a:scrgbClr r="0" g="0" b="0"/>
+      </a:lnRef>
+      <a:fillRef idx="0">
+        <a:scrgbClr r="0" g="0" b="0"/>
+      </a:fillRef>
+      <a:effectRef idx="0">
+        <a:scrgbClr r="0" g="0" b="0"/>
+      </a:effectRef>
+      <a:fontRef idx="minor"/>
+    </dgm:style>
+  </dgm:styleLbl>
+  <dgm:styleLbl name="callout">
+    <dgm:scene3d>
+      <a:camera prst="orthographicFront"/>
+      <a:lightRig rig="threePt" dir="t"/>
+    </dgm:scene3d>
+    <dgm:sp3d/>
+    <dgm:txPr/>
+    <dgm:style>
+      <a:lnRef idx="2">
+        <a:scrgbClr r="0" g="0" b="0"/>
+      </a:lnRef>
+      <a:fillRef idx="1">
+        <a:scrgbClr r="0" g="0" b="0"/>
+      </a:fillRef>
+      <a:effectRef idx="0">
+        <a:scrgbClr r="0" g="0" b="0"/>
+      </a:effectRef>
+      <a:fontRef idx="minor"/>
+    </dgm:style>
+  </dgm:styleLbl>
+  <dgm:styleLbl name="asst0">
+    <dgm:scene3d>
+      <a:camera prst="orthographicFront"/>
+      <a:lightRig rig="threePt" dir="t"/>
+    </dgm:scene3d>
+    <dgm:sp3d/>
+    <dgm:txPr/>
+    <dgm:style>
+      <a:lnRef idx="2">
+        <a:scrgbClr r="0" g="0" b="0"/>
+      </a:lnRef>
+      <a:fillRef idx="1">
+        <a:scrgbClr r="0" g="0" b="0"/>
+      </a:fillRef>
+      <a:effectRef idx="0">
+        <a:scrgbClr r="0" g="0" b="0"/>
+      </a:effectRef>
+      <a:fontRef idx="minor">
+        <a:schemeClr val="lt1"/>
+      </a:fontRef>
+    </dgm:style>
+  </dgm:styleLbl>
+  <dgm:styleLbl name="asst1">
+    <dgm:scene3d>
+      <a:camera prst="orthographicFront"/>
+      <a:lightRig rig="threePt" dir="t"/>
+    </dgm:scene3d>
+    <dgm:sp3d/>
+    <dgm:txPr/>
+    <dgm:style>
+      <a:lnRef idx="2">
+        <a:scrgbClr r="0" g="0" b="0"/>
+      </a:lnRef>
+      <a:fillRef idx="1">
+        <a:scrgbClr r="0" g="0" b="0"/>
+      </a:fillRef>
+      <a:effectRef idx="0">
+        <a:scrgbClr r="0" g="0" b="0"/>
+      </a:effectRef>
+      <a:fontRef idx="minor">
+        <a:schemeClr val="lt1"/>
+      </a:fontRef>
+    </dgm:style>
+  </dgm:styleLbl>
+  <dgm:styleLbl name="asst2">
+    <dgm:scene3d>
+      <a:camera prst="orthographicFront"/>
+      <a:lightRig rig="threePt" dir="t"/>
+    </dgm:scene3d>
+    <dgm:sp3d/>
+    <dgm:txPr/>
+    <dgm:style>
+      <a:lnRef idx="2">
+        <a:scrgbClr r="0" g="0" b="0"/>
+      </a:lnRef>
+      <a:fillRef idx="1">
+        <a:scrgbClr r="0" g="0" b="0"/>
+      </a:fillRef>
+      <a:effectRef idx="0">
+        <a:scrgbClr r="0" g="0" b="0"/>
+      </a:effectRef>
+      <a:fontRef idx="minor">
+        <a:schemeClr val="lt1"/>
+      </a:fontRef>
+    </dgm:style>
+  </dgm:styleLbl>
+  <dgm:styleLbl name="asst3">
+    <dgm:scene3d>
+      <a:camera prst="orthographicFront"/>
+      <a:lightRig rig="threePt" dir="t"/>
+    </dgm:scene3d>
+    <dgm:sp3d/>
+    <dgm:txPr/>
+    <dgm:style>
+      <a:lnRef idx="2">
+        <a:scrgbClr r="0" g="0" b="0"/>
+      </a:lnRef>
+      <a:fillRef idx="1">
+        <a:scrgbClr r="0" g="0" b="0"/>
+      </a:fillRef>
+      <a:effectRef idx="0">
+        <a:scrgbClr r="0" g="0" b="0"/>
+      </a:effectRef>
+      <a:fontRef idx="minor">
+        <a:schemeClr val="lt1"/>
+      </a:fontRef>
+    </dgm:style>
+  </dgm:styleLbl>
+  <dgm:styleLbl name="asst4">
+    <dgm:scene3d>
+      <a:camera prst="orthographicFront"/>
+      <a:lightRig rig="threePt" dir="t"/>
+    </dgm:scene3d>
+    <dgm:sp3d/>
+    <dgm:txPr/>
+    <dgm:style>
+      <a:lnRef idx="2">
+        <a:scrgbClr r="0" g="0" b="0"/>
+      </a:lnRef>
+      <a:fillRef idx="1">
+        <a:scrgbClr r="0" g="0" b="0"/>
+      </a:fillRef>
+      <a:effectRef idx="0">
+        <a:scrgbClr r="0" g="0" b="0"/>
+      </a:effectRef>
+      <a:fontRef idx="minor">
+        <a:schemeClr val="lt1"/>
+      </a:fontRef>
+    </dgm:style>
+  </dgm:styleLbl>
+  <dgm:styleLbl name="parChTrans2D1">
+    <dgm:scene3d>
+      <a:camera prst="orthographicFront"/>
+      <a:lightRig rig="threePt" dir="t"/>
+    </dgm:scene3d>
+    <dgm:sp3d/>
+    <dgm:txPr/>
+    <dgm:style>
+      <a:lnRef idx="2">
+        <a:scrgbClr r="0" g="0" b="0"/>
+      </a:lnRef>
+      <a:fillRef idx="1">
+        <a:scrgbClr r="0" g="0" b="0"/>
+      </a:fillRef>
+      <a:effectRef idx="0">
+        <a:scrgbClr r="0" g="0" b="0"/>
+      </a:effectRef>
+      <a:fontRef idx="minor">
+        <a:schemeClr val="lt1"/>
+      </a:fontRef>
+    </dgm:style>
+  </dgm:styleLbl>
+  <dgm:styleLbl name="parChTrans2D2">
+    <dgm:scene3d>
+      <a:camera prst="orthographicFront"/>
+      <a:lightRig rig="threePt" dir="t"/>
+    </dgm:scene3d>
+    <dgm:sp3d/>
+    <dgm:txPr/>
+    <dgm:style>
+      <a:lnRef idx="2">
+        <a:scrgbClr r="0" g="0" b="0"/>
+      </a:lnRef>
+      <a:fillRef idx="1">
+        <a:scrgbClr r="0" g="0" b="0"/>
+      </a:fillRef>
+      <a:effectRef idx="0">
+        <a:scrgbClr r="0" g="0" b="0"/>
+      </a:effectRef>
+      <a:fontRef idx="minor">
+        <a:schemeClr val="lt1"/>
+      </a:fontRef>
+    </dgm:style>
+  </dgm:styleLbl>
+  <dgm:styleLbl name="parChTrans2D3">
+    <dgm:scene3d>
+      <a:camera prst="orthographicFront"/>
+      <a:lightRig rig="threePt" dir="t"/>
+    </dgm:scene3d>
+    <dgm:sp3d/>
+    <dgm:txPr/>
+    <dgm:style>
+      <a:lnRef idx="2">
+        <a:scrgbClr r="0" g="0" b="0"/>
+      </a:lnRef>
+      <a:fillRef idx="1">
+        <a:scrgbClr r="0" g="0" b="0"/>
+      </a:fillRef>
+      <a:effectRef idx="0">
+        <a:scrgbClr r="0" g="0" b="0"/>
+      </a:effectRef>
+      <a:fontRef idx="minor">
+        <a:schemeClr val="lt1"/>
+      </a:fontRef>
+    </dgm:style>
+  </dgm:styleLbl>
+  <dgm:styleLbl name="parChTrans2D4">
+    <dgm:scene3d>
+      <a:camera prst="orthographicFront"/>
+      <a:lightRig rig="threePt" dir="t"/>
+    </dgm:scene3d>
+    <dgm:sp3d/>
+    <dgm:txPr/>
+    <dgm:style>
+      <a:lnRef idx="2">
+        <a:scrgbClr r="0" g="0" b="0"/>
+      </a:lnRef>
+      <a:fillRef idx="1">
+        <a:scrgbClr r="0" g="0" b="0"/>
+      </a:fillRef>
+      <a:effectRef idx="0">
+        <a:scrgbClr r="0" g="0" b="0"/>
+      </a:effectRef>
+      <a:fontRef idx="minor">
+        <a:schemeClr val="lt1"/>
+      </a:fontRef>
+    </dgm:style>
+  </dgm:styleLbl>
+  <dgm:styleLbl name="parChTrans1D1">
+    <dgm:scene3d>
+      <a:camera prst="orthographicFront"/>
+      <a:lightRig rig="threePt" dir="t"/>
+    </dgm:scene3d>
+    <dgm:sp3d/>
+    <dgm:txPr/>
+    <dgm:style>
+      <a:lnRef idx="2">
+        <a:scrgbClr r="0" g="0" b="0"/>
+      </a:lnRef>
+      <a:fillRef idx="0">
+        <a:scrgbClr r="0" g="0" b="0"/>
+      </a:fillRef>
+      <a:effectRef idx="0">
+        <a:scrgbClr r="0" g="0" b="0"/>
+      </a:effectRef>
+      <a:fontRef idx="minor"/>
+    </dgm:style>
+  </dgm:styleLbl>
+  <dgm:styleLbl name="parChTrans1D2">
+    <dgm:scene3d>
+      <a:camera prst="orthographicFront"/>
+      <a:lightRig rig="threePt" dir="t"/>
+    </dgm:scene3d>
+    <dgm:sp3d/>
+    <dgm:txPr/>
+    <dgm:style>
+      <a:lnRef idx="2">
+        <a:scrgbClr r="0" g="0" b="0"/>
+      </a:lnRef>
+      <a:fillRef idx="0">
+        <a:scrgbClr r="0" g="0" b="0"/>
+      </a:fillRef>
+      <a:effectRef idx="0">
+        <a:scrgbClr r="0" g="0" b="0"/>
+      </a:effectRef>
+      <a:fontRef idx="minor"/>
+    </dgm:style>
+  </dgm:styleLbl>
+  <dgm:styleLbl name="parChTrans1D3">
+    <dgm:scene3d>
+      <a:camera prst="orthographicFront"/>
+      <a:lightRig rig="threePt" dir="t"/>
+    </dgm:scene3d>
+    <dgm:sp3d/>
+    <dgm:txPr/>
+    <dgm:style>
+      <a:lnRef idx="2">
+        <a:scrgbClr r="0" g="0" b="0"/>
+      </a:lnRef>
+      <a:fillRef idx="0">
+        <a:scrgbClr r="0" g="0" b="0"/>
+      </a:fillRef>
+      <a:effectRef idx="0">
+        <a:scrgbClr r="0" g="0" b="0"/>
+      </a:effectRef>
+      <a:fontRef idx="minor"/>
+    </dgm:style>
+  </dgm:styleLbl>
+  <dgm:styleLbl name="parChTrans1D4">
+    <dgm:scene3d>
+      <a:camera prst="orthographicFront"/>
+      <a:lightRig rig="threePt" dir="t"/>
+    </dgm:scene3d>
+    <dgm:sp3d/>
+    <dgm:txPr/>
+    <dgm:style>
+      <a:lnRef idx="2">
+        <a:scrgbClr r="0" g="0" b="0"/>
+      </a:lnRef>
+      <a:fillRef idx="0">
+        <a:scrgbClr r="0" g="0" b="0"/>
+      </a:fillRef>
+      <a:effectRef idx="0">
+        <a:scrgbClr r="0" g="0" b="0"/>
+      </a:effectRef>
+      <a:fontRef idx="minor"/>
+    </dgm:style>
+  </dgm:styleLbl>
+  <dgm:styleLbl name="fgAcc1">
+    <dgm:scene3d>
+      <a:camera prst="orthographicFront"/>
+      <a:lightRig rig="threePt" dir="t"/>
+    </dgm:scene3d>
+    <dgm:sp3d/>
+    <dgm:txPr/>
+    <dgm:style>
+      <a:lnRef idx="2">
+        <a:scrgbClr r="0" g="0" b="0"/>
+      </a:lnRef>
+      <a:fillRef idx="1">
+        <a:scrgbClr r="0" g="0" b="0"/>
+      </a:fillRef>
+      <a:effectRef idx="0">
+        <a:scrgbClr r="0" g="0" b="0"/>
+      </a:effectRef>
+      <a:fontRef idx="minor"/>
+    </dgm:style>
+  </dgm:styleLbl>
+  <dgm:styleLbl name="conFgAcc1">
+    <dgm:scene3d>
+      <a:camera prst="orthographicFront"/>
+      <a:lightRig rig="threePt" dir="t"/>
+    </dgm:scene3d>
+    <dgm:sp3d/>
+    <dgm:txPr/>
+    <dgm:style>
+      <a:lnRef idx="2">
+        <a:scrgbClr r="0" g="0" b="0"/>
+      </a:lnRef>
+      <a:fillRef idx="1">
+        <a:scrgbClr r="0" g="0" b="0"/>
+      </a:fillRef>
+      <a:effectRef idx="0">
+        <a:scrgbClr r="0" g="0" b="0"/>
+      </a:effectRef>
+      <a:fontRef idx="minor"/>
+    </dgm:style>
+  </dgm:styleLbl>
+  <dgm:styleLbl name="alignAcc1">
+    <dgm:scene3d>
+      <a:camera prst="orthographicFront"/>
+      <a:lightRig rig="threePt" dir="t"/>
+    </dgm:scene3d>
+    <dgm:sp3d/>
+    <dgm:txPr/>
+    <dgm:style>
+      <a:lnRef idx="2">
+        <a:scrgbClr r="0" g="0" b="0"/>
+      </a:lnRef>
+      <a:fillRef idx="1">
+        <a:scrgbClr r="0" g="0" b="0"/>
+      </a:fillRef>
+      <a:effectRef idx="0">
+        <a:scrgbClr r="0" g="0" b="0"/>
+      </a:effectRef>
+      <a:fontRef idx="minor"/>
+    </dgm:style>
+  </dgm:styleLbl>
+  <dgm:styleLbl name="trAlignAcc1">
+    <dgm:scene3d>
+      <a:camera prst="orthographicFront"/>
+      <a:lightRig rig="threePt" dir="t"/>
+    </dgm:scene3d>
+    <dgm:sp3d/>
+    <dgm:txPr/>
+    <dgm:style>
+      <a:lnRef idx="1">
+        <a:scrgbClr r="0" g="0" b="0"/>
+      </a:lnRef>
+      <a:fillRef idx="1">
+        <a:scrgbClr r="0" g="0" b="0"/>
+      </a:fillRef>
+      <a:effectRef idx="0">
+        <a:scrgbClr r="0" g="0" b="0"/>
+      </a:effectRef>
+      <a:fontRef idx="minor"/>
+    </dgm:style>
+  </dgm:styleLbl>
+  <dgm:styleLbl name="bgAcc1">
+    <dgm:scene3d>
+      <a:camera prst="orthographicFront"/>
+      <a:lightRig rig="threePt" dir="t"/>
+    </dgm:scene3d>
+    <dgm:sp3d/>
+    <dgm:txPr/>
+    <dgm:style>
+      <a:lnRef idx="2">
+        <a:scrgbClr r="0" g="0" b="0"/>
+      </a:lnRef>
+      <a:fillRef idx="1">
+        <a:scrgbClr r="0" g="0" b="0"/>
+      </a:fillRef>
+      <a:effectRef idx="0">
+        <a:scrgbClr r="0" g="0" b="0"/>
+      </a:effectRef>
+      <a:fontRef idx="minor"/>
+    </dgm:style>
+  </dgm:styleLbl>
+  <dgm:styleLbl name="solidFgAcc1">
+    <dgm:scene3d>
+      <a:camera prst="orthographicFront"/>
+      <a:lightRig rig="threePt" dir="t"/>
+    </dgm:scene3d>
+    <dgm:sp3d/>
+    <dgm:txPr/>
+    <dgm:style>
+      <a:lnRef idx="2">
+        <a:scrgbClr r="0" g="0" b="0"/>
+      </a:lnRef>
+      <a:fillRef idx="1">
+        <a:scrgbClr r="0" g="0" b="0"/>
+      </a:fillRef>
+      <a:effectRef idx="0">
+        <a:scrgbClr r="0" g="0" b="0"/>
+      </a:effectRef>
+      <a:fontRef idx="minor"/>
+    </dgm:style>
+  </dgm:styleLbl>
+  <dgm:styleLbl name="solidAlignAcc1">
+    <dgm:scene3d>
+      <a:camera prst="orthographicFront"/>
+      <a:lightRig rig="threePt" dir="t"/>
+    </dgm:scene3d>
+    <dgm:sp3d/>
+    <dgm:txPr/>
+    <dgm:style>
+      <a:lnRef idx="2">
+        <a:scrgbClr r="0" g="0" b="0"/>
+      </a:lnRef>
+      <a:fillRef idx="1">
+        <a:scrgbClr r="0" g="0" b="0"/>
+      </a:fillRef>
+      <a:effectRef idx="0">
+        <a:scrgbClr r="0" g="0" b="0"/>
+      </a:effectRef>
+      <a:fontRef idx="minor"/>
+    </dgm:style>
+  </dgm:styleLbl>
+  <dgm:styleLbl name="solidBgAcc1">
+    <dgm:scene3d>
+      <a:camera prst="orthographicFront"/>
+      <a:lightRig rig="threePt" dir="t"/>
+    </dgm:scene3d>
+    <dgm:sp3d/>
+    <dgm:txPr/>
+    <dgm:style>
+      <a:lnRef idx="2">
+        <a:scrgbClr r="0" g="0" b="0"/>
+      </a:lnRef>
+      <a:fillRef idx="1">
+        <a:scrgbClr r="0" g="0" b="0"/>
+      </a:fillRef>
+      <a:effectRef idx="0">
+        <a:scrgbClr r="0" g="0" b="0"/>
+      </a:effectRef>
+      <a:fontRef idx="minor"/>
+    </dgm:style>
+  </dgm:styleLbl>
+  <dgm:styleLbl name="fgAccFollowNode1">
+    <dgm:scene3d>
+      <a:camera prst="orthographicFront"/>
+      <a:lightRig rig="threePt" dir="t"/>
+    </dgm:scene3d>
+    <dgm:sp3d/>
+    <dgm:txPr/>
+    <dgm:style>
+      <a:lnRef idx="2">
+        <a:scrgbClr r="0" g="0" b="0"/>
+      </a:lnRef>
+      <a:fillRef idx="1">
+        <a:scrgbClr r="0" g="0" b="0"/>
+      </a:fillRef>
+      <a:effectRef idx="0">
+        <a:scrgbClr r="0" g="0" b="0"/>
+      </a:effectRef>
+      <a:fontRef idx="minor"/>
+    </dgm:style>
+  </dgm:styleLbl>
+  <dgm:styleLbl name="alignAccFollowNode1">
+    <dgm:scene3d>
+      <a:camera prst="orthographicFront"/>
+      <a:lightRig rig="threePt" dir="t"/>
+    </dgm:scene3d>
+    <dgm:sp3d/>
+    <dgm:txPr/>
+    <dgm:style>
+      <a:lnRef idx="2">
+        <a:scrgbClr r="0" g="0" b="0"/>
+      </a:lnRef>
+      <a:fillRef idx="1">
+        <a:scrgbClr r="0" g="0" b="0"/>
+      </a:fillRef>
+      <a:effectRef idx="0">
+        <a:scrgbClr r="0" g="0" b="0"/>
+      </a:effectRef>
+      <a:fontRef idx="minor"/>
+    </dgm:style>
+  </dgm:styleLbl>
+  <dgm:styleLbl name="bgAccFollowNode1">
+    <dgm:scene3d>
+      <a:camera prst="orthographicFront"/>
+      <a:lightRig rig="threePt" dir="t"/>
+    </dgm:scene3d>
+    <dgm:sp3d/>
+    <dgm:txPr/>
+    <dgm:style>
+      <a:lnRef idx="2">
+        <a:scrgbClr r="0" g="0" b="0"/>
+      </a:lnRef>
+      <a:fillRef idx="1">
+        <a:scrgbClr r="0" g="0" b="0"/>
+      </a:fillRef>
+      <a:effectRef idx="0">
+        <a:scrgbClr r="0" g="0" b="0"/>
+      </a:effectRef>
+      <a:fontRef idx="minor"/>
+    </dgm:style>
+  </dgm:styleLbl>
+  <dgm:styleLbl name="fgAcc0">
+    <dgm:scene3d>
+      <a:camera prst="orthographicFront"/>
+      <a:lightRig rig="threePt" dir="t"/>
+    </dgm:scene3d>
+    <dgm:sp3d/>
+    <dgm:txPr/>
+    <dgm:style>
+      <a:lnRef idx="2">
+        <a:scrgbClr r="0" g="0" b="0"/>
+      </a:lnRef>
+      <a:fillRef idx="1">
+        <a:scrgbClr r="0" g="0" b="0"/>
+      </a:fillRef>
+      <a:effectRef idx="0">
+        <a:scrgbClr r="0" g="0" b="0"/>
+      </a:effectRef>
+      <a:fontRef idx="minor"/>
+    </dgm:style>
+  </dgm:styleLbl>
+  <dgm:styleLbl name="fgAcc2">
+    <dgm:scene3d>
+      <a:camera prst="orthographicFront"/>
+      <a:lightRig rig="threePt" dir="t"/>
+    </dgm:scene3d>
+    <dgm:sp3d/>
+    <dgm:txPr/>
+    <dgm:style>
+      <a:lnRef idx="2">
+        <a:scrgbClr r="0" g="0" b="0"/>
+      </a:lnRef>
+      <a:fillRef idx="1">
+        <a:scrgbClr r="0" g="0" b="0"/>
+      </a:fillRef>
+      <a:effectRef idx="0">
+        <a:scrgbClr r="0" g="0" b="0"/>
+      </a:effectRef>
+      <a:fontRef idx="minor"/>
+    </dgm:style>
+  </dgm:styleLbl>
+  <dgm:styleLbl name="fgAcc3">
+    <dgm:scene3d>
+      <a:camera prst="orthographicFront"/>
+      <a:lightRig rig="threePt" dir="t"/>
+    </dgm:scene3d>
+    <dgm:sp3d/>
+    <dgm:txPr/>
+    <dgm:style>
+      <a:lnRef idx="2">
+        <a:scrgbClr r="0" g="0" b="0"/>
+      </a:lnRef>
+      <a:fillRef idx="1">
+        <a:scrgbClr r="0" g="0" b="0"/>
+      </a:fillRef>
+      <a:effectRef idx="0">
+        <a:scrgbClr r="0" g="0" b="0"/>
+      </a:effectRef>
+      <a:fontRef idx="minor"/>
+    </dgm:style>
+  </dgm:styleLbl>
+  <dgm:styleLbl name="fgAcc4">
+    <dgm:scene3d>
+      <a:camera prst="orthographicFront"/>
+      <a:lightRig rig="threePt" dir="t"/>
+    </dgm:scene3d>
+    <dgm:sp3d/>
+    <dgm:txPr/>
+    <dgm:style>
+      <a:lnRef idx="2">
+        <a:scrgbClr r="0" g="0" b="0"/>
+      </a:lnRef>
+      <a:fillRef idx="1">
+        <a:scrgbClr r="0" g="0" b="0"/>
+      </a:fillRef>
+      <a:effectRef idx="0">
+        <a:scrgbClr r="0" g="0" b="0"/>
+      </a:effectRef>
+      <a:fontRef idx="minor"/>
+    </dgm:style>
+  </dgm:styleLbl>
+  <dgm:styleLbl name="bgShp">
+    <dgm:scene3d>
+      <a:camera prst="orthographicFront"/>
+      <a:lightRig rig="threePt" dir="t"/>
+    </dgm:scene3d>
+    <dgm:sp3d/>
+    <dgm:txPr/>
+    <dgm:style>
+      <a:lnRef idx="0">
+        <a:scrgbClr r="0" g="0" b="0"/>
+      </a:lnRef>
+      <a:fillRef idx="1">
+        <a:scrgbClr r="0" g="0" b="0"/>
+      </a:fillRef>
+      <a:effectRef idx="0">
+        <a:scrgbClr r="0" g="0" b="0"/>
+      </a:effectRef>
+      <a:fontRef idx="minor"/>
+    </dgm:style>
+  </dgm:styleLbl>
+  <dgm:styleLbl name="dkBgShp">
+    <dgm:scene3d>
+      <a:camera prst="orthographicFront"/>
+      <a:lightRig rig="threePt" dir="t"/>
+    </dgm:scene3d>
+    <dgm:sp3d/>
+    <dgm:txPr/>
+    <dgm:style>
+      <a:lnRef idx="0">
+        <a:scrgbClr r="0" g="0" b="0"/>
+      </a:lnRef>
+      <a:fillRef idx="1">
+        <a:scrgbClr r="0" g="0" b="0"/>
+      </a:fillRef>
+      <a:effectRef idx="0">
+        <a:scrgbClr r="0" g="0" b="0"/>
+      </a:effectRef>
+      <a:fontRef idx="minor"/>
+    </dgm:style>
+  </dgm:styleLbl>
+  <dgm:styleLbl name="trBgShp">
+    <dgm:scene3d>
+      <a:camera prst="orthographicFront"/>
+      <a:lightRig rig="threePt" dir="t"/>
+    </dgm:scene3d>
+    <dgm:sp3d/>
+    <dgm:txPr/>
+    <dgm:style>
+      <a:lnRef idx="0">
+        <a:scrgbClr r="0" g="0" b="0"/>
+      </a:lnRef>
+      <a:fillRef idx="1">
+        <a:scrgbClr r="0" g="0" b="0"/>
+      </a:fillRef>
+      <a:effectRef idx="0">
+        <a:scrgbClr r="0" g="0" b="0"/>
+      </a:effectRef>
+      <a:fontRef idx="minor"/>
+    </dgm:style>
+  </dgm:styleLbl>
+  <dgm:styleLbl name="fgShp">
+    <dgm:scene3d>
+      <a:camera prst="orthographicFront"/>
+      <a:lightRig rig="threePt" dir="t"/>
+    </dgm:scene3d>
+    <dgm:sp3d/>
+    <dgm:txPr/>
+    <dgm:style>
+      <a:lnRef idx="2">
+        <a:scrgbClr r="0" g="0" b="0"/>
+      </a:lnRef>
+      <a:fillRef idx="1">
+        <a:scrgbClr r="0" g="0" b="0"/>
+      </a:fillRef>
+      <a:effectRef idx="0">
+        <a:scrgbClr r="0" g="0" b="0"/>
+      </a:effectRef>
+      <a:fontRef idx="minor"/>
+    </dgm:style>
+  </dgm:styleLbl>
+  <dgm:styleLbl name="revTx">
+    <dgm:scene3d>
+      <a:camera prst="orthographicFront"/>
+      <a:lightRig rig="threePt" dir="t"/>
+    </dgm:scene3d>
+    <dgm:sp3d/>
+    <dgm:txPr/>
+    <dgm:style>
+      <a:lnRef idx="0">
+        <a:scrgbClr r="0" g="0" b="0"/>
+      </a:lnRef>
+      <a:fillRef idx="0">
+        <a:scrgbClr r="0" g="0" b="0"/>
+      </a:fillRef>
+      <a:effectRef idx="0">
+        <a:scrgbClr r="0" g="0" b="0"/>
+      </a:effectRef>
+      <a:fontRef idx="minor"/>
+    </dgm:style>
+  </dgm:styleLbl>
+</dgm:styleDef>
 </file>
 
 <file path=word/theme/theme1.xml><?xml version="1.0" encoding="utf-8"?>
@@ -4008,27 +9386,6 @@
 </file>
 
 <file path=customXml/item1.xml><?xml version="1.0" encoding="utf-8"?>
-<p:properties xmlns:p="http://schemas.microsoft.com/office/2006/metadata/properties" xmlns:xsi="http://www.w3.org/2001/XMLSchema-instance" xmlns:pc="http://schemas.microsoft.com/office/infopath/2007/PartnerControls">
-  <documentManagement>
-    <_activity xmlns="ad9005d9-f216-4472-a89b-84e3ede58570" xsi:nil="true"/>
-  </documentManagement>
-</p:properties>
-</file>
-
-<file path=customXml/item2.xml><?xml version="1.0" encoding="utf-8"?>
-<?mso-contentType ?>
-<FormTemplates xmlns="http://schemas.microsoft.com/sharepoint/v3/contenttype/forms">
-  <Display>DocumentLibraryForm</Display>
-  <Edit>DocumentLibraryForm</Edit>
-  <New>DocumentLibraryForm</New>
-</FormTemplates>
-</file>
-
-<file path=customXml/item3.xml><?xml version="1.0" encoding="utf-8"?>
-<b:Sources xmlns:b="http://schemas.openxmlformats.org/officeDocument/2006/bibliography" xmlns="http://schemas.openxmlformats.org/officeDocument/2006/bibliography" SelectedStyle="\APA.XSL" StyleName="APA"/>
-</file>
-
-<file path=customXml/item4.xml><?xml version="1.0" encoding="utf-8"?>
 <ct:contentTypeSchema xmlns:ct="http://schemas.microsoft.com/office/2006/metadata/contentType" xmlns:ma="http://schemas.microsoft.com/office/2006/metadata/properties/metaAttributes" ct:_="" ma:_="" ma:contentTypeName="Document" ma:contentTypeID="0x0101002BF875F1374C6A46AA9608446661C24C" ma:contentTypeVersion="6" ma:contentTypeDescription="Create a new document." ma:contentTypeScope="" ma:versionID="dd6b0f93125411fcdbc60b0ba28b992b">
   <xsd:schema xmlns:xsd="http://www.w3.org/2001/XMLSchema" xmlns:xs="http://www.w3.org/2001/XMLSchema" xmlns:p="http://schemas.microsoft.com/office/2006/metadata/properties" xmlns:ns3="ad9005d9-f216-4472-a89b-84e3ede58570" targetNamespace="http://schemas.microsoft.com/office/2006/metadata/properties" ma:root="true" ma:fieldsID="d1eb25d239017c3882d2cff0a49ef990" ns3:_="">
     <xsd:import namespace="ad9005d9-f216-4472-a89b-84e3ede58570"/>
@@ -4184,39 +9541,28 @@
 </ct:contentTypeSchema>
 </file>
 
-<file path=customXml/itemProps1.xml><?xml version="1.0" encoding="utf-8"?>
-<ds:datastoreItem xmlns:ds="http://schemas.openxmlformats.org/officeDocument/2006/customXml" ds:itemID="{CB393D55-B13C-4E76-8FDC-FFAC2192FFF8}">
-  <ds:schemaRefs>
-    <ds:schemaRef ds:uri="ad9005d9-f216-4472-a89b-84e3ede58570"/>
-    <ds:schemaRef ds:uri="http://schemas.microsoft.com/office/2006/documentManagement/types"/>
-    <ds:schemaRef ds:uri="http://purl.org/dc/elements/1.1/"/>
-    <ds:schemaRef ds:uri="http://schemas.microsoft.com/office/2006/metadata/properties"/>
-    <ds:schemaRef ds:uri="http://www.w3.org/XML/1998/namespace"/>
-    <ds:schemaRef ds:uri="http://purl.org/dc/terms/"/>
-    <ds:schemaRef ds:uri="http://purl.org/dc/dcmitype/"/>
-    <ds:schemaRef ds:uri="http://schemas.microsoft.com/office/infopath/2007/PartnerControls"/>
-    <ds:schemaRef ds:uri="http://schemas.openxmlformats.org/package/2006/metadata/core-properties"/>
-  </ds:schemaRefs>
-</ds:datastoreItem>
+<file path=customXml/item2.xml><?xml version="1.0" encoding="utf-8"?>
+<b:Sources xmlns:b="http://schemas.openxmlformats.org/officeDocument/2006/bibliography" xmlns="http://schemas.openxmlformats.org/officeDocument/2006/bibliography" SelectedStyle="\APA.XSL" StyleName="APA"/>
 </file>
 
-<file path=customXml/itemProps2.xml><?xml version="1.0" encoding="utf-8"?>
-<ds:datastoreItem xmlns:ds="http://schemas.openxmlformats.org/officeDocument/2006/customXml" ds:itemID="{538C8286-4EEE-479A-B372-E68F9B602280}">
-  <ds:schemaRefs>
-    <ds:schemaRef ds:uri="http://schemas.microsoft.com/sharepoint/v3/contenttype/forms"/>
-  </ds:schemaRefs>
-</ds:datastoreItem>
+<file path=customXml/item3.xml><?xml version="1.0" encoding="utf-8"?>
+<?mso-contentType ?>
+<FormTemplates xmlns="http://schemas.microsoft.com/sharepoint/v3/contenttype/forms">
+  <Display>DocumentLibraryForm</Display>
+  <Edit>DocumentLibraryForm</Edit>
+  <New>DocumentLibraryForm</New>
+</FormTemplates>
 </file>
 
-<file path=customXml/itemProps3.xml><?xml version="1.0" encoding="utf-8"?>
-<ds:datastoreItem xmlns:ds="http://schemas.openxmlformats.org/officeDocument/2006/customXml" ds:itemID="{9E966C7F-158E-4883-86A6-4454069232BB}">
-  <ds:schemaRefs>
-    <ds:schemaRef ds:uri="http://schemas.openxmlformats.org/officeDocument/2006/bibliography"/>
-  </ds:schemaRefs>
-</ds:datastoreItem>
+<file path=customXml/item4.xml><?xml version="1.0" encoding="utf-8"?>
+<p:properties xmlns:p="http://schemas.microsoft.com/office/2006/metadata/properties" xmlns:xsi="http://www.w3.org/2001/XMLSchema-instance" xmlns:pc="http://schemas.microsoft.com/office/infopath/2007/PartnerControls">
+  <documentManagement>
+    <_activity xmlns="ad9005d9-f216-4472-a89b-84e3ede58570" xsi:nil="true"/>
+  </documentManagement>
+</p:properties>
 </file>
 
-<file path=customXml/itemProps4.xml><?xml version="1.0" encoding="utf-8"?>
+<file path=customXml/itemProps1.xml><?xml version="1.0" encoding="utf-8"?>
 <ds:datastoreItem xmlns:ds="http://schemas.openxmlformats.org/officeDocument/2006/customXml" ds:itemID="{FA28C80F-A9AC-4596-8D7C-76F7C2560889}">
   <ds:schemaRefs>
     <ds:schemaRef ds:uri="http://schemas.microsoft.com/office/2006/metadata/contentType"/>
@@ -4232,4 +9578,30 @@
     <ds:schemaRef ds:uri="http://schemas.microsoft.com/internal/obd"/>
   </ds:schemaRefs>
 </ds:datastoreItem>
+</file>
+
+<file path=customXml/itemProps2.xml><?xml version="1.0" encoding="utf-8"?>
+<ds:datastoreItem xmlns:ds="http://schemas.openxmlformats.org/officeDocument/2006/customXml" ds:itemID="{9E966C7F-158E-4883-86A6-4454069232BB}">
+  <ds:schemaRefs>
+    <ds:schemaRef ds:uri="http://schemas.openxmlformats.org/officeDocument/2006/bibliography"/>
+  </ds:schemaRefs>
+</ds:datastoreItem>
+</file>
+
+<file path=customXml/itemProps3.xml><?xml version="1.0" encoding="utf-8"?>
+<ds:datastoreItem xmlns:ds="http://schemas.openxmlformats.org/officeDocument/2006/customXml" ds:itemID="{538C8286-4EEE-479A-B372-E68F9B602280}">
+  <ds:schemaRefs>
+    <ds:schemaRef ds:uri="http://schemas.microsoft.com/sharepoint/v3/contenttype/forms"/>
+  </ds:schemaRefs>
+</ds:datastoreItem>
+</file>
+
+<file path=customXml/itemProps4.xml><?xml version="1.0" encoding="utf-8"?>
+<ds:datastoreItem xmlns:ds="http://schemas.openxmlformats.org/officeDocument/2006/customXml" ds:itemID="{CB393D55-B13C-4E76-8FDC-FFAC2192FFF8}">
+  <ds:schemaRefs>
+    <ds:schemaRef ds:uri="http://schemas.microsoft.com/office/2006/metadata/properties"/>
+    <ds:schemaRef ds:uri="http://schemas.microsoft.com/office/infopath/2007/PartnerControls"/>
+    <ds:schemaRef ds:uri="ad9005d9-f216-4472-a89b-84e3ede58570"/>
+  </ds:schemaRefs>
+</ds:datastoreItem>
 </file>